--- a/docs/Отчёт о реализации SweetWave.docx
+++ b/docs/Отчёт о реализации SweetWave.docx
@@ -5,22 +5,73 @@
     <w:p>
       <w:pPr>
         <w:pStyle w:val="a3"/>
-      </w:pPr>
-      <w:r>
-        <w:t>Отчёт о реализации проекта SweetWave</w:t>
-      </w:r>
+        <w:rPr>
+          <w:rFonts w:ascii="Times New Roman" w:hAnsi="Times New Roman" w:cs="Times New Roman"/>
+          <w:color w:val="000000" w:themeColor="text1"/>
+        </w:rPr>
+      </w:pPr>
+      <w:r>
+        <w:rPr>
+          <w:rFonts w:ascii="Times New Roman" w:hAnsi="Times New Roman" w:cs="Times New Roman"/>
+          <w:color w:val="000000" w:themeColor="text1"/>
+        </w:rPr>
+        <w:t xml:space="preserve">Отчёт о реализации проекта </w:t>
+      </w:r>
+      <w:proofErr w:type="spellStart"/>
+      <w:r>
+        <w:rPr>
+          <w:rFonts w:ascii="Times New Roman" w:hAnsi="Times New Roman" w:cs="Times New Roman"/>
+          <w:color w:val="000000" w:themeColor="text1"/>
+        </w:rPr>
+        <w:t>SweetWave</w:t>
+      </w:r>
+      <w:proofErr w:type="spellEnd"/>
     </w:p>
     <w:p>
       <w:pPr>
         <w:pStyle w:val="1"/>
-      </w:pPr>
-      <w:r>
+        <w:rPr>
+          <w:rFonts w:ascii="Times New Roman" w:hAnsi="Times New Roman" w:cs="Times New Roman"/>
+          <w:color w:val="000000" w:themeColor="text1"/>
+        </w:rPr>
+      </w:pPr>
+      <w:r>
+        <w:rPr>
+          <w:rFonts w:ascii="Times New Roman" w:hAnsi="Times New Roman" w:cs="Times New Roman"/>
+          <w:color w:val="000000" w:themeColor="text1"/>
+        </w:rPr>
         <w:t>1. Общие сведения</w:t>
       </w:r>
     </w:p>
     <w:p>
-      <w:r>
-        <w:t>Проект SweetWave — маркетплейс кондитерских изделий между Якутией и ДНР со сборными доставками («волнами»). Реализован с нуля по техническому заданию: минимально жизнеспособный, но качественно написанный проект с приоритетом читаемости кода, архитектурных принципов и тестируемости бизнес-логики.</w:t>
+      <w:pPr>
+        <w:rPr>
+          <w:rFonts w:ascii="Times New Roman" w:hAnsi="Times New Roman" w:cs="Times New Roman"/>
+          <w:color w:val="000000" w:themeColor="text1"/>
+        </w:rPr>
+      </w:pPr>
+      <w:r>
+        <w:rPr>
+          <w:rFonts w:ascii="Times New Roman" w:hAnsi="Times New Roman" w:cs="Times New Roman"/>
+          <w:color w:val="000000" w:themeColor="text1"/>
+        </w:rPr>
+        <w:t xml:space="preserve">Проект </w:t>
+      </w:r>
+      <w:proofErr w:type="spellStart"/>
+      <w:r>
+        <w:rPr>
+          <w:rFonts w:ascii="Times New Roman" w:hAnsi="Times New Roman" w:cs="Times New Roman"/>
+          <w:color w:val="000000" w:themeColor="text1"/>
+        </w:rPr>
+        <w:t>SweetWave</w:t>
+      </w:r>
+      <w:proofErr w:type="spellEnd"/>
+      <w:r>
+        <w:rPr>
+          <w:rFonts w:ascii="Times New Roman" w:hAnsi="Times New Roman" w:cs="Times New Roman"/>
+          <w:color w:val="000000" w:themeColor="text1"/>
+        </w:rPr>
+        <w:t xml:space="preserve"> — маркетплейс кондитерских изделий между Якутией и ДНР со сборными доставками («волнами»). Реализован с нуля по техническому заданию: минимально жизнеспособный, но качественно написанный проект с приоритетом читаемости кода, архитектурных принципов и тестируемости бизнес-логики.</w:t>
       </w:r>
     </w:p>
     <w:p>
@@ -30,8 +81,16 @@
           <w:ilvl w:val="0"/>
           <w:numId w:val="1"/>
         </w:numPr>
-      </w:pPr>
-      <w:r>
+        <w:rPr>
+          <w:rFonts w:ascii="Times New Roman" w:hAnsi="Times New Roman" w:cs="Times New Roman"/>
+          <w:color w:val="000000" w:themeColor="text1"/>
+        </w:rPr>
+      </w:pPr>
+      <w:r>
+        <w:rPr>
+          <w:rFonts w:ascii="Times New Roman" w:hAnsi="Times New Roman" w:cs="Times New Roman"/>
+          <w:color w:val="000000" w:themeColor="text1"/>
+        </w:rPr>
         <w:t>Решение: SweetWave.sln</w:t>
       </w:r>
     </w:p>
@@ -42,9 +101,62 @@
           <w:ilvl w:val="0"/>
           <w:numId w:val="1"/>
         </w:numPr>
-      </w:pPr>
-      <w:r>
-        <w:t>Приложение: src/SweetWave.Web (ASP.NET Core Razor Pages, .NET 8)</w:t>
+        <w:rPr>
+          <w:rFonts w:ascii="Times New Roman" w:hAnsi="Times New Roman" w:cs="Times New Roman"/>
+          <w:color w:val="000000" w:themeColor="text1"/>
+          <w:lang w:val="en-US"/>
+        </w:rPr>
+      </w:pPr>
+      <w:r>
+        <w:rPr>
+          <w:rFonts w:ascii="Times New Roman" w:hAnsi="Times New Roman" w:cs="Times New Roman"/>
+          <w:color w:val="000000" w:themeColor="text1"/>
+        </w:rPr>
+        <w:t>Приложение</w:t>
+      </w:r>
+      <w:r>
+        <w:rPr>
+          <w:rFonts w:ascii="Times New Roman" w:hAnsi="Times New Roman" w:cs="Times New Roman"/>
+          <w:color w:val="000000" w:themeColor="text1"/>
+          <w:lang w:val="en-US"/>
+        </w:rPr>
+        <w:t xml:space="preserve">: </w:t>
+      </w:r>
+      <w:proofErr w:type="spellStart"/>
+      <w:r>
+        <w:rPr>
+          <w:rFonts w:ascii="Times New Roman" w:hAnsi="Times New Roman" w:cs="Times New Roman"/>
+          <w:color w:val="000000" w:themeColor="text1"/>
+          <w:lang w:val="en-US"/>
+        </w:rPr>
+        <w:t>src</w:t>
+      </w:r>
+      <w:proofErr w:type="spellEnd"/>
+      <w:r>
+        <w:rPr>
+          <w:rFonts w:ascii="Times New Roman" w:hAnsi="Times New Roman" w:cs="Times New Roman"/>
+          <w:color w:val="000000" w:themeColor="text1"/>
+          <w:lang w:val="en-US"/>
+        </w:rPr>
+        <w:t>/</w:t>
+      </w:r>
+      <w:proofErr w:type="spellStart"/>
+      <w:r>
+        <w:rPr>
+          <w:rFonts w:ascii="Times New Roman" w:hAnsi="Times New Roman" w:cs="Times New Roman"/>
+          <w:color w:val="000000" w:themeColor="text1"/>
+          <w:lang w:val="en-US"/>
+        </w:rPr>
+        <w:t>SweetWave.Web</w:t>
+      </w:r>
+      <w:proofErr w:type="spellEnd"/>
+      <w:r>
+        <w:rPr>
+          <w:rFonts w:ascii="Times New Roman" w:hAnsi="Times New Roman" w:cs="Times New Roman"/>
+          <w:color w:val="000000" w:themeColor="text1"/>
+          <w:lang w:val="en-US"/>
+        </w:rPr>
+        <w:t xml:space="preserve"> (ASP.NET Core Razor Pages, .NET 8)</w:t>
       </w:r>
     </w:p>
     <w:p>
@@ -54,9 +166,62 @@
           <w:ilvl w:val="0"/>
           <w:numId w:val="1"/>
         </w:numPr>
-      </w:pPr>
-      <w:r>
-        <w:t>Тесты: tests/SweetWave.Tests (xUnit)</w:t>
+        <w:rPr>
+          <w:rFonts w:ascii="Times New Roman" w:hAnsi="Times New Roman" w:cs="Times New Roman"/>
+          <w:color w:val="000000" w:themeColor="text1"/>
+          <w:lang w:val="en-US"/>
+        </w:rPr>
+      </w:pPr>
+      <w:r>
+        <w:rPr>
+          <w:rFonts w:ascii="Times New Roman" w:hAnsi="Times New Roman" w:cs="Times New Roman"/>
+          <w:color w:val="000000" w:themeColor="text1"/>
+        </w:rPr>
+        <w:t>Тесты</w:t>
+      </w:r>
+      <w:r>
+        <w:rPr>
+          <w:rFonts w:ascii="Times New Roman" w:hAnsi="Times New Roman" w:cs="Times New Roman"/>
+          <w:color w:val="000000" w:themeColor="text1"/>
+          <w:lang w:val="en-US"/>
+        </w:rPr>
+        <w:t>: tests/</w:t>
+      </w:r>
+      <w:proofErr w:type="spellStart"/>
+      <w:r>
+        <w:rPr>
+          <w:rFonts w:ascii="Times New Roman" w:hAnsi="Times New Roman" w:cs="Times New Roman"/>
+          <w:color w:val="000000" w:themeColor="text1"/>
+          <w:lang w:val="en-US"/>
+        </w:rPr>
+        <w:t>SweetWave.Tests</w:t>
+      </w:r>
+      <w:proofErr w:type="spellEnd"/>
+      <w:r>
+        <w:rPr>
+          <w:rFonts w:ascii="Times New Roman" w:hAnsi="Times New Roman" w:cs="Times New Roman"/>
+          <w:color w:val="000000" w:themeColor="text1"/>
+          <w:lang w:val="en-US"/>
+        </w:rPr>
+        <w:t xml:space="preserve"> (</w:t>
+      </w:r>
+      <w:proofErr w:type="spellStart"/>
+      <w:r>
+        <w:rPr>
+          <w:rFonts w:ascii="Times New Roman" w:hAnsi="Times New Roman" w:cs="Times New Roman"/>
+          <w:color w:val="000000" w:themeColor="text1"/>
+          <w:lang w:val="en-US"/>
+        </w:rPr>
+        <w:t>xUnit</w:t>
+      </w:r>
+      <w:proofErr w:type="spellEnd"/>
+      <w:r>
+        <w:rPr>
+          <w:rFonts w:ascii="Times New Roman" w:hAnsi="Times New Roman" w:cs="Times New Roman"/>
+          <w:color w:val="000000" w:themeColor="text1"/>
+          <w:lang w:val="en-US"/>
+        </w:rPr>
+        <w:t>)</w:t>
       </w:r>
     </w:p>
     <w:p>
@@ -66,9 +231,33 @@
           <w:ilvl w:val="0"/>
           <w:numId w:val="1"/>
         </w:numPr>
-      </w:pPr>
-      <w:r>
-        <w:t>Корневое пространство имён: SweetWave.Web, далее по папкам</w:t>
+        <w:rPr>
+          <w:rFonts w:ascii="Times New Roman" w:hAnsi="Times New Roman" w:cs="Times New Roman"/>
+          <w:color w:val="000000" w:themeColor="text1"/>
+        </w:rPr>
+      </w:pPr>
+      <w:r>
+        <w:rPr>
+          <w:rFonts w:ascii="Times New Roman" w:hAnsi="Times New Roman" w:cs="Times New Roman"/>
+          <w:color w:val="000000" w:themeColor="text1"/>
+        </w:rPr>
+        <w:t xml:space="preserve">Корневое пространство имён: </w:t>
+      </w:r>
+      <w:proofErr w:type="spellStart"/>
+      <w:r>
+        <w:rPr>
+          <w:rFonts w:ascii="Times New Roman" w:hAnsi="Times New Roman" w:cs="Times New Roman"/>
+          <w:color w:val="000000" w:themeColor="text1"/>
+        </w:rPr>
+        <w:t>SweetWave.Web</w:t>
+      </w:r>
+      <w:proofErr w:type="spellEnd"/>
+      <w:r>
+        <w:rPr>
+          <w:rFonts w:ascii="Times New Roman" w:hAnsi="Times New Roman" w:cs="Times New Roman"/>
+          <w:color w:val="000000" w:themeColor="text1"/>
+        </w:rPr>
+        <w:t>, далее по папкам</w:t>
       </w:r>
     </w:p>
     <w:p>
@@ -78,9 +267,33 @@
           <w:ilvl w:val="0"/>
           <w:numId w:val="1"/>
         </w:numPr>
-      </w:pPr>
-      <w:r>
-        <w:t>Язык интерфейса: русский, культура ru-RU, валюта — рубли</w:t>
+        <w:rPr>
+          <w:rFonts w:ascii="Times New Roman" w:hAnsi="Times New Roman" w:cs="Times New Roman"/>
+          <w:color w:val="000000" w:themeColor="text1"/>
+        </w:rPr>
+      </w:pPr>
+      <w:r>
+        <w:rPr>
+          <w:rFonts w:ascii="Times New Roman" w:hAnsi="Times New Roman" w:cs="Times New Roman"/>
+          <w:color w:val="000000" w:themeColor="text1"/>
+        </w:rPr>
+        <w:t xml:space="preserve">Язык интерфейса: русский, культура </w:t>
+      </w:r>
+      <w:proofErr w:type="spellStart"/>
+      <w:r>
+        <w:rPr>
+          <w:rFonts w:ascii="Times New Roman" w:hAnsi="Times New Roman" w:cs="Times New Roman"/>
+          <w:color w:val="000000" w:themeColor="text1"/>
+        </w:rPr>
+        <w:t>ru</w:t>
+      </w:r>
+      <w:proofErr w:type="spellEnd"/>
+      <w:r>
+        <w:rPr>
+          <w:rFonts w:ascii="Times New Roman" w:hAnsi="Times New Roman" w:cs="Times New Roman"/>
+          <w:color w:val="000000" w:themeColor="text1"/>
+        </w:rPr>
+        <w:t>-RU, валюта — рубли</w:t>
       </w:r>
     </w:p>
     <w:p>
@@ -90,16 +303,64 @@
           <w:ilvl w:val="0"/>
           <w:numId w:val="1"/>
         </w:numPr>
-      </w:pPr>
-      <w:r>
-        <w:t>Язык кода и имён: английский; все комментарии (XML-doc и inline) — русские</w:t>
+        <w:rPr>
+          <w:rFonts w:ascii="Times New Roman" w:hAnsi="Times New Roman" w:cs="Times New Roman"/>
+          <w:color w:val="000000" w:themeColor="text1"/>
+        </w:rPr>
+      </w:pPr>
+      <w:r>
+        <w:rPr>
+          <w:rFonts w:ascii="Times New Roman" w:hAnsi="Times New Roman" w:cs="Times New Roman"/>
+          <w:color w:val="000000" w:themeColor="text1"/>
+        </w:rPr>
+        <w:t>Язык кода и имён: английский; все комментарии (XML-</w:t>
+      </w:r>
+      <w:proofErr w:type="spellStart"/>
+      <w:r>
+        <w:rPr>
+          <w:rFonts w:ascii="Times New Roman" w:hAnsi="Times New Roman" w:cs="Times New Roman"/>
+          <w:color w:val="000000" w:themeColor="text1"/>
+        </w:rPr>
+        <w:t>doc</w:t>
+      </w:r>
+      <w:proofErr w:type="spellEnd"/>
+      <w:r>
+        <w:rPr>
+          <w:rFonts w:ascii="Times New Roman" w:hAnsi="Times New Roman" w:cs="Times New Roman"/>
+          <w:color w:val="000000" w:themeColor="text1"/>
+        </w:rPr>
+        <w:t xml:space="preserve"> и </w:t>
+      </w:r>
+      <w:proofErr w:type="spellStart"/>
+      <w:r>
+        <w:rPr>
+          <w:rFonts w:ascii="Times New Roman" w:hAnsi="Times New Roman" w:cs="Times New Roman"/>
+          <w:color w:val="000000" w:themeColor="text1"/>
+        </w:rPr>
+        <w:t>inline</w:t>
+      </w:r>
+      <w:proofErr w:type="spellEnd"/>
+      <w:r>
+        <w:rPr>
+          <w:rFonts w:ascii="Times New Roman" w:hAnsi="Times New Roman" w:cs="Times New Roman"/>
+          <w:color w:val="000000" w:themeColor="text1"/>
+        </w:rPr>
+        <w:t>) — русские</w:t>
       </w:r>
     </w:p>
     <w:p>
       <w:pPr>
         <w:pStyle w:val="1"/>
-      </w:pPr>
-      <w:r>
+        <w:rPr>
+          <w:rFonts w:ascii="Times New Roman" w:hAnsi="Times New Roman" w:cs="Times New Roman"/>
+          <w:color w:val="000000" w:themeColor="text1"/>
+        </w:rPr>
+      </w:pPr>
+      <w:r>
+        <w:rPr>
+          <w:rFonts w:ascii="Times New Roman" w:hAnsi="Times New Roman" w:cs="Times New Roman"/>
+          <w:color w:val="000000" w:themeColor="text1"/>
+        </w:rPr>
         <w:t>2. Технологии</w:t>
       </w:r>
     </w:p>
@@ -122,64 +383,6 @@
         <w:gridCol w:w="4973"/>
       </w:tblGrid>
       <w:tr>
-        <w:tblPrEx>
-          <w:tblCellMar>
-            <w:top w:w="0" w:type="dxa"/>
-            <w:bottom w:w="0" w:type="dxa"/>
-          </w:tblCellMar>
-        </w:tblPrEx>
-        <w:tc>
-          <w:tcPr>
-            <w:tcW w:w="4973" w:type="dxa"/>
-            <w:shd w:val="clear" w:color="auto" w:fill="E6E6E6"/>
-          </w:tcPr>
-          <w:p>
-            <w:pPr>
-              <w:spacing w:after="0"/>
-              <w:rPr>
-                <w:b/>
-                <w:sz w:val="20"/>
-              </w:rPr>
-            </w:pPr>
-            <w:r>
-              <w:rPr>
-                <w:b/>
-                <w:sz w:val="20"/>
-              </w:rPr>
-              <w:t>Компонент</w:t>
-            </w:r>
-          </w:p>
-        </w:tc>
-        <w:tc>
-          <w:tcPr>
-            <w:tcW w:w="4973" w:type="dxa"/>
-            <w:shd w:val="clear" w:color="auto" w:fill="E6E6E6"/>
-          </w:tcPr>
-          <w:p>
-            <w:pPr>
-              <w:spacing w:after="0"/>
-              <w:rPr>
-                <w:b/>
-                <w:sz w:val="20"/>
-              </w:rPr>
-            </w:pPr>
-            <w:r>
-              <w:rPr>
-                <w:b/>
-                <w:sz w:val="20"/>
-              </w:rPr>
-              <w:t>Решение</w:t>
-            </w:r>
-          </w:p>
-        </w:tc>
-      </w:tr>
-      <w:tr>
-        <w:tblPrEx>
-          <w:tblCellMar>
-            <w:top w:w="0" w:type="dxa"/>
-            <w:bottom w:w="0" w:type="dxa"/>
-          </w:tblCellMar>
-        </w:tblPrEx>
         <w:tc>
           <w:tcPr>
             <w:tcW w:w="4973" w:type="dxa"/>
@@ -188,14 +391,20 @@
             <w:pPr>
               <w:spacing w:after="0"/>
               <w:rPr>
+                <w:rFonts w:ascii="Times New Roman" w:hAnsi="Times New Roman" w:cs="Times New Roman"/>
+                <w:b/>
+                <w:color w:val="000000" w:themeColor="text1"/>
                 <w:sz w:val="20"/>
               </w:rPr>
             </w:pPr>
             <w:r>
               <w:rPr>
-                <w:sz w:val="20"/>
-              </w:rPr>
-              <w:t>Веб-фреймворк</w:t>
+                <w:rFonts w:ascii="Times New Roman" w:hAnsi="Times New Roman" w:cs="Times New Roman"/>
+                <w:b/>
+                <w:color w:val="000000" w:themeColor="text1"/>
+                <w:sz w:val="20"/>
+              </w:rPr>
+              <w:t>Компонент</w:t>
             </w:r>
           </w:p>
         </w:tc>
@@ -207,25 +416,25 @@
             <w:pPr>
               <w:spacing w:after="0"/>
               <w:rPr>
+                <w:rFonts w:ascii="Times New Roman" w:hAnsi="Times New Roman" w:cs="Times New Roman"/>
+                <w:b/>
+                <w:color w:val="000000" w:themeColor="text1"/>
                 <w:sz w:val="20"/>
               </w:rPr>
             </w:pPr>
             <w:r>
               <w:rPr>
-                <w:sz w:val="20"/>
-              </w:rPr>
-              <w:t>ASP.NET Core Razor Pages, C# (LangVersion latest), Nullable включён</w:t>
+                <w:rFonts w:ascii="Times New Roman" w:hAnsi="Times New Roman" w:cs="Times New Roman"/>
+                <w:b/>
+                <w:color w:val="000000" w:themeColor="text1"/>
+                <w:sz w:val="20"/>
+              </w:rPr>
+              <w:t>Решение</w:t>
             </w:r>
           </w:p>
         </w:tc>
       </w:tr>
       <w:tr>
-        <w:tblPrEx>
-          <w:tblCellMar>
-            <w:top w:w="0" w:type="dxa"/>
-            <w:bottom w:w="0" w:type="dxa"/>
-          </w:tblCellMar>
-        </w:tblPrEx>
         <w:tc>
           <w:tcPr>
             <w:tcW w:w="4973" w:type="dxa"/>
@@ -234,14 +443,18 @@
             <w:pPr>
               <w:spacing w:after="0"/>
               <w:rPr>
+                <w:rFonts w:ascii="Times New Roman" w:hAnsi="Times New Roman" w:cs="Times New Roman"/>
+                <w:color w:val="000000" w:themeColor="text1"/>
                 <w:sz w:val="20"/>
               </w:rPr>
             </w:pPr>
             <w:r>
               <w:rPr>
-                <w:sz w:val="20"/>
-              </w:rPr>
-              <w:t>Хранилище</w:t>
+                <w:rFonts w:ascii="Times New Roman" w:hAnsi="Times New Roman" w:cs="Times New Roman"/>
+                <w:color w:val="000000" w:themeColor="text1"/>
+                <w:sz w:val="20"/>
+              </w:rPr>
+              <w:t>Веб-фреймворк</w:t>
             </w:r>
           </w:p>
         </w:tc>
@@ -253,25 +466,53 @@
             <w:pPr>
               <w:spacing w:after="0"/>
               <w:rPr>
-                <w:sz w:val="20"/>
+                <w:rFonts w:ascii="Times New Roman" w:hAnsi="Times New Roman" w:cs="Times New Roman"/>
+                <w:color w:val="000000" w:themeColor="text1"/>
+                <w:sz w:val="20"/>
+                <w:lang w:val="en-US"/>
               </w:rPr>
             </w:pPr>
             <w:r>
               <w:rPr>
-                <w:sz w:val="20"/>
-              </w:rPr>
-              <w:t>EF Core 8 + SQLite, миграции, автоматическое создание базы</w:t>
+                <w:rFonts w:ascii="Times New Roman" w:hAnsi="Times New Roman" w:cs="Times New Roman"/>
+                <w:color w:val="000000" w:themeColor="text1"/>
+                <w:sz w:val="20"/>
+                <w:lang w:val="en-US"/>
+              </w:rPr>
+              <w:t>ASP.NET Core Razor Pages, C# (</w:t>
+            </w:r>
+            <w:proofErr w:type="spellStart"/>
+            <w:r>
+              <w:rPr>
+                <w:rFonts w:ascii="Times New Roman" w:hAnsi="Times New Roman" w:cs="Times New Roman"/>
+                <w:color w:val="000000" w:themeColor="text1"/>
+                <w:sz w:val="20"/>
+                <w:lang w:val="en-US"/>
+              </w:rPr>
+              <w:t>LangVersion</w:t>
+            </w:r>
+            <w:proofErr w:type="spellEnd"/>
+            <w:r>
+              <w:rPr>
+                <w:rFonts w:ascii="Times New Roman" w:hAnsi="Times New Roman" w:cs="Times New Roman"/>
+                <w:color w:val="000000" w:themeColor="text1"/>
+                <w:sz w:val="20"/>
+                <w:lang w:val="en-US"/>
+              </w:rPr>
+              <w:t xml:space="preserve"> latest), Nullable </w:t>
+            </w:r>
+            <w:r>
+              <w:rPr>
+                <w:rFonts w:ascii="Times New Roman" w:hAnsi="Times New Roman" w:cs="Times New Roman"/>
+                <w:color w:val="000000" w:themeColor="text1"/>
+                <w:sz w:val="20"/>
+              </w:rPr>
+              <w:t>включён</w:t>
             </w:r>
           </w:p>
         </w:tc>
       </w:tr>
       <w:tr>
-        <w:tblPrEx>
-          <w:tblCellMar>
-            <w:top w:w="0" w:type="dxa"/>
-            <w:bottom w:w="0" w:type="dxa"/>
-          </w:tblCellMar>
-        </w:tblPrEx>
         <w:tc>
           <w:tcPr>
             <w:tcW w:w="4973" w:type="dxa"/>
@@ -280,14 +521,18 @@
             <w:pPr>
               <w:spacing w:after="0"/>
               <w:rPr>
+                <w:rFonts w:ascii="Times New Roman" w:hAnsi="Times New Roman" w:cs="Times New Roman"/>
+                <w:color w:val="000000" w:themeColor="text1"/>
                 <w:sz w:val="20"/>
               </w:rPr>
             </w:pPr>
             <w:r>
               <w:rPr>
-                <w:sz w:val="20"/>
-              </w:rPr>
-              <w:t>Аутентификация</w:t>
+                <w:rFonts w:ascii="Times New Roman" w:hAnsi="Times New Roman" w:cs="Times New Roman"/>
+                <w:color w:val="000000" w:themeColor="text1"/>
+                <w:sz w:val="20"/>
+              </w:rPr>
+              <w:t>Хранилище</w:t>
             </w:r>
           </w:p>
         </w:tc>
@@ -299,25 +544,41 @@
             <w:pPr>
               <w:spacing w:after="0"/>
               <w:rPr>
+                <w:rFonts w:ascii="Times New Roman" w:hAnsi="Times New Roman" w:cs="Times New Roman"/>
+                <w:color w:val="000000" w:themeColor="text1"/>
                 <w:sz w:val="20"/>
               </w:rPr>
             </w:pPr>
             <w:r>
               <w:rPr>
-                <w:sz w:val="20"/>
-              </w:rPr>
-              <w:t>Cookie только для админки, HttpOnly + SameSite=Lax</w:t>
+                <w:rFonts w:ascii="Times New Roman" w:hAnsi="Times New Roman" w:cs="Times New Roman"/>
+                <w:color w:val="000000" w:themeColor="text1"/>
+                <w:sz w:val="20"/>
+              </w:rPr>
+              <w:t xml:space="preserve">EF Core 8 + </w:t>
+            </w:r>
+            <w:proofErr w:type="spellStart"/>
+            <w:r>
+              <w:rPr>
+                <w:rFonts w:ascii="Times New Roman" w:hAnsi="Times New Roman" w:cs="Times New Roman"/>
+                <w:color w:val="000000" w:themeColor="text1"/>
+                <w:sz w:val="20"/>
+              </w:rPr>
+              <w:t>SQLite</w:t>
+            </w:r>
+            <w:proofErr w:type="spellEnd"/>
+            <w:r>
+              <w:rPr>
+                <w:rFonts w:ascii="Times New Roman" w:hAnsi="Times New Roman" w:cs="Times New Roman"/>
+                <w:color w:val="000000" w:themeColor="text1"/>
+                <w:sz w:val="20"/>
+              </w:rPr>
+              <w:t>, миграции, автоматическое создание базы</w:t>
             </w:r>
           </w:p>
         </w:tc>
       </w:tr>
       <w:tr>
-        <w:tblPrEx>
-          <w:tblCellMar>
-            <w:top w:w="0" w:type="dxa"/>
-            <w:bottom w:w="0" w:type="dxa"/>
-          </w:tblCellMar>
-        </w:tblPrEx>
         <w:tc>
           <w:tcPr>
             <w:tcW w:w="4973" w:type="dxa"/>
@@ -326,14 +587,18 @@
             <w:pPr>
               <w:spacing w:after="0"/>
               <w:rPr>
+                <w:rFonts w:ascii="Times New Roman" w:hAnsi="Times New Roman" w:cs="Times New Roman"/>
+                <w:color w:val="000000" w:themeColor="text1"/>
                 <w:sz w:val="20"/>
               </w:rPr>
             </w:pPr>
             <w:r>
               <w:rPr>
-                <w:sz w:val="20"/>
-              </w:rPr>
-              <w:t>Корзина</w:t>
+                <w:rFonts w:ascii="Times New Roman" w:hAnsi="Times New Roman" w:cs="Times New Roman"/>
+                <w:color w:val="000000" w:themeColor="text1"/>
+                <w:sz w:val="20"/>
+              </w:rPr>
+              <w:t>Аутентификация</w:t>
             </w:r>
           </w:p>
         </w:tc>
@@ -345,25 +610,116 @@
             <w:pPr>
               <w:spacing w:after="0"/>
               <w:rPr>
-                <w:sz w:val="20"/>
+                <w:rFonts w:ascii="Times New Roman" w:hAnsi="Times New Roman" w:cs="Times New Roman"/>
+                <w:color w:val="000000" w:themeColor="text1"/>
+                <w:sz w:val="20"/>
+                <w:lang w:val="en-US"/>
               </w:rPr>
             </w:pPr>
             <w:r>
               <w:rPr>
-                <w:sz w:val="20"/>
-              </w:rPr>
-              <w:t>Session (только идентификаторы товаров и количества)</w:t>
+                <w:rFonts w:ascii="Times New Roman" w:hAnsi="Times New Roman" w:cs="Times New Roman"/>
+                <w:color w:val="000000" w:themeColor="text1"/>
+                <w:sz w:val="20"/>
+                <w:lang w:val="en-US"/>
+              </w:rPr>
+              <w:t xml:space="preserve">Cookie </w:t>
+            </w:r>
+            <w:r>
+              <w:rPr>
+                <w:rFonts w:ascii="Times New Roman" w:hAnsi="Times New Roman" w:cs="Times New Roman"/>
+                <w:color w:val="000000" w:themeColor="text1"/>
+                <w:sz w:val="20"/>
+              </w:rPr>
+              <w:t>только</w:t>
+            </w:r>
+            <w:r>
+              <w:rPr>
+                <w:rFonts w:ascii="Times New Roman" w:hAnsi="Times New Roman" w:cs="Times New Roman"/>
+                <w:color w:val="000000" w:themeColor="text1"/>
+                <w:sz w:val="20"/>
+                <w:lang w:val="en-US"/>
+              </w:rPr>
+              <w:t xml:space="preserve"> </w:t>
+            </w:r>
+            <w:r>
+              <w:rPr>
+                <w:rFonts w:ascii="Times New Roman" w:hAnsi="Times New Roman" w:cs="Times New Roman"/>
+                <w:color w:val="000000" w:themeColor="text1"/>
+                <w:sz w:val="20"/>
+              </w:rPr>
+              <w:t>для</w:t>
+            </w:r>
+            <w:r>
+              <w:rPr>
+                <w:rFonts w:ascii="Times New Roman" w:hAnsi="Times New Roman" w:cs="Times New Roman"/>
+                <w:color w:val="000000" w:themeColor="text1"/>
+                <w:sz w:val="20"/>
+                <w:lang w:val="en-US"/>
+              </w:rPr>
+              <w:t xml:space="preserve"> </w:t>
+            </w:r>
+            <w:r>
+              <w:rPr>
+                <w:rFonts w:ascii="Times New Roman" w:hAnsi="Times New Roman" w:cs="Times New Roman"/>
+                <w:color w:val="000000" w:themeColor="text1"/>
+                <w:sz w:val="20"/>
+              </w:rPr>
+              <w:t>админки</w:t>
+            </w:r>
+            <w:r>
+              <w:rPr>
+                <w:rFonts w:ascii="Times New Roman" w:hAnsi="Times New Roman" w:cs="Times New Roman"/>
+                <w:color w:val="000000" w:themeColor="text1"/>
+                <w:sz w:val="20"/>
+                <w:lang w:val="en-US"/>
+              </w:rPr>
+              <w:t xml:space="preserve">, </w:t>
+            </w:r>
+            <w:proofErr w:type="spellStart"/>
+            <w:r>
+              <w:rPr>
+                <w:rFonts w:ascii="Times New Roman" w:hAnsi="Times New Roman" w:cs="Times New Roman"/>
+                <w:color w:val="000000" w:themeColor="text1"/>
+                <w:sz w:val="20"/>
+                <w:lang w:val="en-US"/>
+              </w:rPr>
+              <w:t>HttpOnly</w:t>
+            </w:r>
+            <w:proofErr w:type="spellEnd"/>
+            <w:r>
+              <w:rPr>
+                <w:rFonts w:ascii="Times New Roman" w:hAnsi="Times New Roman" w:cs="Times New Roman"/>
+                <w:color w:val="000000" w:themeColor="text1"/>
+                <w:sz w:val="20"/>
+                <w:lang w:val="en-US"/>
+              </w:rPr>
+              <w:t xml:space="preserve"> + </w:t>
+            </w:r>
+            <w:proofErr w:type="spellStart"/>
+            <w:r>
+              <w:rPr>
+                <w:rFonts w:ascii="Times New Roman" w:hAnsi="Times New Roman" w:cs="Times New Roman"/>
+                <w:color w:val="000000" w:themeColor="text1"/>
+                <w:sz w:val="20"/>
+                <w:lang w:val="en-US"/>
+              </w:rPr>
+              <w:t>SameSite</w:t>
+            </w:r>
+            <w:proofErr w:type="spellEnd"/>
+            <w:r>
+              <w:rPr>
+                <w:rFonts w:ascii="Times New Roman" w:hAnsi="Times New Roman" w:cs="Times New Roman"/>
+                <w:color w:val="000000" w:themeColor="text1"/>
+                <w:sz w:val="20"/>
+                <w:lang w:val="en-US"/>
+              </w:rPr>
+              <w:t>=Lax</w:t>
             </w:r>
           </w:p>
         </w:tc>
       </w:tr>
       <w:tr>
-        <w:tblPrEx>
-          <w:tblCellMar>
-            <w:top w:w="0" w:type="dxa"/>
-            <w:bottom w:w="0" w:type="dxa"/>
-          </w:tblCellMar>
-        </w:tblPrEx>
         <w:tc>
           <w:tcPr>
             <w:tcW w:w="4973" w:type="dxa"/>
@@ -372,14 +728,18 @@
             <w:pPr>
               <w:spacing w:after="0"/>
               <w:rPr>
+                <w:rFonts w:ascii="Times New Roman" w:hAnsi="Times New Roman" w:cs="Times New Roman"/>
+                <w:color w:val="000000" w:themeColor="text1"/>
                 <w:sz w:val="20"/>
               </w:rPr>
             </w:pPr>
             <w:r>
               <w:rPr>
-                <w:sz w:val="20"/>
-              </w:rPr>
-              <w:t>Импорт каталога</w:t>
+                <w:rFonts w:ascii="Times New Roman" w:hAnsi="Times New Roman" w:cs="Times New Roman"/>
+                <w:color w:val="000000" w:themeColor="text1"/>
+                <w:sz w:val="20"/>
+              </w:rPr>
+              <w:t>Корзина</w:t>
             </w:r>
           </w:p>
         </w:tc>
@@ -391,25 +751,33 @@
             <w:pPr>
               <w:spacing w:after="0"/>
               <w:rPr>
+                <w:rFonts w:ascii="Times New Roman" w:hAnsi="Times New Roman" w:cs="Times New Roman"/>
+                <w:color w:val="000000" w:themeColor="text1"/>
                 <w:sz w:val="20"/>
               </w:rPr>
             </w:pPr>
-            <w:r>
-              <w:rPr>
-                <w:sz w:val="20"/>
-              </w:rPr>
-              <w:t>CsvHelper</w:t>
+            <w:proofErr w:type="spellStart"/>
+            <w:r>
+              <w:rPr>
+                <w:rFonts w:ascii="Times New Roman" w:hAnsi="Times New Roman" w:cs="Times New Roman"/>
+                <w:color w:val="000000" w:themeColor="text1"/>
+                <w:sz w:val="20"/>
+              </w:rPr>
+              <w:t>Session</w:t>
+            </w:r>
+            <w:proofErr w:type="spellEnd"/>
+            <w:r>
+              <w:rPr>
+                <w:rFonts w:ascii="Times New Roman" w:hAnsi="Times New Roman" w:cs="Times New Roman"/>
+                <w:color w:val="000000" w:themeColor="text1"/>
+                <w:sz w:val="20"/>
+              </w:rPr>
+              <w:t xml:space="preserve"> (только идентификаторы товаров и количества)</w:t>
             </w:r>
           </w:p>
         </w:tc>
       </w:tr>
       <w:tr>
-        <w:tblPrEx>
-          <w:tblCellMar>
-            <w:top w:w="0" w:type="dxa"/>
-            <w:bottom w:w="0" w:type="dxa"/>
-          </w:tblCellMar>
-        </w:tblPrEx>
         <w:tc>
           <w:tcPr>
             <w:tcW w:w="4973" w:type="dxa"/>
@@ -418,14 +786,18 @@
             <w:pPr>
               <w:spacing w:after="0"/>
               <w:rPr>
+                <w:rFonts w:ascii="Times New Roman" w:hAnsi="Times New Roman" w:cs="Times New Roman"/>
+                <w:color w:val="000000" w:themeColor="text1"/>
                 <w:sz w:val="20"/>
               </w:rPr>
             </w:pPr>
             <w:r>
               <w:rPr>
-                <w:sz w:val="20"/>
-              </w:rPr>
-              <w:t>Фронтенд</w:t>
+                <w:rFonts w:ascii="Times New Roman" w:hAnsi="Times New Roman" w:cs="Times New Roman"/>
+                <w:color w:val="000000" w:themeColor="text1"/>
+                <w:sz w:val="20"/>
+              </w:rPr>
+              <w:t>Импорт каталога</w:t>
             </w:r>
           </w:p>
         </w:tc>
@@ -437,25 +809,25 @@
             <w:pPr>
               <w:spacing w:after="0"/>
               <w:rPr>
+                <w:rFonts w:ascii="Times New Roman" w:hAnsi="Times New Roman" w:cs="Times New Roman"/>
+                <w:color w:val="000000" w:themeColor="text1"/>
                 <w:sz w:val="20"/>
               </w:rPr>
             </w:pPr>
-            <w:r>
-              <w:rPr>
-                <w:sz w:val="20"/>
-              </w:rPr>
-              <w:t>Bootstrap 5 из шаблона webapp, минимальный собственный CSS и JS</w:t>
-            </w:r>
+            <w:proofErr w:type="spellStart"/>
+            <w:r>
+              <w:rPr>
+                <w:rFonts w:ascii="Times New Roman" w:hAnsi="Times New Roman" w:cs="Times New Roman"/>
+                <w:color w:val="000000" w:themeColor="text1"/>
+                <w:sz w:val="20"/>
+              </w:rPr>
+              <w:t>CsvHelper</w:t>
+            </w:r>
+            <w:proofErr w:type="spellEnd"/>
           </w:p>
         </w:tc>
       </w:tr>
       <w:tr>
-        <w:tblPrEx>
-          <w:tblCellMar>
-            <w:top w:w="0" w:type="dxa"/>
-            <w:bottom w:w="0" w:type="dxa"/>
-          </w:tblCellMar>
-        </w:tblPrEx>
         <w:tc>
           <w:tcPr>
             <w:tcW w:w="4973" w:type="dxa"/>
@@ -464,14 +836,18 @@
             <w:pPr>
               <w:spacing w:after="0"/>
               <w:rPr>
+                <w:rFonts w:ascii="Times New Roman" w:hAnsi="Times New Roman" w:cs="Times New Roman"/>
+                <w:color w:val="000000" w:themeColor="text1"/>
                 <w:sz w:val="20"/>
               </w:rPr>
             </w:pPr>
             <w:r>
               <w:rPr>
-                <w:sz w:val="20"/>
-              </w:rPr>
-              <w:t>Тесты</w:t>
+                <w:rFonts w:ascii="Times New Roman" w:hAnsi="Times New Roman" w:cs="Times New Roman"/>
+                <w:color w:val="000000" w:themeColor="text1"/>
+                <w:sz w:val="20"/>
+              </w:rPr>
+              <w:t>Фронтенд</w:t>
             </w:r>
           </w:p>
         </w:tc>
@@ -483,25 +859,51 @@
             <w:pPr>
               <w:spacing w:after="0"/>
               <w:rPr>
+                <w:rFonts w:ascii="Times New Roman" w:hAnsi="Times New Roman" w:cs="Times New Roman"/>
+                <w:color w:val="000000" w:themeColor="text1"/>
                 <w:sz w:val="20"/>
               </w:rPr>
             </w:pPr>
-            <w:r>
-              <w:rPr>
-                <w:sz w:val="20"/>
-              </w:rPr>
-              <w:t>xUnit, 64 теста</w:t>
+            <w:proofErr w:type="spellStart"/>
+            <w:r>
+              <w:rPr>
+                <w:rFonts w:ascii="Times New Roman" w:hAnsi="Times New Roman" w:cs="Times New Roman"/>
+                <w:color w:val="000000" w:themeColor="text1"/>
+                <w:sz w:val="20"/>
+              </w:rPr>
+              <w:t>Bootstrap</w:t>
+            </w:r>
+            <w:proofErr w:type="spellEnd"/>
+            <w:r>
+              <w:rPr>
+                <w:rFonts w:ascii="Times New Roman" w:hAnsi="Times New Roman" w:cs="Times New Roman"/>
+                <w:color w:val="000000" w:themeColor="text1"/>
+                <w:sz w:val="20"/>
+              </w:rPr>
+              <w:t xml:space="preserve"> 5 из шаблона </w:t>
+            </w:r>
+            <w:proofErr w:type="spellStart"/>
+            <w:r>
+              <w:rPr>
+                <w:rFonts w:ascii="Times New Roman" w:hAnsi="Times New Roman" w:cs="Times New Roman"/>
+                <w:color w:val="000000" w:themeColor="text1"/>
+                <w:sz w:val="20"/>
+              </w:rPr>
+              <w:t>webapp</w:t>
+            </w:r>
+            <w:proofErr w:type="spellEnd"/>
+            <w:r>
+              <w:rPr>
+                <w:rFonts w:ascii="Times New Roman" w:hAnsi="Times New Roman" w:cs="Times New Roman"/>
+                <w:color w:val="000000" w:themeColor="text1"/>
+                <w:sz w:val="20"/>
+              </w:rPr>
+              <w:t>, минимальный собственный CSS и JS</w:t>
             </w:r>
           </w:p>
         </w:tc>
       </w:tr>
       <w:tr>
-        <w:tblPrEx>
-          <w:tblCellMar>
-            <w:top w:w="0" w:type="dxa"/>
-            <w:bottom w:w="0" w:type="dxa"/>
-          </w:tblCellMar>
-        </w:tblPrEx>
         <w:tc>
           <w:tcPr>
             <w:tcW w:w="4973" w:type="dxa"/>
@@ -510,14 +912,18 @@
             <w:pPr>
               <w:spacing w:after="0"/>
               <w:rPr>
+                <w:rFonts w:ascii="Times New Roman" w:hAnsi="Times New Roman" w:cs="Times New Roman"/>
+                <w:color w:val="000000" w:themeColor="text1"/>
                 <w:sz w:val="20"/>
               </w:rPr>
             </w:pPr>
             <w:r>
               <w:rPr>
-                <w:sz w:val="20"/>
-              </w:rPr>
-              <w:t>Анализ кода</w:t>
+                <w:rFonts w:ascii="Times New Roman" w:hAnsi="Times New Roman" w:cs="Times New Roman"/>
+                <w:color w:val="000000" w:themeColor="text1"/>
+                <w:sz w:val="20"/>
+              </w:rPr>
+              <w:t>Тесты</w:t>
             </w:r>
           </w:p>
         </w:tc>
@@ -529,33 +935,163 @@
             <w:pPr>
               <w:spacing w:after="0"/>
               <w:rPr>
+                <w:rFonts w:ascii="Times New Roman" w:hAnsi="Times New Roman" w:cs="Times New Roman"/>
+                <w:color w:val="000000" w:themeColor="text1"/>
                 <w:sz w:val="20"/>
               </w:rPr>
             </w:pPr>
-            <w:r>
-              <w:rPr>
-                <w:sz w:val="20"/>
-              </w:rPr>
-              <w:t>AnalysisLevel latest-recommended, TreatWarningsAsErrors, EnforceCodeStyleInBuild</w:t>
-            </w:r>
+            <w:proofErr w:type="spellStart"/>
+            <w:r>
+              <w:rPr>
+                <w:rFonts w:ascii="Times New Roman" w:hAnsi="Times New Roman" w:cs="Times New Roman"/>
+                <w:color w:val="000000" w:themeColor="text1"/>
+                <w:sz w:val="20"/>
+              </w:rPr>
+              <w:t>xUnit</w:t>
+            </w:r>
+            <w:proofErr w:type="spellEnd"/>
+            <w:r>
+              <w:rPr>
+                <w:rFonts w:ascii="Times New Roman" w:hAnsi="Times New Roman" w:cs="Times New Roman"/>
+                <w:color w:val="000000" w:themeColor="text1"/>
+                <w:sz w:val="20"/>
+              </w:rPr>
+              <w:t>, 64 теста</w:t>
+            </w:r>
+          </w:p>
+        </w:tc>
+      </w:tr>
+      <w:tr>
+        <w:tc>
+          <w:tcPr>
+            <w:tcW w:w="4973" w:type="dxa"/>
+          </w:tcPr>
+          <w:p>
+            <w:pPr>
+              <w:spacing w:after="0"/>
+              <w:rPr>
+                <w:rFonts w:ascii="Times New Roman" w:hAnsi="Times New Roman" w:cs="Times New Roman"/>
+                <w:color w:val="000000" w:themeColor="text1"/>
+                <w:sz w:val="20"/>
+              </w:rPr>
+            </w:pPr>
+            <w:r>
+              <w:rPr>
+                <w:rFonts w:ascii="Times New Roman" w:hAnsi="Times New Roman" w:cs="Times New Roman"/>
+                <w:color w:val="000000" w:themeColor="text1"/>
+                <w:sz w:val="20"/>
+              </w:rPr>
+              <w:t>Анализ кода</w:t>
+            </w:r>
+          </w:p>
+        </w:tc>
+        <w:tc>
+          <w:tcPr>
+            <w:tcW w:w="4973" w:type="dxa"/>
+          </w:tcPr>
+          <w:p>
+            <w:pPr>
+              <w:spacing w:after="0"/>
+              <w:rPr>
+                <w:rFonts w:ascii="Times New Roman" w:hAnsi="Times New Roman" w:cs="Times New Roman"/>
+                <w:color w:val="000000" w:themeColor="text1"/>
+                <w:sz w:val="20"/>
+                <w:lang w:val="en-US"/>
+              </w:rPr>
+            </w:pPr>
+            <w:proofErr w:type="spellStart"/>
+            <w:r>
+              <w:rPr>
+                <w:rFonts w:ascii="Times New Roman" w:hAnsi="Times New Roman" w:cs="Times New Roman"/>
+                <w:color w:val="000000" w:themeColor="text1"/>
+                <w:sz w:val="20"/>
+                <w:lang w:val="en-US"/>
+              </w:rPr>
+              <w:t>AnalysisLevel</w:t>
+            </w:r>
+            <w:proofErr w:type="spellEnd"/>
+            <w:r>
+              <w:rPr>
+                <w:rFonts w:ascii="Times New Roman" w:hAnsi="Times New Roman" w:cs="Times New Roman"/>
+                <w:color w:val="000000" w:themeColor="text1"/>
+                <w:sz w:val="20"/>
+                <w:lang w:val="en-US"/>
+              </w:rPr>
+              <w:t xml:space="preserve"> latest-recommended, </w:t>
+            </w:r>
+            <w:proofErr w:type="spellStart"/>
+            <w:r>
+              <w:rPr>
+                <w:rFonts w:ascii="Times New Roman" w:hAnsi="Times New Roman" w:cs="Times New Roman"/>
+                <w:color w:val="000000" w:themeColor="text1"/>
+                <w:sz w:val="20"/>
+                <w:lang w:val="en-US"/>
+              </w:rPr>
+              <w:t>TreatWarningsAsErrors</w:t>
+            </w:r>
+            <w:proofErr w:type="spellEnd"/>
+            <w:r>
+              <w:rPr>
+                <w:rFonts w:ascii="Times New Roman" w:hAnsi="Times New Roman" w:cs="Times New Roman"/>
+                <w:color w:val="000000" w:themeColor="text1"/>
+                <w:sz w:val="20"/>
+                <w:lang w:val="en-US"/>
+              </w:rPr>
+              <w:t xml:space="preserve">, </w:t>
+            </w:r>
+            <w:proofErr w:type="spellStart"/>
+            <w:r>
+              <w:rPr>
+                <w:rFonts w:ascii="Times New Roman" w:hAnsi="Times New Roman" w:cs="Times New Roman"/>
+                <w:color w:val="000000" w:themeColor="text1"/>
+                <w:sz w:val="20"/>
+                <w:lang w:val="en-US"/>
+              </w:rPr>
+              <w:t>EnforceCodeStyleInBuild</w:t>
+            </w:r>
+            <w:proofErr w:type="spellEnd"/>
           </w:p>
         </w:tc>
       </w:tr>
     </w:tbl>
-    <w:p/>
+    <w:p>
+      <w:pPr>
+        <w:rPr>
+          <w:rFonts w:ascii="Times New Roman" w:hAnsi="Times New Roman" w:cs="Times New Roman"/>
+          <w:color w:val="000000" w:themeColor="text1"/>
+          <w:lang w:val="en-US"/>
+        </w:rPr>
+      </w:pPr>
+    </w:p>
     <w:p>
       <w:pPr>
         <w:pStyle w:val="1"/>
-      </w:pPr>
-      <w:r>
+        <w:rPr>
+          <w:rFonts w:ascii="Times New Roman" w:hAnsi="Times New Roman" w:cs="Times New Roman"/>
+          <w:color w:val="000000" w:themeColor="text1"/>
+        </w:rPr>
+      </w:pPr>
+      <w:r>
+        <w:rPr>
+          <w:rFonts w:ascii="Times New Roman" w:hAnsi="Times New Roman" w:cs="Times New Roman"/>
+          <w:color w:val="000000" w:themeColor="text1"/>
+        </w:rPr>
         <w:t>3. Что сделано по этапам</w:t>
       </w:r>
     </w:p>
     <w:p>
       <w:pPr>
         <w:pStyle w:val="2"/>
-      </w:pPr>
-      <w:r>
+        <w:rPr>
+          <w:rFonts w:ascii="Times New Roman" w:hAnsi="Times New Roman" w:cs="Times New Roman"/>
+          <w:color w:val="000000" w:themeColor="text1"/>
+        </w:rPr>
+      </w:pPr>
+      <w:r>
+        <w:rPr>
+          <w:rFonts w:ascii="Times New Roman" w:hAnsi="Times New Roman" w:cs="Times New Roman"/>
+          <w:color w:val="000000" w:themeColor="text1"/>
+        </w:rPr>
         <w:t>Этап 1. Каркас решения</w:t>
       </w:r>
     </w:p>
@@ -566,8 +1102,16 @@
           <w:ilvl w:val="0"/>
           <w:numId w:val="2"/>
         </w:numPr>
-      </w:pPr>
-      <w:r>
+        <w:rPr>
+          <w:rFonts w:ascii="Times New Roman" w:hAnsi="Times New Roman" w:cs="Times New Roman"/>
+          <w:color w:val="000000" w:themeColor="text1"/>
+        </w:rPr>
+      </w:pPr>
+      <w:r>
+        <w:rPr>
+          <w:rFonts w:ascii="Times New Roman" w:hAnsi="Times New Roman" w:cs="Times New Roman"/>
+          <w:color w:val="000000" w:themeColor="text1"/>
+        </w:rPr>
         <w:t>Создано решение, веб-проект и проект тестов на net8.0.</w:t>
       </w:r>
     </w:p>
@@ -578,9 +1122,124 @@
           <w:ilvl w:val="0"/>
           <w:numId w:val="2"/>
         </w:numPr>
-      </w:pPr>
-      <w:r>
-        <w:t>Добавлены Directory.Build.props, .editorconfig (file-scoped namespaces, правило именования приватных полей _camelCase, отключение CA1707 только для тестов), .gitignore.</w:t>
+        <w:rPr>
+          <w:rFonts w:ascii="Times New Roman" w:hAnsi="Times New Roman" w:cs="Times New Roman"/>
+          <w:color w:val="000000" w:themeColor="text1"/>
+        </w:rPr>
+      </w:pPr>
+      <w:r>
+        <w:rPr>
+          <w:rFonts w:ascii="Times New Roman" w:hAnsi="Times New Roman" w:cs="Times New Roman"/>
+          <w:color w:val="000000" w:themeColor="text1"/>
+        </w:rPr>
+        <w:t xml:space="preserve">Добавлены </w:t>
+      </w:r>
+      <w:proofErr w:type="spellStart"/>
+      <w:proofErr w:type="gramStart"/>
+      <w:r>
+        <w:rPr>
+          <w:rFonts w:ascii="Times New Roman" w:hAnsi="Times New Roman" w:cs="Times New Roman"/>
+          <w:color w:val="000000" w:themeColor="text1"/>
+        </w:rPr>
+        <w:t>Directory.Build.props</w:t>
+      </w:r>
+      <w:proofErr w:type="spellEnd"/>
+      <w:r>
+        <w:rPr>
+          <w:rFonts w:ascii="Times New Roman" w:hAnsi="Times New Roman" w:cs="Times New Roman"/>
+          <w:color w:val="000000" w:themeColor="text1"/>
+        </w:rPr>
+        <w:t>, .</w:t>
+      </w:r>
+      <w:proofErr w:type="spellStart"/>
+      <w:r>
+        <w:rPr>
+          <w:rFonts w:ascii="Times New Roman" w:hAnsi="Times New Roman" w:cs="Times New Roman"/>
+          <w:color w:val="000000" w:themeColor="text1"/>
+        </w:rPr>
+        <w:t>editorconfig</w:t>
+      </w:r>
+      <w:proofErr w:type="spellEnd"/>
+      <w:proofErr w:type="gramEnd"/>
+      <w:r>
+        <w:rPr>
+          <w:rFonts w:ascii="Times New Roman" w:hAnsi="Times New Roman" w:cs="Times New Roman"/>
+          <w:color w:val="000000" w:themeColor="text1"/>
+        </w:rPr>
+        <w:t xml:space="preserve"> (</w:t>
+      </w:r>
+      <w:proofErr w:type="spellStart"/>
+      <w:r>
+        <w:rPr>
+          <w:rFonts w:ascii="Times New Roman" w:hAnsi="Times New Roman" w:cs="Times New Roman"/>
+          <w:color w:val="000000" w:themeColor="text1"/>
+        </w:rPr>
+        <w:t>file-scoped</w:t>
+      </w:r>
+      <w:proofErr w:type="spellEnd"/>
+      <w:r>
+        <w:rPr>
+          <w:rFonts w:ascii="Times New Roman" w:hAnsi="Times New Roman" w:cs="Times New Roman"/>
+          <w:color w:val="000000" w:themeColor="text1"/>
+        </w:rPr>
+        <w:t xml:space="preserve"> </w:t>
+      </w:r>
+      <w:proofErr w:type="spellStart"/>
+      <w:r>
+        <w:rPr>
+          <w:rFonts w:ascii="Times New Roman" w:hAnsi="Times New Roman" w:cs="Times New Roman"/>
+          <w:color w:val="000000" w:themeColor="text1"/>
+        </w:rPr>
+        <w:t>namespaces</w:t>
+      </w:r>
+      <w:proofErr w:type="spellEnd"/>
+      <w:r>
+        <w:rPr>
+          <w:rFonts w:ascii="Times New Roman" w:hAnsi="Times New Roman" w:cs="Times New Roman"/>
+          <w:color w:val="000000" w:themeColor="text1"/>
+        </w:rPr>
+        <w:t>, правило именования приватных полей _</w:t>
+      </w:r>
+      <w:proofErr w:type="spellStart"/>
+      <w:r>
+        <w:rPr>
+          <w:rFonts w:ascii="Times New Roman" w:hAnsi="Times New Roman" w:cs="Times New Roman"/>
+          <w:color w:val="000000" w:themeColor="text1"/>
+        </w:rPr>
+        <w:t>camelCase</w:t>
+      </w:r>
+      <w:proofErr w:type="spellEnd"/>
+      <w:r>
+        <w:rPr>
+          <w:rFonts w:ascii="Times New Roman" w:hAnsi="Times New Roman" w:cs="Times New Roman"/>
+          <w:color w:val="000000" w:themeColor="text1"/>
+        </w:rPr>
+        <w:t>, отключение CA1707 только для тестов)</w:t>
+      </w:r>
+      <w:proofErr w:type="gramStart"/>
+      <w:r>
+        <w:rPr>
+          <w:rFonts w:ascii="Times New Roman" w:hAnsi="Times New Roman" w:cs="Times New Roman"/>
+          <w:color w:val="000000" w:themeColor="text1"/>
+        </w:rPr>
+        <w:t>, .</w:t>
+      </w:r>
+      <w:proofErr w:type="spellStart"/>
+      <w:r>
+        <w:rPr>
+          <w:rFonts w:ascii="Times New Roman" w:hAnsi="Times New Roman" w:cs="Times New Roman"/>
+          <w:color w:val="000000" w:themeColor="text1"/>
+        </w:rPr>
+        <w:t>gitignore</w:t>
+      </w:r>
+      <w:proofErr w:type="spellEnd"/>
+      <w:proofErr w:type="gramEnd"/>
+      <w:r>
+        <w:rPr>
+          <w:rFonts w:ascii="Times New Roman" w:hAnsi="Times New Roman" w:cs="Times New Roman"/>
+          <w:color w:val="000000" w:themeColor="text1"/>
+        </w:rPr>
+        <w:t>.</w:t>
       </w:r>
     </w:p>
     <w:p>
@@ -590,9 +1249,49 @@
           <w:ilvl w:val="0"/>
           <w:numId w:val="2"/>
         </w:numPr>
-      </w:pPr>
-      <w:r>
-        <w:t>Подключены пакеты EF Core 8, CsvHelper; установлен инструмент dotnet-ef.</w:t>
+        <w:rPr>
+          <w:rFonts w:ascii="Times New Roman" w:hAnsi="Times New Roman" w:cs="Times New Roman"/>
+          <w:color w:val="000000" w:themeColor="text1"/>
+        </w:rPr>
+      </w:pPr>
+      <w:r>
+        <w:rPr>
+          <w:rFonts w:ascii="Times New Roman" w:hAnsi="Times New Roman" w:cs="Times New Roman"/>
+          <w:color w:val="000000" w:themeColor="text1"/>
+        </w:rPr>
+        <w:t xml:space="preserve">Подключены пакеты EF Core 8, </w:t>
+      </w:r>
+      <w:proofErr w:type="spellStart"/>
+      <w:r>
+        <w:rPr>
+          <w:rFonts w:ascii="Times New Roman" w:hAnsi="Times New Roman" w:cs="Times New Roman"/>
+          <w:color w:val="000000" w:themeColor="text1"/>
+        </w:rPr>
+        <w:t>CsvHelper</w:t>
+      </w:r>
+      <w:proofErr w:type="spellEnd"/>
+      <w:r>
+        <w:rPr>
+          <w:rFonts w:ascii="Times New Roman" w:hAnsi="Times New Roman" w:cs="Times New Roman"/>
+          <w:color w:val="000000" w:themeColor="text1"/>
+        </w:rPr>
+        <w:t xml:space="preserve">; установлен инструмент </w:t>
+      </w:r>
+      <w:proofErr w:type="spellStart"/>
+      <w:r>
+        <w:rPr>
+          <w:rFonts w:ascii="Times New Roman" w:hAnsi="Times New Roman" w:cs="Times New Roman"/>
+          <w:color w:val="000000" w:themeColor="text1"/>
+        </w:rPr>
+        <w:t>dotnet-ef</w:t>
+      </w:r>
+      <w:proofErr w:type="spellEnd"/>
+      <w:r>
+        <w:rPr>
+          <w:rFonts w:ascii="Times New Roman" w:hAnsi="Times New Roman" w:cs="Times New Roman"/>
+          <w:color w:val="000000" w:themeColor="text1"/>
+        </w:rPr>
+        <w:t>.</w:t>
       </w:r>
     </w:p>
     <w:p>
@@ -602,16 +1301,32 @@
           <w:ilvl w:val="0"/>
           <w:numId w:val="2"/>
         </w:numPr>
-      </w:pPr>
-      <w:r>
+        <w:rPr>
+          <w:rFonts w:ascii="Times New Roman" w:hAnsi="Times New Roman" w:cs="Times New Roman"/>
+          <w:color w:val="000000" w:themeColor="text1"/>
+        </w:rPr>
+      </w:pPr>
+      <w:r>
+        <w:rPr>
+          <w:rFonts w:ascii="Times New Roman" w:hAnsi="Times New Roman" w:cs="Times New Roman"/>
+          <w:color w:val="000000" w:themeColor="text1"/>
+        </w:rPr>
         <w:t>Сборка проходит без предупреждений.</w:t>
       </w:r>
     </w:p>
     <w:p>
       <w:pPr>
         <w:pStyle w:val="2"/>
-      </w:pPr>
-      <w:r>
+        <w:rPr>
+          <w:rFonts w:ascii="Times New Roman" w:hAnsi="Times New Roman" w:cs="Times New Roman"/>
+          <w:color w:val="000000" w:themeColor="text1"/>
+        </w:rPr>
+      </w:pPr>
+      <w:r>
+        <w:rPr>
+          <w:rFonts w:ascii="Times New Roman" w:hAnsi="Times New Roman" w:cs="Times New Roman"/>
+          <w:color w:val="000000" w:themeColor="text1"/>
+        </w:rPr>
         <w:t>Этап 2. Домен и бизнес-логика</w:t>
       </w:r>
     </w:p>
@@ -622,9 +1337,65 @@
           <w:ilvl w:val="0"/>
           <w:numId w:val="3"/>
         </w:numPr>
-      </w:pPr>
-      <w:r>
-        <w:t>Сущности Product, Wave, Order, OrderItem, OrderStatusHistoryEntry с закрытыми сеттерами, фабричными методами и проверками инвариантов.</w:t>
+        <w:rPr>
+          <w:rFonts w:ascii="Times New Roman" w:hAnsi="Times New Roman" w:cs="Times New Roman"/>
+          <w:color w:val="000000" w:themeColor="text1"/>
+        </w:rPr>
+      </w:pPr>
+      <w:r>
+        <w:rPr>
+          <w:rFonts w:ascii="Times New Roman" w:hAnsi="Times New Roman" w:cs="Times New Roman"/>
+          <w:color w:val="000000" w:themeColor="text1"/>
+        </w:rPr>
+        <w:t xml:space="preserve">Сущности Product, Wave, </w:t>
+      </w:r>
+      <w:proofErr w:type="spellStart"/>
+      <w:r>
+        <w:rPr>
+          <w:rFonts w:ascii="Times New Roman" w:hAnsi="Times New Roman" w:cs="Times New Roman"/>
+          <w:color w:val="000000" w:themeColor="text1"/>
+        </w:rPr>
+        <w:t>Order</w:t>
+      </w:r>
+      <w:proofErr w:type="spellEnd"/>
+      <w:r>
+        <w:rPr>
+          <w:rFonts w:ascii="Times New Roman" w:hAnsi="Times New Roman" w:cs="Times New Roman"/>
+          <w:color w:val="000000" w:themeColor="text1"/>
+        </w:rPr>
+        <w:t xml:space="preserve">, </w:t>
+      </w:r>
+      <w:proofErr w:type="spellStart"/>
+      <w:r>
+        <w:rPr>
+          <w:rFonts w:ascii="Times New Roman" w:hAnsi="Times New Roman" w:cs="Times New Roman"/>
+          <w:color w:val="000000" w:themeColor="text1"/>
+        </w:rPr>
+        <w:t>OrderItem</w:t>
+      </w:r>
+      <w:proofErr w:type="spellEnd"/>
+      <w:r>
+        <w:rPr>
+          <w:rFonts w:ascii="Times New Roman" w:hAnsi="Times New Roman" w:cs="Times New Roman"/>
+          <w:color w:val="000000" w:themeColor="text1"/>
+        </w:rPr>
+        <w:t xml:space="preserve">, </w:t>
+      </w:r>
+      <w:proofErr w:type="spellStart"/>
+      <w:r>
+        <w:rPr>
+          <w:rFonts w:ascii="Times New Roman" w:hAnsi="Times New Roman" w:cs="Times New Roman"/>
+          <w:color w:val="000000" w:themeColor="text1"/>
+        </w:rPr>
+        <w:t>OrderStatusHistoryEntry</w:t>
+      </w:r>
+      <w:proofErr w:type="spellEnd"/>
+      <w:r>
+        <w:rPr>
+          <w:rFonts w:ascii="Times New Roman" w:hAnsi="Times New Roman" w:cs="Times New Roman"/>
+          <w:color w:val="000000" w:themeColor="text1"/>
+        </w:rPr>
+        <w:t xml:space="preserve"> с закрытыми сеттерами, фабричными методами и проверками инвариантов.</w:t>
       </w:r>
     </w:p>
     <w:p>
@@ -634,9 +1405,181 @@
           <w:ilvl w:val="0"/>
           <w:numId w:val="3"/>
         </w:numPr>
-      </w:pPr>
-      <w:r>
-        <w:t>Enum'ы Region, ShippingDirection, OrderStatus, WaveStatus; исключение DomainException с понятными русскими сообщениями.</w:t>
+        <w:rPr>
+          <w:rFonts w:ascii="Times New Roman" w:hAnsi="Times New Roman" w:cs="Times New Roman"/>
+          <w:color w:val="000000" w:themeColor="text1"/>
+          <w:lang w:val="en-US"/>
+        </w:rPr>
+      </w:pPr>
+      <w:r>
+        <w:rPr>
+          <w:rFonts w:ascii="Times New Roman" w:hAnsi="Times New Roman" w:cs="Times New Roman"/>
+          <w:color w:val="000000" w:themeColor="text1"/>
+          <w:lang w:val="en-US"/>
+        </w:rPr>
+        <w:t>Enum'</w:t>
+      </w:r>
+      <w:r>
+        <w:rPr>
+          <w:rFonts w:ascii="Times New Roman" w:hAnsi="Times New Roman" w:cs="Times New Roman"/>
+          <w:color w:val="000000" w:themeColor="text1"/>
+        </w:rPr>
+        <w:t>ы</w:t>
+      </w:r>
+      <w:r>
+        <w:rPr>
+          <w:rFonts w:ascii="Times New Roman" w:hAnsi="Times New Roman" w:cs="Times New Roman"/>
+          <w:color w:val="000000" w:themeColor="text1"/>
+          <w:lang w:val="en-US"/>
+        </w:rPr>
+        <w:t xml:space="preserve"> Region, </w:t>
+      </w:r>
+      <w:proofErr w:type="spellStart"/>
+      <w:r>
+        <w:rPr>
+          <w:rFonts w:ascii="Times New Roman" w:hAnsi="Times New Roman" w:cs="Times New Roman"/>
+          <w:color w:val="000000" w:themeColor="text1"/>
+          <w:lang w:val="en-US"/>
+        </w:rPr>
+        <w:t>ShippingDirection</w:t>
+      </w:r>
+      <w:proofErr w:type="spellEnd"/>
+      <w:r>
+        <w:rPr>
+          <w:rFonts w:ascii="Times New Roman" w:hAnsi="Times New Roman" w:cs="Times New Roman"/>
+          <w:color w:val="000000" w:themeColor="text1"/>
+          <w:lang w:val="en-US"/>
+        </w:rPr>
+        <w:t xml:space="preserve">, </w:t>
+      </w:r>
+      <w:proofErr w:type="spellStart"/>
+      <w:r>
+        <w:rPr>
+          <w:rFonts w:ascii="Times New Roman" w:hAnsi="Times New Roman" w:cs="Times New Roman"/>
+          <w:color w:val="000000" w:themeColor="text1"/>
+          <w:lang w:val="en-US"/>
+        </w:rPr>
+        <w:t>OrderStatus</w:t>
+      </w:r>
+      <w:proofErr w:type="spellEnd"/>
+      <w:r>
+        <w:rPr>
+          <w:rFonts w:ascii="Times New Roman" w:hAnsi="Times New Roman" w:cs="Times New Roman"/>
+          <w:color w:val="000000" w:themeColor="text1"/>
+          <w:lang w:val="en-US"/>
+        </w:rPr>
+        <w:t xml:space="preserve">, </w:t>
+      </w:r>
+      <w:proofErr w:type="spellStart"/>
+      <w:r>
+        <w:rPr>
+          <w:rFonts w:ascii="Times New Roman" w:hAnsi="Times New Roman" w:cs="Times New Roman"/>
+          <w:color w:val="000000" w:themeColor="text1"/>
+          <w:lang w:val="en-US"/>
+        </w:rPr>
+        <w:t>WaveStatus</w:t>
+      </w:r>
+      <w:proofErr w:type="spellEnd"/>
+      <w:r>
+        <w:rPr>
+          <w:rFonts w:ascii="Times New Roman" w:hAnsi="Times New Roman" w:cs="Times New Roman"/>
+          <w:color w:val="000000" w:themeColor="text1"/>
+          <w:lang w:val="en-US"/>
+        </w:rPr>
+        <w:t xml:space="preserve">; </w:t>
+      </w:r>
+      <w:r>
+        <w:rPr>
+          <w:rFonts w:ascii="Times New Roman" w:hAnsi="Times New Roman" w:cs="Times New Roman"/>
+          <w:color w:val="000000" w:themeColor="text1"/>
+        </w:rPr>
+        <w:t>исключение</w:t>
+      </w:r>
+      <w:r>
+        <w:rPr>
+          <w:rFonts w:ascii="Times New Roman" w:hAnsi="Times New Roman" w:cs="Times New Roman"/>
+          <w:color w:val="000000" w:themeColor="text1"/>
+          <w:lang w:val="en-US"/>
+        </w:rPr>
+        <w:t xml:space="preserve"> </w:t>
+      </w:r>
+      <w:proofErr w:type="spellStart"/>
+      <w:r>
+        <w:rPr>
+          <w:rFonts w:ascii="Times New Roman" w:hAnsi="Times New Roman" w:cs="Times New Roman"/>
+          <w:color w:val="000000" w:themeColor="text1"/>
+          <w:lang w:val="en-US"/>
+        </w:rPr>
+        <w:t>DomainException</w:t>
+      </w:r>
+      <w:proofErr w:type="spellEnd"/>
+      <w:r>
+        <w:rPr>
+          <w:rFonts w:ascii="Times New Roman" w:hAnsi="Times New Roman" w:cs="Times New Roman"/>
+          <w:color w:val="000000" w:themeColor="text1"/>
+          <w:lang w:val="en-US"/>
+        </w:rPr>
+        <w:t xml:space="preserve"> </w:t>
+      </w:r>
+      <w:r>
+        <w:rPr>
+          <w:rFonts w:ascii="Times New Roman" w:hAnsi="Times New Roman" w:cs="Times New Roman"/>
+          <w:color w:val="000000" w:themeColor="text1"/>
+        </w:rPr>
+        <w:t>с</w:t>
+      </w:r>
+      <w:r>
+        <w:rPr>
+          <w:rFonts w:ascii="Times New Roman" w:hAnsi="Times New Roman" w:cs="Times New Roman"/>
+          <w:color w:val="000000" w:themeColor="text1"/>
+          <w:lang w:val="en-US"/>
+        </w:rPr>
+        <w:t xml:space="preserve"> </w:t>
+      </w:r>
+      <w:r>
+        <w:rPr>
+          <w:rFonts w:ascii="Times New Roman" w:hAnsi="Times New Roman" w:cs="Times New Roman"/>
+          <w:color w:val="000000" w:themeColor="text1"/>
+        </w:rPr>
+        <w:t>понятными</w:t>
+      </w:r>
+      <w:r>
+        <w:rPr>
+          <w:rFonts w:ascii="Times New Roman" w:hAnsi="Times New Roman" w:cs="Times New Roman"/>
+          <w:color w:val="000000" w:themeColor="text1"/>
+          <w:lang w:val="en-US"/>
+        </w:rPr>
+        <w:t xml:space="preserve"> </w:t>
+      </w:r>
+      <w:r>
+        <w:rPr>
+          <w:rFonts w:ascii="Times New Roman" w:hAnsi="Times New Roman" w:cs="Times New Roman"/>
+          <w:color w:val="000000" w:themeColor="text1"/>
+        </w:rPr>
+        <w:t>русскими</w:t>
+      </w:r>
+      <w:r>
+        <w:rPr>
+          <w:rFonts w:ascii="Times New Roman" w:hAnsi="Times New Roman" w:cs="Times New Roman"/>
+          <w:color w:val="000000" w:themeColor="text1"/>
+          <w:lang w:val="en-US"/>
+        </w:rPr>
+        <w:t xml:space="preserve"> </w:t>
+      </w:r>
+      <w:r>
+        <w:rPr>
+          <w:rFonts w:ascii="Times New Roman" w:hAnsi="Times New Roman" w:cs="Times New Roman"/>
+          <w:color w:val="000000" w:themeColor="text1"/>
+        </w:rPr>
+        <w:t>сообщениями</w:t>
+      </w:r>
+      <w:r>
+        <w:rPr>
+          <w:rFonts w:ascii="Times New Roman" w:hAnsi="Times New Roman" w:cs="Times New Roman"/>
+          <w:color w:val="000000" w:themeColor="text1"/>
+          <w:lang w:val="en-US"/>
+        </w:rPr>
+        <w:t>.</w:t>
       </w:r>
     </w:p>
     <w:p>
@@ -646,10 +1589,161 @@
           <w:ilvl w:val="0"/>
           <w:numId w:val="3"/>
         </w:numPr>
-      </w:pPr>
-      <w:r>
-        <w:lastRenderedPageBreak/>
-        <w:t>Опции LogisticsOptions, AdminOptions, FillDiscountOption с валидацией DataAnnotations и ValidateOnStart.</w:t>
+        <w:rPr>
+          <w:rFonts w:ascii="Times New Roman" w:hAnsi="Times New Roman" w:cs="Times New Roman"/>
+          <w:color w:val="000000" w:themeColor="text1"/>
+          <w:lang w:val="en-US"/>
+        </w:rPr>
+      </w:pPr>
+      <w:r>
+        <w:rPr>
+          <w:rFonts w:ascii="Times New Roman" w:hAnsi="Times New Roman" w:cs="Times New Roman"/>
+          <w:color w:val="000000" w:themeColor="text1"/>
+        </w:rPr>
+        <w:t>Опции</w:t>
+      </w:r>
+      <w:r>
+        <w:rPr>
+          <w:rFonts w:ascii="Times New Roman" w:hAnsi="Times New Roman" w:cs="Times New Roman"/>
+          <w:color w:val="000000" w:themeColor="text1"/>
+          <w:lang w:val="en-US"/>
+        </w:rPr>
+        <w:t xml:space="preserve"> </w:t>
+      </w:r>
+      <w:proofErr w:type="spellStart"/>
+      <w:r>
+        <w:rPr>
+          <w:rFonts w:ascii="Times New Roman" w:hAnsi="Times New Roman" w:cs="Times New Roman"/>
+          <w:color w:val="000000" w:themeColor="text1"/>
+          <w:lang w:val="en-US"/>
+        </w:rPr>
+        <w:t>LogisticsOptions</w:t>
+      </w:r>
+      <w:proofErr w:type="spellEnd"/>
+      <w:r>
+        <w:rPr>
+          <w:rFonts w:ascii="Times New Roman" w:hAnsi="Times New Roman" w:cs="Times New Roman"/>
+          <w:color w:val="000000" w:themeColor="text1"/>
+          <w:lang w:val="en-US"/>
+        </w:rPr>
+        <w:t xml:space="preserve">, </w:t>
+      </w:r>
+      <w:proofErr w:type="spellStart"/>
+      <w:r>
+        <w:rPr>
+          <w:rFonts w:ascii="Times New Roman" w:hAnsi="Times New Roman" w:cs="Times New Roman"/>
+          <w:color w:val="000000" w:themeColor="text1"/>
+          <w:lang w:val="en-US"/>
+        </w:rPr>
+        <w:t>AdminOptions</w:t>
+      </w:r>
+      <w:proofErr w:type="spellEnd"/>
+      <w:r>
+        <w:rPr>
+          <w:rFonts w:ascii="Times New Roman" w:hAnsi="Times New Roman" w:cs="Times New Roman"/>
+          <w:color w:val="000000" w:themeColor="text1"/>
+          <w:lang w:val="en-US"/>
+        </w:rPr>
+        <w:t xml:space="preserve">, </w:t>
+      </w:r>
+      <w:proofErr w:type="spellStart"/>
+      <w:r>
+        <w:rPr>
+          <w:rFonts w:ascii="Times New Roman" w:hAnsi="Times New Roman" w:cs="Times New Roman"/>
+          <w:color w:val="000000" w:themeColor="text1"/>
+          <w:lang w:val="en-US"/>
+        </w:rPr>
+        <w:t>FillDiscountOption</w:t>
+      </w:r>
+      <w:proofErr w:type="spellEnd"/>
+      <w:r>
+        <w:rPr>
+          <w:rFonts w:ascii="Times New Roman" w:hAnsi="Times New Roman" w:cs="Times New Roman"/>
+          <w:color w:val="000000" w:themeColor="text1"/>
+          <w:lang w:val="en-US"/>
+        </w:rPr>
+        <w:t xml:space="preserve"> </w:t>
+      </w:r>
+      <w:r>
+        <w:rPr>
+          <w:rFonts w:ascii="Times New Roman" w:hAnsi="Times New Roman" w:cs="Times New Roman"/>
+          <w:color w:val="000000" w:themeColor="text1"/>
+        </w:rPr>
+        <w:t>с</w:t>
+      </w:r>
+      <w:r>
+        <w:rPr>
+          <w:rFonts w:ascii="Times New Roman" w:hAnsi="Times New Roman" w:cs="Times New Roman"/>
+          <w:color w:val="000000" w:themeColor="text1"/>
+          <w:lang w:val="en-US"/>
+        </w:rPr>
+        <w:t xml:space="preserve"> </w:t>
+      </w:r>
+      <w:r>
+        <w:rPr>
+          <w:rFonts w:ascii="Times New Roman" w:hAnsi="Times New Roman" w:cs="Times New Roman"/>
+          <w:color w:val="000000" w:themeColor="text1"/>
+        </w:rPr>
+        <w:t>валидацией</w:t>
+      </w:r>
+      <w:r>
+        <w:rPr>
+          <w:rFonts w:ascii="Times New Roman" w:hAnsi="Times New Roman" w:cs="Times New Roman"/>
+          <w:color w:val="000000" w:themeColor="text1"/>
+          <w:lang w:val="en-US"/>
+        </w:rPr>
+        <w:t xml:space="preserve"> </w:t>
+      </w:r>
+      <w:proofErr w:type="spellStart"/>
+      <w:r>
+        <w:rPr>
+          <w:rFonts w:ascii="Times New Roman" w:hAnsi="Times New Roman" w:cs="Times New Roman"/>
+          <w:color w:val="000000" w:themeColor="text1"/>
+          <w:lang w:val="en-US"/>
+        </w:rPr>
+        <w:t>DataAnnotations</w:t>
+      </w:r>
+      <w:proofErr w:type="spellEnd"/>
+      <w:r>
+        <w:rPr>
+          <w:rFonts w:ascii="Times New Roman" w:hAnsi="Times New Roman" w:cs="Times New Roman"/>
+          <w:color w:val="000000" w:themeColor="text1"/>
+          <w:lang w:val="en-US"/>
+        </w:rPr>
+        <w:t xml:space="preserve"> </w:t>
+      </w:r>
+      <w:r>
+        <w:rPr>
+          <w:rFonts w:ascii="Times New Roman" w:hAnsi="Times New Roman" w:cs="Times New Roman"/>
+          <w:color w:val="000000" w:themeColor="text1"/>
+        </w:rPr>
+        <w:t>и</w:t>
+      </w:r>
+      <w:r>
+        <w:rPr>
+          <w:rFonts w:ascii="Times New Roman" w:hAnsi="Times New Roman" w:cs="Times New Roman"/>
+          <w:color w:val="000000" w:themeColor="text1"/>
+          <w:lang w:val="en-US"/>
+        </w:rPr>
+        <w:t xml:space="preserve"> </w:t>
+      </w:r>
+      <w:proofErr w:type="spellStart"/>
+      <w:r>
+        <w:rPr>
+          <w:rFonts w:ascii="Times New Roman" w:hAnsi="Times New Roman" w:cs="Times New Roman"/>
+          <w:color w:val="000000" w:themeColor="text1"/>
+          <w:lang w:val="en-US"/>
+        </w:rPr>
+        <w:t>ValidateOnStart</w:t>
+      </w:r>
+      <w:proofErr w:type="spellEnd"/>
+      <w:r>
+        <w:rPr>
+          <w:rFonts w:ascii="Times New Roman" w:hAnsi="Times New Roman" w:cs="Times New Roman"/>
+          <w:color w:val="000000" w:themeColor="text1"/>
+          <w:lang w:val="en-US"/>
+        </w:rPr>
+        <w:t>.</w:t>
       </w:r>
     </w:p>
     <w:p>
@@ -659,9 +1753,138 @@
           <w:ilvl w:val="0"/>
           <w:numId w:val="3"/>
         </w:numPr>
-      </w:pPr>
-      <w:r>
-        <w:t>DeliveryCostCalculator: тариф, скидки по порогам заполнения, округление MidpointRounding.AwayFromZero.</w:t>
+        <w:rPr>
+          <w:rFonts w:ascii="Times New Roman" w:hAnsi="Times New Roman" w:cs="Times New Roman"/>
+          <w:color w:val="000000" w:themeColor="text1"/>
+          <w:lang w:val="en-US"/>
+        </w:rPr>
+      </w:pPr>
+      <w:proofErr w:type="spellStart"/>
+      <w:r>
+        <w:rPr>
+          <w:rFonts w:ascii="Times New Roman" w:hAnsi="Times New Roman" w:cs="Times New Roman"/>
+          <w:color w:val="000000" w:themeColor="text1"/>
+          <w:lang w:val="en-US"/>
+        </w:rPr>
+        <w:lastRenderedPageBreak/>
+        <w:t>DeliveryCostCalculator</w:t>
+      </w:r>
+      <w:proofErr w:type="spellEnd"/>
+      <w:r>
+        <w:rPr>
+          <w:rFonts w:ascii="Times New Roman" w:hAnsi="Times New Roman" w:cs="Times New Roman"/>
+          <w:color w:val="000000" w:themeColor="text1"/>
+          <w:lang w:val="en-US"/>
+        </w:rPr>
+        <w:t xml:space="preserve">: </w:t>
+      </w:r>
+      <w:r>
+        <w:rPr>
+          <w:rFonts w:ascii="Times New Roman" w:hAnsi="Times New Roman" w:cs="Times New Roman"/>
+          <w:color w:val="000000" w:themeColor="text1"/>
+        </w:rPr>
+        <w:t>тариф</w:t>
+      </w:r>
+      <w:r>
+        <w:rPr>
+          <w:rFonts w:ascii="Times New Roman" w:hAnsi="Times New Roman" w:cs="Times New Roman"/>
+          <w:color w:val="000000" w:themeColor="text1"/>
+          <w:lang w:val="en-US"/>
+        </w:rPr>
+        <w:t xml:space="preserve">, </w:t>
+      </w:r>
+      <w:r>
+        <w:rPr>
+          <w:rFonts w:ascii="Times New Roman" w:hAnsi="Times New Roman" w:cs="Times New Roman"/>
+          <w:color w:val="000000" w:themeColor="text1"/>
+        </w:rPr>
+        <w:t>скидки</w:t>
+      </w:r>
+      <w:r>
+        <w:rPr>
+          <w:rFonts w:ascii="Times New Roman" w:hAnsi="Times New Roman" w:cs="Times New Roman"/>
+          <w:color w:val="000000" w:themeColor="text1"/>
+          <w:lang w:val="en-US"/>
+        </w:rPr>
+        <w:t xml:space="preserve"> </w:t>
+      </w:r>
+      <w:r>
+        <w:rPr>
+          <w:rFonts w:ascii="Times New Roman" w:hAnsi="Times New Roman" w:cs="Times New Roman"/>
+          <w:color w:val="000000" w:themeColor="text1"/>
+        </w:rPr>
+        <w:t>по</w:t>
+      </w:r>
+      <w:r>
+        <w:rPr>
+          <w:rFonts w:ascii="Times New Roman" w:hAnsi="Times New Roman" w:cs="Times New Roman"/>
+          <w:color w:val="000000" w:themeColor="text1"/>
+          <w:lang w:val="en-US"/>
+        </w:rPr>
+        <w:t xml:space="preserve"> </w:t>
+      </w:r>
+      <w:r>
+        <w:rPr>
+          <w:rFonts w:ascii="Times New Roman" w:hAnsi="Times New Roman" w:cs="Times New Roman"/>
+          <w:color w:val="000000" w:themeColor="text1"/>
+        </w:rPr>
+        <w:t>порогам</w:t>
+      </w:r>
+      <w:r>
+        <w:rPr>
+          <w:rFonts w:ascii="Times New Roman" w:hAnsi="Times New Roman" w:cs="Times New Roman"/>
+          <w:color w:val="000000" w:themeColor="text1"/>
+          <w:lang w:val="en-US"/>
+        </w:rPr>
+        <w:t xml:space="preserve"> </w:t>
+      </w:r>
+      <w:r>
+        <w:rPr>
+          <w:rFonts w:ascii="Times New Roman" w:hAnsi="Times New Roman" w:cs="Times New Roman"/>
+          <w:color w:val="000000" w:themeColor="text1"/>
+        </w:rPr>
+        <w:t>заполнения</w:t>
+      </w:r>
+      <w:r>
+        <w:rPr>
+          <w:rFonts w:ascii="Times New Roman" w:hAnsi="Times New Roman" w:cs="Times New Roman"/>
+          <w:color w:val="000000" w:themeColor="text1"/>
+          <w:lang w:val="en-US"/>
+        </w:rPr>
+        <w:t xml:space="preserve">, </w:t>
+      </w:r>
+      <w:r>
+        <w:rPr>
+          <w:rFonts w:ascii="Times New Roman" w:hAnsi="Times New Roman" w:cs="Times New Roman"/>
+          <w:color w:val="000000" w:themeColor="text1"/>
+        </w:rPr>
+        <w:t>округление</w:t>
+      </w:r>
+      <w:r>
+        <w:rPr>
+          <w:rFonts w:ascii="Times New Roman" w:hAnsi="Times New Roman" w:cs="Times New Roman"/>
+          <w:color w:val="000000" w:themeColor="text1"/>
+          <w:lang w:val="en-US"/>
+        </w:rPr>
+        <w:t xml:space="preserve"> </w:t>
+      </w:r>
+      <w:proofErr w:type="spellStart"/>
+      <w:r>
+        <w:rPr>
+          <w:rFonts w:ascii="Times New Roman" w:hAnsi="Times New Roman" w:cs="Times New Roman"/>
+          <w:color w:val="000000" w:themeColor="text1"/>
+          <w:lang w:val="en-US"/>
+        </w:rPr>
+        <w:t>MidpointRounding.AwayFromZero</w:t>
+      </w:r>
+      <w:proofErr w:type="spellEnd"/>
+      <w:r>
+        <w:rPr>
+          <w:rFonts w:ascii="Times New Roman" w:hAnsi="Times New Roman" w:cs="Times New Roman"/>
+          <w:color w:val="000000" w:themeColor="text1"/>
+          <w:lang w:val="en-US"/>
+        </w:rPr>
+        <w:t>.</w:t>
       </w:r>
     </w:p>
     <w:p>
@@ -671,9 +1894,42 @@
           <w:ilvl w:val="0"/>
           <w:numId w:val="3"/>
         </w:numPr>
-      </w:pPr>
-      <w:r>
-        <w:t>SeasonPolicy: обязательная термоупаковка и дополнительные дни доставки по месяцам из конфигурации.</w:t>
+        <w:rPr>
+          <w:rFonts w:ascii="Times New Roman" w:hAnsi="Times New Roman" w:cs="Times New Roman"/>
+          <w:color w:val="000000" w:themeColor="text1"/>
+        </w:rPr>
+      </w:pPr>
+      <w:proofErr w:type="spellStart"/>
+      <w:r>
+        <w:rPr>
+          <w:rFonts w:ascii="Times New Roman" w:hAnsi="Times New Roman" w:cs="Times New Roman"/>
+          <w:color w:val="000000" w:themeColor="text1"/>
+        </w:rPr>
+        <w:t>SeasonPolicy</w:t>
+      </w:r>
+      <w:proofErr w:type="spellEnd"/>
+      <w:r>
+        <w:rPr>
+          <w:rFonts w:ascii="Times New Roman" w:hAnsi="Times New Roman" w:cs="Times New Roman"/>
+          <w:color w:val="000000" w:themeColor="text1"/>
+        </w:rPr>
+        <w:t xml:space="preserve">: обязательная </w:t>
+      </w:r>
+      <w:proofErr w:type="spellStart"/>
+      <w:r>
+        <w:rPr>
+          <w:rFonts w:ascii="Times New Roman" w:hAnsi="Times New Roman" w:cs="Times New Roman"/>
+          <w:color w:val="000000" w:themeColor="text1"/>
+        </w:rPr>
+        <w:t>термоупаковка</w:t>
+      </w:r>
+      <w:proofErr w:type="spellEnd"/>
+      <w:r>
+        <w:rPr>
+          <w:rFonts w:ascii="Times New Roman" w:hAnsi="Times New Roman" w:cs="Times New Roman"/>
+          <w:color w:val="000000" w:themeColor="text1"/>
+        </w:rPr>
+        <w:t xml:space="preserve"> и дополнительные дни доставки по месяцам из конфигурации.</w:t>
       </w:r>
     </w:p>
     <w:p>
@@ -683,16 +1939,48 @@
           <w:ilvl w:val="0"/>
           <w:numId w:val="3"/>
         </w:numPr>
-      </w:pPr>
-      <w:r>
-        <w:t>64 модульных теста: расчёт доставки (границы скидок, округление, термоупаковка), сезонные правила по всем 12 месяцам, жизненный цикл заказа, правила волны.</w:t>
+        <w:rPr>
+          <w:rFonts w:ascii="Times New Roman" w:hAnsi="Times New Roman" w:cs="Times New Roman"/>
+          <w:color w:val="000000" w:themeColor="text1"/>
+        </w:rPr>
+      </w:pPr>
+      <w:r>
+        <w:rPr>
+          <w:rFonts w:ascii="Times New Roman" w:hAnsi="Times New Roman" w:cs="Times New Roman"/>
+          <w:color w:val="000000" w:themeColor="text1"/>
+        </w:rPr>
+        <w:t xml:space="preserve">64 модульных теста: расчёт доставки (границы скидок, округление, </w:t>
+      </w:r>
+      <w:proofErr w:type="spellStart"/>
+      <w:r>
+        <w:rPr>
+          <w:rFonts w:ascii="Times New Roman" w:hAnsi="Times New Roman" w:cs="Times New Roman"/>
+          <w:color w:val="000000" w:themeColor="text1"/>
+        </w:rPr>
+        <w:t>термоупаковка</w:t>
+      </w:r>
+      <w:proofErr w:type="spellEnd"/>
+      <w:r>
+        <w:rPr>
+          <w:rFonts w:ascii="Times New Roman" w:hAnsi="Times New Roman" w:cs="Times New Roman"/>
+          <w:color w:val="000000" w:themeColor="text1"/>
+        </w:rPr>
+        <w:t>), сезонные правила по всем 12 месяцам, жизненный цикл заказа, правила волны.</w:t>
       </w:r>
     </w:p>
     <w:p>
       <w:pPr>
         <w:pStyle w:val="2"/>
-      </w:pPr>
-      <w:r>
+        <w:rPr>
+          <w:rFonts w:ascii="Times New Roman" w:hAnsi="Times New Roman" w:cs="Times New Roman"/>
+          <w:color w:val="000000" w:themeColor="text1"/>
+        </w:rPr>
+      </w:pPr>
+      <w:r>
+        <w:rPr>
+          <w:rFonts w:ascii="Times New Roman" w:hAnsi="Times New Roman" w:cs="Times New Roman"/>
+          <w:color w:val="000000" w:themeColor="text1"/>
+        </w:rPr>
         <w:t>Этап 3. Данные</w:t>
       </w:r>
     </w:p>
@@ -703,9 +1991,58 @@
           <w:ilvl w:val="0"/>
           <w:numId w:val="4"/>
         </w:numPr>
-      </w:pPr>
-      <w:r>
-        <w:t>AppDbContext с отдельными конфигурациями сущностей; вес хранится целыми граммами, деньги считаются в памяти (SQLite не умеет decimal).</w:t>
+        <w:rPr>
+          <w:rFonts w:ascii="Times New Roman" w:hAnsi="Times New Roman" w:cs="Times New Roman"/>
+          <w:color w:val="000000" w:themeColor="text1"/>
+        </w:rPr>
+      </w:pPr>
+      <w:proofErr w:type="spellStart"/>
+      <w:r>
+        <w:rPr>
+          <w:rFonts w:ascii="Times New Roman" w:hAnsi="Times New Roman" w:cs="Times New Roman"/>
+          <w:color w:val="000000" w:themeColor="text1"/>
+        </w:rPr>
+        <w:t>AppDbContext</w:t>
+      </w:r>
+      <w:proofErr w:type="spellEnd"/>
+      <w:r>
+        <w:rPr>
+          <w:rFonts w:ascii="Times New Roman" w:hAnsi="Times New Roman" w:cs="Times New Roman"/>
+          <w:color w:val="000000" w:themeColor="text1"/>
+        </w:rPr>
+        <w:t xml:space="preserve"> с отдельными конфигурациями сущностей; вес хранится целыми граммами, деньги считаются в памяти (</w:t>
+      </w:r>
+      <w:proofErr w:type="spellStart"/>
+      <w:r>
+        <w:rPr>
+          <w:rFonts w:ascii="Times New Roman" w:hAnsi="Times New Roman" w:cs="Times New Roman"/>
+          <w:color w:val="000000" w:themeColor="text1"/>
+        </w:rPr>
+        <w:t>SQLite</w:t>
+      </w:r>
+      <w:proofErr w:type="spellEnd"/>
+      <w:r>
+        <w:rPr>
+          <w:rFonts w:ascii="Times New Roman" w:hAnsi="Times New Roman" w:cs="Times New Roman"/>
+          <w:color w:val="000000" w:themeColor="text1"/>
+        </w:rPr>
+        <w:t xml:space="preserve"> не умеет </w:t>
+      </w:r>
+      <w:proofErr w:type="spellStart"/>
+      <w:r>
+        <w:rPr>
+          <w:rFonts w:ascii="Times New Roman" w:hAnsi="Times New Roman" w:cs="Times New Roman"/>
+          <w:color w:val="000000" w:themeColor="text1"/>
+        </w:rPr>
+        <w:t>decimal</w:t>
+      </w:r>
+      <w:proofErr w:type="spellEnd"/>
+      <w:r>
+        <w:rPr>
+          <w:rFonts w:ascii="Times New Roman" w:hAnsi="Times New Roman" w:cs="Times New Roman"/>
+          <w:color w:val="000000" w:themeColor="text1"/>
+        </w:rPr>
+        <w:t>).</w:t>
       </w:r>
     </w:p>
     <w:p>
@@ -715,9 +2052,33 @@
           <w:ilvl w:val="0"/>
           <w:numId w:val="4"/>
         </w:numPr>
-      </w:pPr>
-      <w:r>
-        <w:t>Миграция InitialCreate.</w:t>
+        <w:rPr>
+          <w:rFonts w:ascii="Times New Roman" w:hAnsi="Times New Roman" w:cs="Times New Roman"/>
+          <w:color w:val="000000" w:themeColor="text1"/>
+        </w:rPr>
+      </w:pPr>
+      <w:r>
+        <w:rPr>
+          <w:rFonts w:ascii="Times New Roman" w:hAnsi="Times New Roman" w:cs="Times New Roman"/>
+          <w:color w:val="000000" w:themeColor="text1"/>
+        </w:rPr>
+        <w:t xml:space="preserve">Миграция </w:t>
+      </w:r>
+      <w:proofErr w:type="spellStart"/>
+      <w:r>
+        <w:rPr>
+          <w:rFonts w:ascii="Times New Roman" w:hAnsi="Times New Roman" w:cs="Times New Roman"/>
+          <w:color w:val="000000" w:themeColor="text1"/>
+        </w:rPr>
+        <w:t>InitialCreate</w:t>
+      </w:r>
+      <w:proofErr w:type="spellEnd"/>
+      <w:r>
+        <w:rPr>
+          <w:rFonts w:ascii="Times New Roman" w:hAnsi="Times New Roman" w:cs="Times New Roman"/>
+          <w:color w:val="000000" w:themeColor="text1"/>
+        </w:rPr>
+        <w:t>.</w:t>
       </w:r>
     </w:p>
     <w:p>
@@ -727,9 +2088,42 @@
           <w:ilvl w:val="0"/>
           <w:numId w:val="4"/>
         </w:numPr>
-      </w:pPr>
-      <w:r>
-        <w:t>DatabaseInitializer: Database.Migrate() и заполнение пустых таблиц при старте.</w:t>
+        <w:rPr>
+          <w:rFonts w:ascii="Times New Roman" w:hAnsi="Times New Roman" w:cs="Times New Roman"/>
+          <w:color w:val="000000" w:themeColor="text1"/>
+        </w:rPr>
+      </w:pPr>
+      <w:proofErr w:type="spellStart"/>
+      <w:r>
+        <w:rPr>
+          <w:rFonts w:ascii="Times New Roman" w:hAnsi="Times New Roman" w:cs="Times New Roman"/>
+          <w:color w:val="000000" w:themeColor="text1"/>
+        </w:rPr>
+        <w:t>DatabaseInitializer</w:t>
+      </w:r>
+      <w:proofErr w:type="spellEnd"/>
+      <w:r>
+        <w:rPr>
+          <w:rFonts w:ascii="Times New Roman" w:hAnsi="Times New Roman" w:cs="Times New Roman"/>
+          <w:color w:val="000000" w:themeColor="text1"/>
+        </w:rPr>
+        <w:t xml:space="preserve">: </w:t>
+      </w:r>
+      <w:proofErr w:type="spellStart"/>
+      <w:r>
+        <w:rPr>
+          <w:rFonts w:ascii="Times New Roman" w:hAnsi="Times New Roman" w:cs="Times New Roman"/>
+          <w:color w:val="000000" w:themeColor="text1"/>
+        </w:rPr>
+        <w:t>Database.Migrate</w:t>
+      </w:r>
+      <w:proofErr w:type="spellEnd"/>
+      <w:r>
+        <w:rPr>
+          <w:rFonts w:ascii="Times New Roman" w:hAnsi="Times New Roman" w:cs="Times New Roman"/>
+          <w:color w:val="000000" w:themeColor="text1"/>
+        </w:rPr>
+        <w:t>() и заполнение пустых таблиц при старте.</w:t>
       </w:r>
     </w:p>
     <w:p>
@@ -739,16 +2133,73 @@
           <w:ilvl w:val="0"/>
           <w:numId w:val="4"/>
         </w:numPr>
-      </w:pPr>
-      <w:r>
-        <w:t>CatalogSeeder: импорт 20 позиций из CSV через CsvHelper; WaveSeeder: по 6 волн на каждое направление.</w:t>
+        <w:rPr>
+          <w:rFonts w:ascii="Times New Roman" w:hAnsi="Times New Roman" w:cs="Times New Roman"/>
+          <w:color w:val="000000" w:themeColor="text1"/>
+        </w:rPr>
+      </w:pPr>
+      <w:proofErr w:type="spellStart"/>
+      <w:r>
+        <w:rPr>
+          <w:rFonts w:ascii="Times New Roman" w:hAnsi="Times New Roman" w:cs="Times New Roman"/>
+          <w:color w:val="000000" w:themeColor="text1"/>
+        </w:rPr>
+        <w:t>CatalogSeeder</w:t>
+      </w:r>
+      <w:proofErr w:type="spellEnd"/>
+      <w:r>
+        <w:rPr>
+          <w:rFonts w:ascii="Times New Roman" w:hAnsi="Times New Roman" w:cs="Times New Roman"/>
+          <w:color w:val="000000" w:themeColor="text1"/>
+        </w:rPr>
+        <w:t xml:space="preserve">: импорт 20 позиций из CSV через </w:t>
+      </w:r>
+      <w:proofErr w:type="spellStart"/>
+      <w:r>
+        <w:rPr>
+          <w:rFonts w:ascii="Times New Roman" w:hAnsi="Times New Roman" w:cs="Times New Roman"/>
+          <w:color w:val="000000" w:themeColor="text1"/>
+        </w:rPr>
+        <w:t>CsvHelper</w:t>
+      </w:r>
+      <w:proofErr w:type="spellEnd"/>
+      <w:r>
+        <w:rPr>
+          <w:rFonts w:ascii="Times New Roman" w:hAnsi="Times New Roman" w:cs="Times New Roman"/>
+          <w:color w:val="000000" w:themeColor="text1"/>
+        </w:rPr>
+        <w:t xml:space="preserve">; </w:t>
+      </w:r>
+      <w:proofErr w:type="spellStart"/>
+      <w:r>
+        <w:rPr>
+          <w:rFonts w:ascii="Times New Roman" w:hAnsi="Times New Roman" w:cs="Times New Roman"/>
+          <w:color w:val="000000" w:themeColor="text1"/>
+        </w:rPr>
+        <w:t>WaveSeeder</w:t>
+      </w:r>
+      <w:proofErr w:type="spellEnd"/>
+      <w:r>
+        <w:rPr>
+          <w:rFonts w:ascii="Times New Roman" w:hAnsi="Times New Roman" w:cs="Times New Roman"/>
+          <w:color w:val="000000" w:themeColor="text1"/>
+        </w:rPr>
+        <w:t>: по 6 волн на каждое направление.</w:t>
       </w:r>
     </w:p>
     <w:p>
       <w:pPr>
         <w:pStyle w:val="2"/>
-      </w:pPr>
-      <w:r>
+        <w:rPr>
+          <w:rFonts w:ascii="Times New Roman" w:hAnsi="Times New Roman" w:cs="Times New Roman"/>
+          <w:color w:val="000000" w:themeColor="text1"/>
+        </w:rPr>
+      </w:pPr>
+      <w:r>
+        <w:rPr>
+          <w:rFonts w:ascii="Times New Roman" w:hAnsi="Times New Roman" w:cs="Times New Roman"/>
+          <w:color w:val="000000" w:themeColor="text1"/>
+        </w:rPr>
         <w:t>Этап 4. Сервисы</w:t>
       </w:r>
     </w:p>
@@ -759,9 +2210,42 @@
           <w:ilvl w:val="0"/>
           <w:numId w:val="5"/>
         </w:numPr>
-      </w:pPr>
-      <w:r>
-        <w:t>ICatalogService / CatalogService — витрина, категория, поиск, список категорий.</w:t>
+        <w:rPr>
+          <w:rFonts w:ascii="Times New Roman" w:hAnsi="Times New Roman" w:cs="Times New Roman"/>
+          <w:color w:val="000000" w:themeColor="text1"/>
+        </w:rPr>
+      </w:pPr>
+      <w:proofErr w:type="spellStart"/>
+      <w:r>
+        <w:rPr>
+          <w:rFonts w:ascii="Times New Roman" w:hAnsi="Times New Roman" w:cs="Times New Roman"/>
+          <w:color w:val="000000" w:themeColor="text1"/>
+        </w:rPr>
+        <w:t>ICatalogService</w:t>
+      </w:r>
+      <w:proofErr w:type="spellEnd"/>
+      <w:r>
+        <w:rPr>
+          <w:rFonts w:ascii="Times New Roman" w:hAnsi="Times New Roman" w:cs="Times New Roman"/>
+          <w:color w:val="000000" w:themeColor="text1"/>
+        </w:rPr>
+        <w:t xml:space="preserve"> / </w:t>
+      </w:r>
+      <w:proofErr w:type="spellStart"/>
+      <w:r>
+        <w:rPr>
+          <w:rFonts w:ascii="Times New Roman" w:hAnsi="Times New Roman" w:cs="Times New Roman"/>
+          <w:color w:val="000000" w:themeColor="text1"/>
+        </w:rPr>
+        <w:t>CatalogService</w:t>
+      </w:r>
+      <w:proofErr w:type="spellEnd"/>
+      <w:r>
+        <w:rPr>
+          <w:rFonts w:ascii="Times New Roman" w:hAnsi="Times New Roman" w:cs="Times New Roman"/>
+          <w:color w:val="000000" w:themeColor="text1"/>
+        </w:rPr>
+        <w:t xml:space="preserve"> — витрина, категория, поиск, список категорий.</w:t>
       </w:r>
     </w:p>
     <w:p>
@@ -771,9 +2255,42 @@
           <w:ilvl w:val="0"/>
           <w:numId w:val="5"/>
         </w:numPr>
-      </w:pPr>
-      <w:r>
-        <w:t>IProductManagementService / ProductManagementService — создание, правка, скрытие и возврат товаров.</w:t>
+        <w:rPr>
+          <w:rFonts w:ascii="Times New Roman" w:hAnsi="Times New Roman" w:cs="Times New Roman"/>
+          <w:color w:val="000000" w:themeColor="text1"/>
+        </w:rPr>
+      </w:pPr>
+      <w:proofErr w:type="spellStart"/>
+      <w:r>
+        <w:rPr>
+          <w:rFonts w:ascii="Times New Roman" w:hAnsi="Times New Roman" w:cs="Times New Roman"/>
+          <w:color w:val="000000" w:themeColor="text1"/>
+        </w:rPr>
+        <w:t>IProductManagementService</w:t>
+      </w:r>
+      <w:proofErr w:type="spellEnd"/>
+      <w:r>
+        <w:rPr>
+          <w:rFonts w:ascii="Times New Roman" w:hAnsi="Times New Roman" w:cs="Times New Roman"/>
+          <w:color w:val="000000" w:themeColor="text1"/>
+        </w:rPr>
+        <w:t xml:space="preserve"> / </w:t>
+      </w:r>
+      <w:proofErr w:type="spellStart"/>
+      <w:r>
+        <w:rPr>
+          <w:rFonts w:ascii="Times New Roman" w:hAnsi="Times New Roman" w:cs="Times New Roman"/>
+          <w:color w:val="000000" w:themeColor="text1"/>
+        </w:rPr>
+        <w:t>ProductManagementService</w:t>
+      </w:r>
+      <w:proofErr w:type="spellEnd"/>
+      <w:r>
+        <w:rPr>
+          <w:rFonts w:ascii="Times New Roman" w:hAnsi="Times New Roman" w:cs="Times New Roman"/>
+          <w:color w:val="000000" w:themeColor="text1"/>
+        </w:rPr>
+        <w:t xml:space="preserve"> — создание, правка, скрытие и возврат товаров.</w:t>
       </w:r>
     </w:p>
     <w:p>
@@ -783,9 +2300,42 @@
           <w:ilvl w:val="0"/>
           <w:numId w:val="5"/>
         </w:numPr>
-      </w:pPr>
-      <w:r>
-        <w:t>ICartService / SessionCartService — корзина в сессии, правило одной витрины, лимит количества.</w:t>
+        <w:rPr>
+          <w:rFonts w:ascii="Times New Roman" w:hAnsi="Times New Roman" w:cs="Times New Roman"/>
+          <w:color w:val="000000" w:themeColor="text1"/>
+        </w:rPr>
+      </w:pPr>
+      <w:proofErr w:type="spellStart"/>
+      <w:r>
+        <w:rPr>
+          <w:rFonts w:ascii="Times New Roman" w:hAnsi="Times New Roman" w:cs="Times New Roman"/>
+          <w:color w:val="000000" w:themeColor="text1"/>
+        </w:rPr>
+        <w:t>ICartService</w:t>
+      </w:r>
+      <w:proofErr w:type="spellEnd"/>
+      <w:r>
+        <w:rPr>
+          <w:rFonts w:ascii="Times New Roman" w:hAnsi="Times New Roman" w:cs="Times New Roman"/>
+          <w:color w:val="000000" w:themeColor="text1"/>
+        </w:rPr>
+        <w:t xml:space="preserve"> / </w:t>
+      </w:r>
+      <w:proofErr w:type="spellStart"/>
+      <w:r>
+        <w:rPr>
+          <w:rFonts w:ascii="Times New Roman" w:hAnsi="Times New Roman" w:cs="Times New Roman"/>
+          <w:color w:val="000000" w:themeColor="text1"/>
+        </w:rPr>
+        <w:t>SessionCartService</w:t>
+      </w:r>
+      <w:proofErr w:type="spellEnd"/>
+      <w:r>
+        <w:rPr>
+          <w:rFonts w:ascii="Times New Roman" w:hAnsi="Times New Roman" w:cs="Times New Roman"/>
+          <w:color w:val="000000" w:themeColor="text1"/>
+        </w:rPr>
+        <w:t xml:space="preserve"> — корзина в сессии, правило одной витрины, лимит количества.</w:t>
       </w:r>
     </w:p>
     <w:p>
@@ -795,9 +2345,42 @@
           <w:ilvl w:val="0"/>
           <w:numId w:val="5"/>
         </w:numPr>
-      </w:pPr>
-      <w:r>
-        <w:t>IWaveService / WaveService — предложения открытых волн с расчётом, создание волны, отправка волны.</w:t>
+        <w:rPr>
+          <w:rFonts w:ascii="Times New Roman" w:hAnsi="Times New Roman" w:cs="Times New Roman"/>
+          <w:color w:val="000000" w:themeColor="text1"/>
+        </w:rPr>
+      </w:pPr>
+      <w:proofErr w:type="spellStart"/>
+      <w:r>
+        <w:rPr>
+          <w:rFonts w:ascii="Times New Roman" w:hAnsi="Times New Roman" w:cs="Times New Roman"/>
+          <w:color w:val="000000" w:themeColor="text1"/>
+        </w:rPr>
+        <w:t>IWaveService</w:t>
+      </w:r>
+      <w:proofErr w:type="spellEnd"/>
+      <w:r>
+        <w:rPr>
+          <w:rFonts w:ascii="Times New Roman" w:hAnsi="Times New Roman" w:cs="Times New Roman"/>
+          <w:color w:val="000000" w:themeColor="text1"/>
+        </w:rPr>
+        <w:t xml:space="preserve"> / </w:t>
+      </w:r>
+      <w:proofErr w:type="spellStart"/>
+      <w:r>
+        <w:rPr>
+          <w:rFonts w:ascii="Times New Roman" w:hAnsi="Times New Roman" w:cs="Times New Roman"/>
+          <w:color w:val="000000" w:themeColor="text1"/>
+        </w:rPr>
+        <w:t>WaveService</w:t>
+      </w:r>
+      <w:proofErr w:type="spellEnd"/>
+      <w:r>
+        <w:rPr>
+          <w:rFonts w:ascii="Times New Roman" w:hAnsi="Times New Roman" w:cs="Times New Roman"/>
+          <w:color w:val="000000" w:themeColor="text1"/>
+        </w:rPr>
+        <w:t xml:space="preserve"> — предложения открытых волн с расчётом, создание волны, отправка волны.</w:t>
       </w:r>
     </w:p>
     <w:p>
@@ -807,9 +2390,42 @@
           <w:ilvl w:val="0"/>
           <w:numId w:val="5"/>
         </w:numPr>
-      </w:pPr>
-      <w:r>
-        <w:t>IOrderService / OrderService — оформление в транзакции с повторной проверкой вместимости, поиск по номеру и телефону, смена статусов.</w:t>
+        <w:rPr>
+          <w:rFonts w:ascii="Times New Roman" w:hAnsi="Times New Roman" w:cs="Times New Roman"/>
+          <w:color w:val="000000" w:themeColor="text1"/>
+        </w:rPr>
+      </w:pPr>
+      <w:proofErr w:type="spellStart"/>
+      <w:r>
+        <w:rPr>
+          <w:rFonts w:ascii="Times New Roman" w:hAnsi="Times New Roman" w:cs="Times New Roman"/>
+          <w:color w:val="000000" w:themeColor="text1"/>
+        </w:rPr>
+        <w:t>IOrderService</w:t>
+      </w:r>
+      <w:proofErr w:type="spellEnd"/>
+      <w:r>
+        <w:rPr>
+          <w:rFonts w:ascii="Times New Roman" w:hAnsi="Times New Roman" w:cs="Times New Roman"/>
+          <w:color w:val="000000" w:themeColor="text1"/>
+        </w:rPr>
+        <w:t xml:space="preserve"> / </w:t>
+      </w:r>
+      <w:proofErr w:type="spellStart"/>
+      <w:r>
+        <w:rPr>
+          <w:rFonts w:ascii="Times New Roman" w:hAnsi="Times New Roman" w:cs="Times New Roman"/>
+          <w:color w:val="000000" w:themeColor="text1"/>
+        </w:rPr>
+        <w:t>OrderService</w:t>
+      </w:r>
+      <w:proofErr w:type="spellEnd"/>
+      <w:r>
+        <w:rPr>
+          <w:rFonts w:ascii="Times New Roman" w:hAnsi="Times New Roman" w:cs="Times New Roman"/>
+          <w:color w:val="000000" w:themeColor="text1"/>
+        </w:rPr>
+        <w:t xml:space="preserve"> — оформление в транзакции с повторной проверкой вместимости, поиск по номеру и телефону, смена статусов.</w:t>
       </w:r>
     </w:p>
     <w:p>
@@ -819,9 +2435,92 @@
           <w:ilvl w:val="0"/>
           <w:numId w:val="5"/>
         </w:numPr>
-      </w:pPr>
-      <w:r>
-        <w:t>IOrderNumberGenerator / DbOrderNumberGenerator — уникальные номера вида SW-XXXXXX.</w:t>
+        <w:rPr>
+          <w:rFonts w:ascii="Times New Roman" w:hAnsi="Times New Roman" w:cs="Times New Roman"/>
+          <w:color w:val="000000" w:themeColor="text1"/>
+          <w:lang w:val="en-US"/>
+        </w:rPr>
+      </w:pPr>
+      <w:proofErr w:type="spellStart"/>
+      <w:r>
+        <w:rPr>
+          <w:rFonts w:ascii="Times New Roman" w:hAnsi="Times New Roman" w:cs="Times New Roman"/>
+          <w:color w:val="000000" w:themeColor="text1"/>
+          <w:lang w:val="en-US"/>
+        </w:rPr>
+        <w:t>IOrderNumberGenerator</w:t>
+      </w:r>
+      <w:proofErr w:type="spellEnd"/>
+      <w:r>
+        <w:rPr>
+          <w:rFonts w:ascii="Times New Roman" w:hAnsi="Times New Roman" w:cs="Times New Roman"/>
+          <w:color w:val="000000" w:themeColor="text1"/>
+          <w:lang w:val="en-US"/>
+        </w:rPr>
+        <w:t xml:space="preserve"> / </w:t>
+      </w:r>
+      <w:proofErr w:type="spellStart"/>
+      <w:r>
+        <w:rPr>
+          <w:rFonts w:ascii="Times New Roman" w:hAnsi="Times New Roman" w:cs="Times New Roman"/>
+          <w:color w:val="000000" w:themeColor="text1"/>
+          <w:lang w:val="en-US"/>
+        </w:rPr>
+        <w:t>DbOrderNumberGenerator</w:t>
+      </w:r>
+      <w:proofErr w:type="spellEnd"/>
+      <w:r>
+        <w:rPr>
+          <w:rFonts w:ascii="Times New Roman" w:hAnsi="Times New Roman" w:cs="Times New Roman"/>
+          <w:color w:val="000000" w:themeColor="text1"/>
+          <w:lang w:val="en-US"/>
+        </w:rPr>
+        <w:t xml:space="preserve"> — </w:t>
+      </w:r>
+      <w:r>
+        <w:rPr>
+          <w:rFonts w:ascii="Times New Roman" w:hAnsi="Times New Roman" w:cs="Times New Roman"/>
+          <w:color w:val="000000" w:themeColor="text1"/>
+        </w:rPr>
+        <w:t>уникальные</w:t>
+      </w:r>
+      <w:r>
+        <w:rPr>
+          <w:rFonts w:ascii="Times New Roman" w:hAnsi="Times New Roman" w:cs="Times New Roman"/>
+          <w:color w:val="000000" w:themeColor="text1"/>
+          <w:lang w:val="en-US"/>
+        </w:rPr>
+        <w:t xml:space="preserve"> </w:t>
+      </w:r>
+      <w:r>
+        <w:rPr>
+          <w:rFonts w:ascii="Times New Roman" w:hAnsi="Times New Roman" w:cs="Times New Roman"/>
+          <w:color w:val="000000" w:themeColor="text1"/>
+        </w:rPr>
+        <w:t>номера</w:t>
+      </w:r>
+      <w:r>
+        <w:rPr>
+          <w:rFonts w:ascii="Times New Roman" w:hAnsi="Times New Roman" w:cs="Times New Roman"/>
+          <w:color w:val="000000" w:themeColor="text1"/>
+          <w:lang w:val="en-US"/>
+        </w:rPr>
+        <w:t xml:space="preserve"> </w:t>
+      </w:r>
+      <w:r>
+        <w:rPr>
+          <w:rFonts w:ascii="Times New Roman" w:hAnsi="Times New Roman" w:cs="Times New Roman"/>
+          <w:color w:val="000000" w:themeColor="text1"/>
+        </w:rPr>
+        <w:t>вида</w:t>
+      </w:r>
+      <w:r>
+        <w:rPr>
+          <w:rFonts w:ascii="Times New Roman" w:hAnsi="Times New Roman" w:cs="Times New Roman"/>
+          <w:color w:val="000000" w:themeColor="text1"/>
+          <w:lang w:val="en-US"/>
+        </w:rPr>
+        <w:t xml:space="preserve"> SW-XXXXXX.</w:t>
       </w:r>
     </w:p>
     <w:p>
@@ -831,9 +2530,26 @@
           <w:ilvl w:val="0"/>
           <w:numId w:val="5"/>
         </w:numPr>
-      </w:pPr>
-      <w:r>
-        <w:t>WaveLoadQueries — единственное место расчёта загруженного веса волн.</w:t>
+        <w:rPr>
+          <w:rFonts w:ascii="Times New Roman" w:hAnsi="Times New Roman" w:cs="Times New Roman"/>
+          <w:color w:val="000000" w:themeColor="text1"/>
+        </w:rPr>
+      </w:pPr>
+      <w:proofErr w:type="spellStart"/>
+      <w:r>
+        <w:rPr>
+          <w:rFonts w:ascii="Times New Roman" w:hAnsi="Times New Roman" w:cs="Times New Roman"/>
+          <w:color w:val="000000" w:themeColor="text1"/>
+        </w:rPr>
+        <w:t>WaveLoadQueries</w:t>
+      </w:r>
+      <w:proofErr w:type="spellEnd"/>
+      <w:r>
+        <w:rPr>
+          <w:rFonts w:ascii="Times New Roman" w:hAnsi="Times New Roman" w:cs="Times New Roman"/>
+          <w:color w:val="000000" w:themeColor="text1"/>
+        </w:rPr>
+        <w:t xml:space="preserve"> — единственное место расчёта загруженного веса волн.</w:t>
       </w:r>
     </w:p>
     <w:p>
@@ -843,16 +2559,48 @@
           <w:ilvl w:val="0"/>
           <w:numId w:val="5"/>
         </w:numPr>
-      </w:pPr>
-      <w:r>
-        <w:t>Регистрация сервисов в DI (метод AddSweetWaveServices).</w:t>
+        <w:rPr>
+          <w:rFonts w:ascii="Times New Roman" w:hAnsi="Times New Roman" w:cs="Times New Roman"/>
+          <w:color w:val="000000" w:themeColor="text1"/>
+        </w:rPr>
+      </w:pPr>
+      <w:r>
+        <w:rPr>
+          <w:rFonts w:ascii="Times New Roman" w:hAnsi="Times New Roman" w:cs="Times New Roman"/>
+          <w:color w:val="000000" w:themeColor="text1"/>
+        </w:rPr>
+        <w:t xml:space="preserve">Регистрация сервисов в DI (метод </w:t>
+      </w:r>
+      <w:proofErr w:type="spellStart"/>
+      <w:r>
+        <w:rPr>
+          <w:rFonts w:ascii="Times New Roman" w:hAnsi="Times New Roman" w:cs="Times New Roman"/>
+          <w:color w:val="000000" w:themeColor="text1"/>
+        </w:rPr>
+        <w:t>AddSweetWaveServices</w:t>
+      </w:r>
+      <w:proofErr w:type="spellEnd"/>
+      <w:r>
+        <w:rPr>
+          <w:rFonts w:ascii="Times New Roman" w:hAnsi="Times New Roman" w:cs="Times New Roman"/>
+          <w:color w:val="000000" w:themeColor="text1"/>
+        </w:rPr>
+        <w:t>).</w:t>
       </w:r>
     </w:p>
     <w:p>
       <w:pPr>
         <w:pStyle w:val="2"/>
-      </w:pPr>
-      <w:r>
+        <w:rPr>
+          <w:rFonts w:ascii="Times New Roman" w:hAnsi="Times New Roman" w:cs="Times New Roman"/>
+          <w:color w:val="000000" w:themeColor="text1"/>
+        </w:rPr>
+      </w:pPr>
+      <w:r>
+        <w:rPr>
+          <w:rFonts w:ascii="Times New Roman" w:hAnsi="Times New Roman" w:cs="Times New Roman"/>
+          <w:color w:val="000000" w:themeColor="text1"/>
+        </w:rPr>
         <w:t>Этап 5. Публичные страницы</w:t>
       </w:r>
     </w:p>
@@ -863,8 +2611,16 @@
           <w:ilvl w:val="0"/>
           <w:numId w:val="6"/>
         </w:numPr>
-      </w:pPr>
-      <w:r>
+        <w:rPr>
+          <w:rFonts w:ascii="Times New Roman" w:hAnsi="Times New Roman" w:cs="Times New Roman"/>
+          <w:color w:val="000000" w:themeColor="text1"/>
+        </w:rPr>
+      </w:pPr>
+      <w:r>
+        <w:rPr>
+          <w:rFonts w:ascii="Times New Roman" w:hAnsi="Times New Roman" w:cs="Times New Roman"/>
+          <w:color w:val="000000" w:themeColor="text1"/>
+        </w:rPr>
         <w:t>Главная: две витрины, ближайшие волны, объяснение механики.</w:t>
       </w:r>
     </w:p>
@@ -875,8 +2631,16 @@
           <w:ilvl w:val="0"/>
           <w:numId w:val="6"/>
         </w:numPr>
-      </w:pPr>
-      <w:r>
+        <w:rPr>
+          <w:rFonts w:ascii="Times New Roman" w:hAnsi="Times New Roman" w:cs="Times New Roman"/>
+          <w:color w:val="000000" w:themeColor="text1"/>
+        </w:rPr>
+      </w:pPr>
+      <w:r>
+        <w:rPr>
+          <w:rFonts w:ascii="Times New Roman" w:hAnsi="Times New Roman" w:cs="Times New Roman"/>
+          <w:color w:val="000000" w:themeColor="text1"/>
+        </w:rPr>
         <w:t>Каталог: переключатель витрин, фильтр по категории, поиск по названию, карточки товаров.</w:t>
       </w:r>
     </w:p>
@@ -887,8 +2651,16 @@
           <w:ilvl w:val="0"/>
           <w:numId w:val="6"/>
         </w:numPr>
-      </w:pPr>
-      <w:r>
+        <w:rPr>
+          <w:rFonts w:ascii="Times New Roman" w:hAnsi="Times New Roman" w:cs="Times New Roman"/>
+          <w:color w:val="000000" w:themeColor="text1"/>
+        </w:rPr>
+      </w:pPr>
+      <w:r>
+        <w:rPr>
+          <w:rFonts w:ascii="Times New Roman" w:hAnsi="Times New Roman" w:cs="Times New Roman"/>
+          <w:color w:val="000000" w:themeColor="text1"/>
+        </w:rPr>
         <w:t>Корзина: изменение количества, удаление, итоговый вес и сумма.</w:t>
       </w:r>
     </w:p>
@@ -899,9 +2671,49 @@
           <w:ilvl w:val="0"/>
           <w:numId w:val="6"/>
         </w:numPr>
-      </w:pPr>
-      <w:r>
-        <w:t>Оформление: данные покупателя и получателя, подарок с открыткой, таблица волн с прозрачным расчётом доставки, чекбокс термоупаковки, демо-оплата, паттерн Post-Redirect-Get.</w:t>
+        <w:rPr>
+          <w:rFonts w:ascii="Times New Roman" w:hAnsi="Times New Roman" w:cs="Times New Roman"/>
+          <w:color w:val="000000" w:themeColor="text1"/>
+        </w:rPr>
+      </w:pPr>
+      <w:r>
+        <w:rPr>
+          <w:rFonts w:ascii="Times New Roman" w:hAnsi="Times New Roman" w:cs="Times New Roman"/>
+          <w:color w:val="000000" w:themeColor="text1"/>
+        </w:rPr>
+        <w:t xml:space="preserve">Оформление: данные покупателя и получателя, подарок с открыткой, таблица волн с прозрачным расчётом доставки, чекбокс </w:t>
+      </w:r>
+      <w:proofErr w:type="spellStart"/>
+      <w:r>
+        <w:rPr>
+          <w:rFonts w:ascii="Times New Roman" w:hAnsi="Times New Roman" w:cs="Times New Roman"/>
+          <w:color w:val="000000" w:themeColor="text1"/>
+        </w:rPr>
+        <w:t>термоупаковки</w:t>
+      </w:r>
+      <w:proofErr w:type="spellEnd"/>
+      <w:r>
+        <w:rPr>
+          <w:rFonts w:ascii="Times New Roman" w:hAnsi="Times New Roman" w:cs="Times New Roman"/>
+          <w:color w:val="000000" w:themeColor="text1"/>
+        </w:rPr>
+        <w:t>, демо-оплата, паттерн Post-</w:t>
+      </w:r>
+      <w:proofErr w:type="spellStart"/>
+      <w:r>
+        <w:rPr>
+          <w:rFonts w:ascii="Times New Roman" w:hAnsi="Times New Roman" w:cs="Times New Roman"/>
+          <w:color w:val="000000" w:themeColor="text1"/>
+        </w:rPr>
+        <w:t>Redirect</w:t>
+      </w:r>
+      <w:proofErr w:type="spellEnd"/>
+      <w:r>
+        <w:rPr>
+          <w:rFonts w:ascii="Times New Roman" w:hAnsi="Times New Roman" w:cs="Times New Roman"/>
+          <w:color w:val="000000" w:themeColor="text1"/>
+        </w:rPr>
+        <w:t>-Get.</w:t>
       </w:r>
     </w:p>
     <w:p>
@@ -911,8 +2723,16 @@
           <w:ilvl w:val="0"/>
           <w:numId w:val="6"/>
         </w:numPr>
-      </w:pPr>
-      <w:r>
+        <w:rPr>
+          <w:rFonts w:ascii="Times New Roman" w:hAnsi="Times New Roman" w:cs="Times New Roman"/>
+          <w:color w:val="000000" w:themeColor="text1"/>
+        </w:rPr>
+      </w:pPr>
+      <w:r>
+        <w:rPr>
+          <w:rFonts w:ascii="Times New Roman" w:hAnsi="Times New Roman" w:cs="Times New Roman"/>
+          <w:color w:val="000000" w:themeColor="text1"/>
+        </w:rPr>
         <w:t>Подтверждение заказа с номером и зафиксированной стоимостью.</w:t>
       </w:r>
     </w:p>
@@ -923,16 +2743,32 @@
           <w:ilvl w:val="0"/>
           <w:numId w:val="6"/>
         </w:numPr>
-      </w:pPr>
-      <w:r>
+        <w:rPr>
+          <w:rFonts w:ascii="Times New Roman" w:hAnsi="Times New Roman" w:cs="Times New Roman"/>
+          <w:color w:val="000000" w:themeColor="text1"/>
+        </w:rPr>
+      </w:pPr>
+      <w:r>
+        <w:rPr>
+          <w:rFonts w:ascii="Times New Roman" w:hAnsi="Times New Roman" w:cs="Times New Roman"/>
+          <w:color w:val="000000" w:themeColor="text1"/>
+        </w:rPr>
         <w:t>Отслеживание по номеру заказа и телефону с таймлайном статусов.</w:t>
       </w:r>
     </w:p>
     <w:p>
       <w:pPr>
         <w:pStyle w:val="2"/>
-      </w:pPr>
-      <w:r>
+        <w:rPr>
+          <w:rFonts w:ascii="Times New Roman" w:hAnsi="Times New Roman" w:cs="Times New Roman"/>
+          <w:color w:val="000000" w:themeColor="text1"/>
+        </w:rPr>
+      </w:pPr>
+      <w:r>
+        <w:rPr>
+          <w:rFonts w:ascii="Times New Roman" w:hAnsi="Times New Roman" w:cs="Times New Roman"/>
+          <w:color w:val="000000" w:themeColor="text1"/>
+        </w:rPr>
         <w:t>Этап 6. Админка</w:t>
       </w:r>
     </w:p>
@@ -943,9 +2779,65 @@
           <w:ilvl w:val="0"/>
           <w:numId w:val="7"/>
         </w:numPr>
-      </w:pPr>
-      <w:r>
-        <w:t>Вход и выход: AuthorizeFolder("/Admin"), cookie-аутентификация, сравнение учётных данных через CryptographicOperations.FixedTimeEquals.</w:t>
+        <w:rPr>
+          <w:rFonts w:ascii="Times New Roman" w:hAnsi="Times New Roman" w:cs="Times New Roman"/>
+          <w:color w:val="000000" w:themeColor="text1"/>
+        </w:rPr>
+      </w:pPr>
+      <w:r>
+        <w:rPr>
+          <w:rFonts w:ascii="Times New Roman" w:hAnsi="Times New Roman" w:cs="Times New Roman"/>
+          <w:color w:val="000000" w:themeColor="text1"/>
+        </w:rPr>
+        <w:t xml:space="preserve">Вход и выход: </w:t>
+      </w:r>
+      <w:proofErr w:type="spellStart"/>
+      <w:r>
+        <w:rPr>
+          <w:rFonts w:ascii="Times New Roman" w:hAnsi="Times New Roman" w:cs="Times New Roman"/>
+          <w:color w:val="000000" w:themeColor="text1"/>
+        </w:rPr>
+        <w:t>AuthorizeFolder</w:t>
+      </w:r>
+      <w:proofErr w:type="spellEnd"/>
+      <w:r>
+        <w:rPr>
+          <w:rFonts w:ascii="Times New Roman" w:hAnsi="Times New Roman" w:cs="Times New Roman"/>
+          <w:color w:val="000000" w:themeColor="text1"/>
+        </w:rPr>
+        <w:t xml:space="preserve">("/Admin"), </w:t>
+      </w:r>
+      <w:proofErr w:type="spellStart"/>
+      <w:r>
+        <w:rPr>
+          <w:rFonts w:ascii="Times New Roman" w:hAnsi="Times New Roman" w:cs="Times New Roman"/>
+          <w:color w:val="000000" w:themeColor="text1"/>
+        </w:rPr>
+        <w:t>cookie</w:t>
+      </w:r>
+      <w:proofErr w:type="spellEnd"/>
+      <w:r>
+        <w:rPr>
+          <w:rFonts w:ascii="Times New Roman" w:hAnsi="Times New Roman" w:cs="Times New Roman"/>
+          <w:color w:val="000000" w:themeColor="text1"/>
+        </w:rPr>
+        <w:t xml:space="preserve">-аутентификация, сравнение учётных данных через </w:t>
+      </w:r>
+      <w:proofErr w:type="spellStart"/>
+      <w:r>
+        <w:rPr>
+          <w:rFonts w:ascii="Times New Roman" w:hAnsi="Times New Roman" w:cs="Times New Roman"/>
+          <w:color w:val="000000" w:themeColor="text1"/>
+        </w:rPr>
+        <w:t>CryptographicOperations.FixedTimeEquals</w:t>
+      </w:r>
+      <w:proofErr w:type="spellEnd"/>
+      <w:r>
+        <w:rPr>
+          <w:rFonts w:ascii="Times New Roman" w:hAnsi="Times New Roman" w:cs="Times New Roman"/>
+          <w:color w:val="000000" w:themeColor="text1"/>
+        </w:rPr>
+        <w:t>.</w:t>
       </w:r>
     </w:p>
     <w:p>
@@ -955,8 +2847,16 @@
           <w:ilvl w:val="0"/>
           <w:numId w:val="7"/>
         </w:numPr>
-      </w:pPr>
-      <w:r>
+        <w:rPr>
+          <w:rFonts w:ascii="Times New Roman" w:hAnsi="Times New Roman" w:cs="Times New Roman"/>
+          <w:color w:val="000000" w:themeColor="text1"/>
+        </w:rPr>
+      </w:pPr>
+      <w:r>
+        <w:rPr>
+          <w:rFonts w:ascii="Times New Roman" w:hAnsi="Times New Roman" w:cs="Times New Roman"/>
+          <w:color w:val="000000" w:themeColor="text1"/>
+        </w:rPr>
         <w:t>Товары: список со скрытыми, создание, редактирование, скрытие и показ.</w:t>
       </w:r>
     </w:p>
@@ -967,8 +2867,16 @@
           <w:ilvl w:val="0"/>
           <w:numId w:val="7"/>
         </w:numPr>
-      </w:pPr>
-      <w:r>
+        <w:rPr>
+          <w:rFonts w:ascii="Times New Roman" w:hAnsi="Times New Roman" w:cs="Times New Roman"/>
+          <w:color w:val="000000" w:themeColor="text1"/>
+        </w:rPr>
+      </w:pPr>
+      <w:r>
+        <w:rPr>
+          <w:rFonts w:ascii="Times New Roman" w:hAnsi="Times New Roman" w:cs="Times New Roman"/>
+          <w:color w:val="000000" w:themeColor="text1"/>
+        </w:rPr>
         <w:t>Волны: расписание с заполнением и признаком «готова к отправке», создание волны с автоматическим дедлайном, отправка волны.</w:t>
       </w:r>
     </w:p>
@@ -979,17 +2887,32 @@
           <w:ilvl w:val="0"/>
           <w:numId w:val="7"/>
         </w:numPr>
-      </w:pPr>
-      <w:r>
+        <w:rPr>
+          <w:rFonts w:ascii="Times New Roman" w:hAnsi="Times New Roman" w:cs="Times New Roman"/>
+          <w:color w:val="000000" w:themeColor="text1"/>
+        </w:rPr>
+      </w:pPr>
+      <w:r>
+        <w:rPr>
+          <w:rFonts w:ascii="Times New Roman" w:hAnsi="Times New Roman" w:cs="Times New Roman"/>
+          <w:color w:val="000000" w:themeColor="text1"/>
+        </w:rPr>
         <w:t>Заказы: фильтры по статусу и волне, кнопка «Следующий статус», данные получателя и текст открытки.</w:t>
       </w:r>
     </w:p>
     <w:p>
       <w:pPr>
         <w:pStyle w:val="2"/>
-      </w:pPr>
-      <w:r>
-        <w:lastRenderedPageBreak/>
+        <w:rPr>
+          <w:rFonts w:ascii="Times New Roman" w:hAnsi="Times New Roman" w:cs="Times New Roman"/>
+          <w:color w:val="000000" w:themeColor="text1"/>
+        </w:rPr>
+      </w:pPr>
+      <w:r>
+        <w:rPr>
+          <w:rFonts w:ascii="Times New Roman" w:hAnsi="Times New Roman" w:cs="Times New Roman"/>
+          <w:color w:val="000000" w:themeColor="text1"/>
+        </w:rPr>
         <w:t>Этап 7. Финиш</w:t>
       </w:r>
     </w:p>
@@ -1000,9 +2923,49 @@
           <w:ilvl w:val="0"/>
           <w:numId w:val="8"/>
         </w:numPr>
-      </w:pPr>
-      <w:r>
-        <w:t>Общий layout с навигацией, счётчиком корзины и flash-сообщениями.</w:t>
+        <w:rPr>
+          <w:rFonts w:ascii="Times New Roman" w:hAnsi="Times New Roman" w:cs="Times New Roman"/>
+          <w:color w:val="000000" w:themeColor="text1"/>
+        </w:rPr>
+      </w:pPr>
+      <w:r>
+        <w:rPr>
+          <w:rFonts w:ascii="Times New Roman" w:hAnsi="Times New Roman" w:cs="Times New Roman"/>
+          <w:color w:val="000000" w:themeColor="text1"/>
+        </w:rPr>
+        <w:t xml:space="preserve">Общий </w:t>
+      </w:r>
+      <w:proofErr w:type="spellStart"/>
+      <w:r>
+        <w:rPr>
+          <w:rFonts w:ascii="Times New Roman" w:hAnsi="Times New Roman" w:cs="Times New Roman"/>
+          <w:color w:val="000000" w:themeColor="text1"/>
+        </w:rPr>
+        <w:t>layout</w:t>
+      </w:r>
+      <w:proofErr w:type="spellEnd"/>
+      <w:r>
+        <w:rPr>
+          <w:rFonts w:ascii="Times New Roman" w:hAnsi="Times New Roman" w:cs="Times New Roman"/>
+          <w:color w:val="000000" w:themeColor="text1"/>
+        </w:rPr>
+        <w:t xml:space="preserve"> с навигацией, счётчиком корзины и </w:t>
+      </w:r>
+      <w:proofErr w:type="spellStart"/>
+      <w:r>
+        <w:rPr>
+          <w:rFonts w:ascii="Times New Roman" w:hAnsi="Times New Roman" w:cs="Times New Roman"/>
+          <w:color w:val="000000" w:themeColor="text1"/>
+        </w:rPr>
+        <w:t>flash</w:t>
+      </w:r>
+      <w:proofErr w:type="spellEnd"/>
+      <w:r>
+        <w:rPr>
+          <w:rFonts w:ascii="Times New Roman" w:hAnsi="Times New Roman" w:cs="Times New Roman"/>
+          <w:color w:val="000000" w:themeColor="text1"/>
+        </w:rPr>
+        <w:t>-сообщениями.</w:t>
       </w:r>
     </w:p>
     <w:p>
@@ -1012,8 +2975,16 @@
           <w:ilvl w:val="0"/>
           <w:numId w:val="8"/>
         </w:numPr>
-      </w:pPr>
-      <w:r>
+        <w:rPr>
+          <w:rFonts w:ascii="Times New Roman" w:hAnsi="Times New Roman" w:cs="Times New Roman"/>
+          <w:color w:val="000000" w:themeColor="text1"/>
+        </w:rPr>
+      </w:pPr>
+      <w:r>
+        <w:rPr>
+          <w:rFonts w:ascii="Times New Roman" w:hAnsi="Times New Roman" w:cs="Times New Roman"/>
+          <w:color w:val="000000" w:themeColor="text1"/>
+        </w:rPr>
         <w:t>Понятная страница для 404 и 500.</w:t>
       </w:r>
     </w:p>
@@ -1024,8 +2995,16 @@
           <w:ilvl w:val="0"/>
           <w:numId w:val="8"/>
         </w:numPr>
-      </w:pPr>
-      <w:r>
+        <w:rPr>
+          <w:rFonts w:ascii="Times New Roman" w:hAnsi="Times New Roman" w:cs="Times New Roman"/>
+          <w:color w:val="000000" w:themeColor="text1"/>
+        </w:rPr>
+      </w:pPr>
+      <w:r>
+        <w:rPr>
+          <w:rFonts w:ascii="Times New Roman" w:hAnsi="Times New Roman" w:cs="Times New Roman"/>
+          <w:color w:val="000000" w:themeColor="text1"/>
+        </w:rPr>
         <w:t>README.md: запуск, структура, логины, раздел «Допущения», сценарий ручной проверки.</w:t>
       </w:r>
     </w:p>
@@ -1036,16 +3015,33 @@
           <w:ilvl w:val="0"/>
           <w:numId w:val="8"/>
         </w:numPr>
-      </w:pPr>
-      <w:r>
+        <w:rPr>
+          <w:rFonts w:ascii="Times New Roman" w:hAnsi="Times New Roman" w:cs="Times New Roman"/>
+          <w:color w:val="000000" w:themeColor="text1"/>
+        </w:rPr>
+      </w:pPr>
+      <w:r>
+        <w:rPr>
+          <w:rFonts w:ascii="Times New Roman" w:hAnsi="Times New Roman" w:cs="Times New Roman"/>
+          <w:color w:val="000000" w:themeColor="text1"/>
+        </w:rPr>
+        <w:lastRenderedPageBreak/>
         <w:t>Перевод всех комментариев кода на русский язык.</w:t>
       </w:r>
     </w:p>
     <w:p>
       <w:pPr>
         <w:pStyle w:val="1"/>
-      </w:pPr>
-      <w:r>
+        <w:rPr>
+          <w:rFonts w:ascii="Times New Roman" w:hAnsi="Times New Roman" w:cs="Times New Roman"/>
+          <w:color w:val="000000" w:themeColor="text1"/>
+        </w:rPr>
+      </w:pPr>
+      <w:r>
+        <w:rPr>
+          <w:rFonts w:ascii="Times New Roman" w:hAnsi="Times New Roman" w:cs="Times New Roman"/>
+          <w:color w:val="000000" w:themeColor="text1"/>
+        </w:rPr>
         <w:t>4. Структура проекта</w:t>
       </w:r>
     </w:p>
@@ -1068,64 +3064,6 @@
         <w:gridCol w:w="4973"/>
       </w:tblGrid>
       <w:tr>
-        <w:tblPrEx>
-          <w:tblCellMar>
-            <w:top w:w="0" w:type="dxa"/>
-            <w:bottom w:w="0" w:type="dxa"/>
-          </w:tblCellMar>
-        </w:tblPrEx>
-        <w:tc>
-          <w:tcPr>
-            <w:tcW w:w="4973" w:type="dxa"/>
-            <w:shd w:val="clear" w:color="auto" w:fill="E6E6E6"/>
-          </w:tcPr>
-          <w:p>
-            <w:pPr>
-              <w:spacing w:after="0"/>
-              <w:rPr>
-                <w:b/>
-                <w:sz w:val="20"/>
-              </w:rPr>
-            </w:pPr>
-            <w:r>
-              <w:rPr>
-                <w:b/>
-                <w:sz w:val="20"/>
-              </w:rPr>
-              <w:t>Папка</w:t>
-            </w:r>
-          </w:p>
-        </w:tc>
-        <w:tc>
-          <w:tcPr>
-            <w:tcW w:w="4973" w:type="dxa"/>
-            <w:shd w:val="clear" w:color="auto" w:fill="E6E6E6"/>
-          </w:tcPr>
-          <w:p>
-            <w:pPr>
-              <w:spacing w:after="0"/>
-              <w:rPr>
-                <w:b/>
-                <w:sz w:val="20"/>
-              </w:rPr>
-            </w:pPr>
-            <w:r>
-              <w:rPr>
-                <w:b/>
-                <w:sz w:val="20"/>
-              </w:rPr>
-              <w:t>Содержимое</w:t>
-            </w:r>
-          </w:p>
-        </w:tc>
-      </w:tr>
-      <w:tr>
-        <w:tblPrEx>
-          <w:tblCellMar>
-            <w:top w:w="0" w:type="dxa"/>
-            <w:bottom w:w="0" w:type="dxa"/>
-          </w:tblCellMar>
-        </w:tblPrEx>
         <w:tc>
           <w:tcPr>
             <w:tcW w:w="4973" w:type="dxa"/>
@@ -1134,14 +3072,20 @@
             <w:pPr>
               <w:spacing w:after="0"/>
               <w:rPr>
+                <w:rFonts w:ascii="Times New Roman" w:hAnsi="Times New Roman" w:cs="Times New Roman"/>
+                <w:b/>
+                <w:color w:val="000000" w:themeColor="text1"/>
                 <w:sz w:val="20"/>
               </w:rPr>
             </w:pPr>
             <w:r>
               <w:rPr>
-                <w:sz w:val="20"/>
-              </w:rPr>
-              <w:t>Domain/Entities</w:t>
+                <w:rFonts w:ascii="Times New Roman" w:hAnsi="Times New Roman" w:cs="Times New Roman"/>
+                <w:b/>
+                <w:color w:val="000000" w:themeColor="text1"/>
+                <w:sz w:val="20"/>
+              </w:rPr>
+              <w:t>Папка</w:t>
             </w:r>
           </w:p>
         </w:tc>
@@ -1153,25 +3097,25 @@
             <w:pPr>
               <w:spacing w:after="0"/>
               <w:rPr>
+                <w:rFonts w:ascii="Times New Roman" w:hAnsi="Times New Roman" w:cs="Times New Roman"/>
+                <w:b/>
+                <w:color w:val="000000" w:themeColor="text1"/>
                 <w:sz w:val="20"/>
               </w:rPr>
             </w:pPr>
             <w:r>
               <w:rPr>
-                <w:sz w:val="20"/>
-              </w:rPr>
-              <w:t>Product, Wave, Order, OrderItem, OrderStatusHistoryEntry</w:t>
+                <w:rFonts w:ascii="Times New Roman" w:hAnsi="Times New Roman" w:cs="Times New Roman"/>
+                <w:b/>
+                <w:color w:val="000000" w:themeColor="text1"/>
+                <w:sz w:val="20"/>
+              </w:rPr>
+              <w:t>Содержимое</w:t>
             </w:r>
           </w:p>
         </w:tc>
       </w:tr>
       <w:tr>
-        <w:tblPrEx>
-          <w:tblCellMar>
-            <w:top w:w="0" w:type="dxa"/>
-            <w:bottom w:w="0" w:type="dxa"/>
-          </w:tblCellMar>
-        </w:tblPrEx>
         <w:tc>
           <w:tcPr>
             <w:tcW w:w="4973" w:type="dxa"/>
@@ -1180,15 +3124,29 @@
             <w:pPr>
               <w:spacing w:after="0"/>
               <w:rPr>
+                <w:rFonts w:ascii="Times New Roman" w:hAnsi="Times New Roman" w:cs="Times New Roman"/>
+                <w:color w:val="000000" w:themeColor="text1"/>
                 <w:sz w:val="20"/>
               </w:rPr>
             </w:pPr>
             <w:r>
               <w:rPr>
-                <w:sz w:val="20"/>
-              </w:rPr>
-              <w:t>Domain/Enums</w:t>
-            </w:r>
+                <w:rFonts w:ascii="Times New Roman" w:hAnsi="Times New Roman" w:cs="Times New Roman"/>
+                <w:color w:val="000000" w:themeColor="text1"/>
+                <w:sz w:val="20"/>
+              </w:rPr>
+              <w:t>Domain/</w:t>
+            </w:r>
+            <w:proofErr w:type="spellStart"/>
+            <w:r>
+              <w:rPr>
+                <w:rFonts w:ascii="Times New Roman" w:hAnsi="Times New Roman" w:cs="Times New Roman"/>
+                <w:color w:val="000000" w:themeColor="text1"/>
+                <w:sz w:val="20"/>
+              </w:rPr>
+              <w:t>Entities</w:t>
+            </w:r>
+            <w:proofErr w:type="spellEnd"/>
           </w:p>
         </w:tc>
         <w:tc>
@@ -1199,25 +3157,56 @@
             <w:pPr>
               <w:spacing w:after="0"/>
               <w:rPr>
-                <w:sz w:val="20"/>
+                <w:rFonts w:ascii="Times New Roman" w:hAnsi="Times New Roman" w:cs="Times New Roman"/>
+                <w:color w:val="000000" w:themeColor="text1"/>
+                <w:sz w:val="20"/>
+                <w:lang w:val="en-US"/>
               </w:rPr>
             </w:pPr>
             <w:r>
               <w:rPr>
-                <w:sz w:val="20"/>
-              </w:rPr>
-              <w:t>Region, ShippingDirection, OrderStatus, WaveStatus</w:t>
-            </w:r>
+                <w:rFonts w:ascii="Times New Roman" w:hAnsi="Times New Roman" w:cs="Times New Roman"/>
+                <w:color w:val="000000" w:themeColor="text1"/>
+                <w:sz w:val="20"/>
+                <w:lang w:val="en-US"/>
+              </w:rPr>
+              <w:t xml:space="preserve">Product, Wave, Order, </w:t>
+            </w:r>
+            <w:proofErr w:type="spellStart"/>
+            <w:r>
+              <w:rPr>
+                <w:rFonts w:ascii="Times New Roman" w:hAnsi="Times New Roman" w:cs="Times New Roman"/>
+                <w:color w:val="000000" w:themeColor="text1"/>
+                <w:sz w:val="20"/>
+                <w:lang w:val="en-US"/>
+              </w:rPr>
+              <w:t>OrderItem</w:t>
+            </w:r>
+            <w:proofErr w:type="spellEnd"/>
+            <w:r>
+              <w:rPr>
+                <w:rFonts w:ascii="Times New Roman" w:hAnsi="Times New Roman" w:cs="Times New Roman"/>
+                <w:color w:val="000000" w:themeColor="text1"/>
+                <w:sz w:val="20"/>
+                <w:lang w:val="en-US"/>
+              </w:rPr>
+              <w:t xml:space="preserve">, </w:t>
+            </w:r>
+            <w:proofErr w:type="spellStart"/>
+            <w:r>
+              <w:rPr>
+                <w:rFonts w:ascii="Times New Roman" w:hAnsi="Times New Roman" w:cs="Times New Roman"/>
+                <w:color w:val="000000" w:themeColor="text1"/>
+                <w:sz w:val="20"/>
+                <w:lang w:val="en-US"/>
+              </w:rPr>
+              <w:t>OrderStatusHistoryEntry</w:t>
+            </w:r>
+            <w:proofErr w:type="spellEnd"/>
           </w:p>
         </w:tc>
       </w:tr>
       <w:tr>
-        <w:tblPrEx>
-          <w:tblCellMar>
-            <w:top w:w="0" w:type="dxa"/>
-            <w:bottom w:w="0" w:type="dxa"/>
-          </w:tblCellMar>
-        </w:tblPrEx>
         <w:tc>
           <w:tcPr>
             <w:tcW w:w="4973" w:type="dxa"/>
@@ -1226,15 +3215,29 @@
             <w:pPr>
               <w:spacing w:after="0"/>
               <w:rPr>
+                <w:rFonts w:ascii="Times New Roman" w:hAnsi="Times New Roman" w:cs="Times New Roman"/>
+                <w:color w:val="000000" w:themeColor="text1"/>
                 <w:sz w:val="20"/>
               </w:rPr>
             </w:pPr>
             <w:r>
               <w:rPr>
-                <w:sz w:val="20"/>
-              </w:rPr>
-              <w:t>Domain/Exceptions</w:t>
-            </w:r>
+                <w:rFonts w:ascii="Times New Roman" w:hAnsi="Times New Roman" w:cs="Times New Roman"/>
+                <w:color w:val="000000" w:themeColor="text1"/>
+                <w:sz w:val="20"/>
+              </w:rPr>
+              <w:t>Domain/</w:t>
+            </w:r>
+            <w:proofErr w:type="spellStart"/>
+            <w:r>
+              <w:rPr>
+                <w:rFonts w:ascii="Times New Roman" w:hAnsi="Times New Roman" w:cs="Times New Roman"/>
+                <w:color w:val="000000" w:themeColor="text1"/>
+                <w:sz w:val="20"/>
+              </w:rPr>
+              <w:t>Enums</w:t>
+            </w:r>
+            <w:proofErr w:type="spellEnd"/>
           </w:p>
         </w:tc>
         <w:tc>
@@ -1245,25 +3248,79 @@
             <w:pPr>
               <w:spacing w:after="0"/>
               <w:rPr>
+                <w:rFonts w:ascii="Times New Roman" w:hAnsi="Times New Roman" w:cs="Times New Roman"/>
+                <w:color w:val="000000" w:themeColor="text1"/>
                 <w:sz w:val="20"/>
               </w:rPr>
             </w:pPr>
-            <w:r>
-              <w:rPr>
-                <w:sz w:val="20"/>
-              </w:rPr>
-              <w:t>DomainException</w:t>
-            </w:r>
+            <w:proofErr w:type="spellStart"/>
+            <w:r>
+              <w:rPr>
+                <w:rFonts w:ascii="Times New Roman" w:hAnsi="Times New Roman" w:cs="Times New Roman"/>
+                <w:color w:val="000000" w:themeColor="text1"/>
+                <w:sz w:val="20"/>
+              </w:rPr>
+              <w:t>Region</w:t>
+            </w:r>
+            <w:proofErr w:type="spellEnd"/>
+            <w:r>
+              <w:rPr>
+                <w:rFonts w:ascii="Times New Roman" w:hAnsi="Times New Roman" w:cs="Times New Roman"/>
+                <w:color w:val="000000" w:themeColor="text1"/>
+                <w:sz w:val="20"/>
+              </w:rPr>
+              <w:t xml:space="preserve">, </w:t>
+            </w:r>
+            <w:proofErr w:type="spellStart"/>
+            <w:r>
+              <w:rPr>
+                <w:rFonts w:ascii="Times New Roman" w:hAnsi="Times New Roman" w:cs="Times New Roman"/>
+                <w:color w:val="000000" w:themeColor="text1"/>
+                <w:sz w:val="20"/>
+              </w:rPr>
+              <w:t>ShippingDirection</w:t>
+            </w:r>
+            <w:proofErr w:type="spellEnd"/>
+            <w:r>
+              <w:rPr>
+                <w:rFonts w:ascii="Times New Roman" w:hAnsi="Times New Roman" w:cs="Times New Roman"/>
+                <w:color w:val="000000" w:themeColor="text1"/>
+                <w:sz w:val="20"/>
+              </w:rPr>
+              <w:t xml:space="preserve">, </w:t>
+            </w:r>
+            <w:proofErr w:type="spellStart"/>
+            <w:r>
+              <w:rPr>
+                <w:rFonts w:ascii="Times New Roman" w:hAnsi="Times New Roman" w:cs="Times New Roman"/>
+                <w:color w:val="000000" w:themeColor="text1"/>
+                <w:sz w:val="20"/>
+              </w:rPr>
+              <w:t>OrderStatus</w:t>
+            </w:r>
+            <w:proofErr w:type="spellEnd"/>
+            <w:r>
+              <w:rPr>
+                <w:rFonts w:ascii="Times New Roman" w:hAnsi="Times New Roman" w:cs="Times New Roman"/>
+                <w:color w:val="000000" w:themeColor="text1"/>
+                <w:sz w:val="20"/>
+              </w:rPr>
+              <w:t xml:space="preserve">, </w:t>
+            </w:r>
+            <w:proofErr w:type="spellStart"/>
+            <w:r>
+              <w:rPr>
+                <w:rFonts w:ascii="Times New Roman" w:hAnsi="Times New Roman" w:cs="Times New Roman"/>
+                <w:color w:val="000000" w:themeColor="text1"/>
+                <w:sz w:val="20"/>
+              </w:rPr>
+              <w:t>WaveStatus</w:t>
+            </w:r>
+            <w:proofErr w:type="spellEnd"/>
           </w:p>
         </w:tc>
       </w:tr>
       <w:tr>
-        <w:tblPrEx>
-          <w:tblCellMar>
-            <w:top w:w="0" w:type="dxa"/>
-            <w:bottom w:w="0" w:type="dxa"/>
-          </w:tblCellMar>
-        </w:tblPrEx>
         <w:tc>
           <w:tcPr>
             <w:tcW w:w="4973" w:type="dxa"/>
@@ -1272,15 +3329,29 @@
             <w:pPr>
               <w:spacing w:after="0"/>
               <w:rPr>
+                <w:rFonts w:ascii="Times New Roman" w:hAnsi="Times New Roman" w:cs="Times New Roman"/>
+                <w:color w:val="000000" w:themeColor="text1"/>
                 <w:sz w:val="20"/>
               </w:rPr>
             </w:pPr>
             <w:r>
               <w:rPr>
-                <w:sz w:val="20"/>
-              </w:rPr>
-              <w:t>Options</w:t>
-            </w:r>
+                <w:rFonts w:ascii="Times New Roman" w:hAnsi="Times New Roman" w:cs="Times New Roman"/>
+                <w:color w:val="000000" w:themeColor="text1"/>
+                <w:sz w:val="20"/>
+              </w:rPr>
+              <w:t>Domain/</w:t>
+            </w:r>
+            <w:proofErr w:type="spellStart"/>
+            <w:r>
+              <w:rPr>
+                <w:rFonts w:ascii="Times New Roman" w:hAnsi="Times New Roman" w:cs="Times New Roman"/>
+                <w:color w:val="000000" w:themeColor="text1"/>
+                <w:sz w:val="20"/>
+              </w:rPr>
+              <w:t>Exceptions</w:t>
+            </w:r>
+            <w:proofErr w:type="spellEnd"/>
           </w:p>
         </w:tc>
         <w:tc>
@@ -1291,25 +3362,25 @@
             <w:pPr>
               <w:spacing w:after="0"/>
               <w:rPr>
+                <w:rFonts w:ascii="Times New Roman" w:hAnsi="Times New Roman" w:cs="Times New Roman"/>
+                <w:color w:val="000000" w:themeColor="text1"/>
                 <w:sz w:val="20"/>
               </w:rPr>
             </w:pPr>
-            <w:r>
-              <w:rPr>
-                <w:sz w:val="20"/>
-              </w:rPr>
-              <w:t>LogisticsOptions, AdminOptions, FillDiscountOption</w:t>
-            </w:r>
+            <w:proofErr w:type="spellStart"/>
+            <w:r>
+              <w:rPr>
+                <w:rFonts w:ascii="Times New Roman" w:hAnsi="Times New Roman" w:cs="Times New Roman"/>
+                <w:color w:val="000000" w:themeColor="text1"/>
+                <w:sz w:val="20"/>
+              </w:rPr>
+              <w:t>DomainException</w:t>
+            </w:r>
+            <w:proofErr w:type="spellEnd"/>
           </w:p>
         </w:tc>
       </w:tr>
       <w:tr>
-        <w:tblPrEx>
-          <w:tblCellMar>
-            <w:top w:w="0" w:type="dxa"/>
-            <w:bottom w:w="0" w:type="dxa"/>
-          </w:tblCellMar>
-        </w:tblPrEx>
         <w:tc>
           <w:tcPr>
             <w:tcW w:w="4973" w:type="dxa"/>
@@ -1318,15 +3389,21 @@
             <w:pPr>
               <w:spacing w:after="0"/>
               <w:rPr>
+                <w:rFonts w:ascii="Times New Roman" w:hAnsi="Times New Roman" w:cs="Times New Roman"/>
+                <w:color w:val="000000" w:themeColor="text1"/>
                 <w:sz w:val="20"/>
               </w:rPr>
             </w:pPr>
-            <w:r>
-              <w:rPr>
-                <w:sz w:val="20"/>
-              </w:rPr>
-              <w:t>Extensions</w:t>
-            </w:r>
+            <w:proofErr w:type="spellStart"/>
+            <w:r>
+              <w:rPr>
+                <w:rFonts w:ascii="Times New Roman" w:hAnsi="Times New Roman" w:cs="Times New Roman"/>
+                <w:color w:val="000000" w:themeColor="text1"/>
+                <w:sz w:val="20"/>
+              </w:rPr>
+              <w:t>Options</w:t>
+            </w:r>
+            <w:proofErr w:type="spellEnd"/>
           </w:p>
         </w:tc>
         <w:tc>
@@ -1337,25 +3414,61 @@
             <w:pPr>
               <w:spacing w:after="0"/>
               <w:rPr>
+                <w:rFonts w:ascii="Times New Roman" w:hAnsi="Times New Roman" w:cs="Times New Roman"/>
+                <w:color w:val="000000" w:themeColor="text1"/>
                 <w:sz w:val="20"/>
               </w:rPr>
             </w:pPr>
-            <w:r>
-              <w:rPr>
-                <w:sz w:val="20"/>
-              </w:rPr>
-              <w:t>DisplayExtensions: русские подписи и форматы чисел и дат</w:t>
-            </w:r>
+            <w:proofErr w:type="spellStart"/>
+            <w:r>
+              <w:rPr>
+                <w:rFonts w:ascii="Times New Roman" w:hAnsi="Times New Roman" w:cs="Times New Roman"/>
+                <w:color w:val="000000" w:themeColor="text1"/>
+                <w:sz w:val="20"/>
+              </w:rPr>
+              <w:t>LogisticsOptions</w:t>
+            </w:r>
+            <w:proofErr w:type="spellEnd"/>
+            <w:r>
+              <w:rPr>
+                <w:rFonts w:ascii="Times New Roman" w:hAnsi="Times New Roman" w:cs="Times New Roman"/>
+                <w:color w:val="000000" w:themeColor="text1"/>
+                <w:sz w:val="20"/>
+              </w:rPr>
+              <w:t xml:space="preserve">, </w:t>
+            </w:r>
+            <w:proofErr w:type="spellStart"/>
+            <w:r>
+              <w:rPr>
+                <w:rFonts w:ascii="Times New Roman" w:hAnsi="Times New Roman" w:cs="Times New Roman"/>
+                <w:color w:val="000000" w:themeColor="text1"/>
+                <w:sz w:val="20"/>
+              </w:rPr>
+              <w:t>AdminOptions</w:t>
+            </w:r>
+            <w:proofErr w:type="spellEnd"/>
+            <w:r>
+              <w:rPr>
+                <w:rFonts w:ascii="Times New Roman" w:hAnsi="Times New Roman" w:cs="Times New Roman"/>
+                <w:color w:val="000000" w:themeColor="text1"/>
+                <w:sz w:val="20"/>
+              </w:rPr>
+              <w:t xml:space="preserve">, </w:t>
+            </w:r>
+            <w:proofErr w:type="spellStart"/>
+            <w:r>
+              <w:rPr>
+                <w:rFonts w:ascii="Times New Roman" w:hAnsi="Times New Roman" w:cs="Times New Roman"/>
+                <w:color w:val="000000" w:themeColor="text1"/>
+                <w:sz w:val="20"/>
+              </w:rPr>
+              <w:t>FillDiscountOption</w:t>
+            </w:r>
+            <w:proofErr w:type="spellEnd"/>
           </w:p>
         </w:tc>
       </w:tr>
       <w:tr>
-        <w:tblPrEx>
-          <w:tblCellMar>
-            <w:top w:w="0" w:type="dxa"/>
-            <w:bottom w:w="0" w:type="dxa"/>
-          </w:tblCellMar>
-        </w:tblPrEx>
         <w:tc>
           <w:tcPr>
             <w:tcW w:w="4973" w:type="dxa"/>
@@ -1364,15 +3477,21 @@
             <w:pPr>
               <w:spacing w:after="0"/>
               <w:rPr>
+                <w:rFonts w:ascii="Times New Roman" w:hAnsi="Times New Roman" w:cs="Times New Roman"/>
+                <w:color w:val="000000" w:themeColor="text1"/>
                 <w:sz w:val="20"/>
               </w:rPr>
             </w:pPr>
-            <w:r>
-              <w:rPr>
-                <w:sz w:val="20"/>
-              </w:rPr>
-              <w:t>Infrastructure/Persistence</w:t>
-            </w:r>
+            <w:proofErr w:type="spellStart"/>
+            <w:r>
+              <w:rPr>
+                <w:rFonts w:ascii="Times New Roman" w:hAnsi="Times New Roman" w:cs="Times New Roman"/>
+                <w:color w:val="000000" w:themeColor="text1"/>
+                <w:sz w:val="20"/>
+              </w:rPr>
+              <w:t>Extensions</w:t>
+            </w:r>
+            <w:proofErr w:type="spellEnd"/>
           </w:p>
         </w:tc>
         <w:tc>
@@ -1383,25 +3502,33 @@
             <w:pPr>
               <w:spacing w:after="0"/>
               <w:rPr>
+                <w:rFonts w:ascii="Times New Roman" w:hAnsi="Times New Roman" w:cs="Times New Roman"/>
+                <w:color w:val="000000" w:themeColor="text1"/>
                 <w:sz w:val="20"/>
               </w:rPr>
             </w:pPr>
-            <w:r>
-              <w:rPr>
-                <w:sz w:val="20"/>
-              </w:rPr>
-              <w:t>AppDbContext, конфигурации сущностей, WaveLoadQueries, Migrations</w:t>
+            <w:proofErr w:type="spellStart"/>
+            <w:r>
+              <w:rPr>
+                <w:rFonts w:ascii="Times New Roman" w:hAnsi="Times New Roman" w:cs="Times New Roman"/>
+                <w:color w:val="000000" w:themeColor="text1"/>
+                <w:sz w:val="20"/>
+              </w:rPr>
+              <w:t>DisplayExtensions</w:t>
+            </w:r>
+            <w:proofErr w:type="spellEnd"/>
+            <w:r>
+              <w:rPr>
+                <w:rFonts w:ascii="Times New Roman" w:hAnsi="Times New Roman" w:cs="Times New Roman"/>
+                <w:color w:val="000000" w:themeColor="text1"/>
+                <w:sz w:val="20"/>
+              </w:rPr>
+              <w:t>: русские подписи и форматы чисел и дат</w:t>
             </w:r>
           </w:p>
         </w:tc>
       </w:tr>
       <w:tr>
-        <w:tblPrEx>
-          <w:tblCellMar>
-            <w:top w:w="0" w:type="dxa"/>
-            <w:bottom w:w="0" w:type="dxa"/>
-          </w:tblCellMar>
-        </w:tblPrEx>
         <w:tc>
           <w:tcPr>
             <w:tcW w:w="4973" w:type="dxa"/>
@@ -1410,15 +3537,29 @@
             <w:pPr>
               <w:spacing w:after="0"/>
               <w:rPr>
+                <w:rFonts w:ascii="Times New Roman" w:hAnsi="Times New Roman" w:cs="Times New Roman"/>
+                <w:color w:val="000000" w:themeColor="text1"/>
                 <w:sz w:val="20"/>
               </w:rPr>
             </w:pPr>
             <w:r>
               <w:rPr>
-                <w:sz w:val="20"/>
-              </w:rPr>
-              <w:t>Infrastructure/Seeding</w:t>
-            </w:r>
+                <w:rFonts w:ascii="Times New Roman" w:hAnsi="Times New Roman" w:cs="Times New Roman"/>
+                <w:color w:val="000000" w:themeColor="text1"/>
+                <w:sz w:val="20"/>
+              </w:rPr>
+              <w:t>Infrastructure/</w:t>
+            </w:r>
+            <w:proofErr w:type="spellStart"/>
+            <w:r>
+              <w:rPr>
+                <w:rFonts w:ascii="Times New Roman" w:hAnsi="Times New Roman" w:cs="Times New Roman"/>
+                <w:color w:val="000000" w:themeColor="text1"/>
+                <w:sz w:val="20"/>
+              </w:rPr>
+              <w:t>Persistence</w:t>
+            </w:r>
+            <w:proofErr w:type="spellEnd"/>
           </w:p>
         </w:tc>
         <w:tc>
@@ -1429,25 +3570,90 @@
             <w:pPr>
               <w:spacing w:after="0"/>
               <w:rPr>
-                <w:sz w:val="20"/>
+                <w:rFonts w:ascii="Times New Roman" w:hAnsi="Times New Roman" w:cs="Times New Roman"/>
+                <w:color w:val="000000" w:themeColor="text1"/>
+                <w:sz w:val="20"/>
+                <w:lang w:val="en-US"/>
               </w:rPr>
             </w:pPr>
-            <w:r>
-              <w:rPr>
-                <w:sz w:val="20"/>
-              </w:rPr>
-              <w:t>CatalogCsvRecord, CatalogSeeder, WaveSeeder, DatabaseInitializer, Data/catalog.csv</w:t>
+            <w:proofErr w:type="spellStart"/>
+            <w:r>
+              <w:rPr>
+                <w:rFonts w:ascii="Times New Roman" w:hAnsi="Times New Roman" w:cs="Times New Roman"/>
+                <w:color w:val="000000" w:themeColor="text1"/>
+                <w:sz w:val="20"/>
+                <w:lang w:val="en-US"/>
+              </w:rPr>
+              <w:t>AppDbContext</w:t>
+            </w:r>
+            <w:proofErr w:type="spellEnd"/>
+            <w:r>
+              <w:rPr>
+                <w:rFonts w:ascii="Times New Roman" w:hAnsi="Times New Roman" w:cs="Times New Roman"/>
+                <w:color w:val="000000" w:themeColor="text1"/>
+                <w:sz w:val="20"/>
+                <w:lang w:val="en-US"/>
+              </w:rPr>
+              <w:t xml:space="preserve">, </w:t>
+            </w:r>
+            <w:r>
+              <w:rPr>
+                <w:rFonts w:ascii="Times New Roman" w:hAnsi="Times New Roman" w:cs="Times New Roman"/>
+                <w:color w:val="000000" w:themeColor="text1"/>
+                <w:sz w:val="20"/>
+              </w:rPr>
+              <w:t>конфигурации</w:t>
+            </w:r>
+            <w:r>
+              <w:rPr>
+                <w:rFonts w:ascii="Times New Roman" w:hAnsi="Times New Roman" w:cs="Times New Roman"/>
+                <w:color w:val="000000" w:themeColor="text1"/>
+                <w:sz w:val="20"/>
+                <w:lang w:val="en-US"/>
+              </w:rPr>
+              <w:t xml:space="preserve"> </w:t>
+            </w:r>
+            <w:r>
+              <w:rPr>
+                <w:rFonts w:ascii="Times New Roman" w:hAnsi="Times New Roman" w:cs="Times New Roman"/>
+                <w:color w:val="000000" w:themeColor="text1"/>
+                <w:sz w:val="20"/>
+              </w:rPr>
+              <w:t>сущностей</w:t>
+            </w:r>
+            <w:r>
+              <w:rPr>
+                <w:rFonts w:ascii="Times New Roman" w:hAnsi="Times New Roman" w:cs="Times New Roman"/>
+                <w:color w:val="000000" w:themeColor="text1"/>
+                <w:sz w:val="20"/>
+                <w:lang w:val="en-US"/>
+              </w:rPr>
+              <w:t xml:space="preserve">, </w:t>
+            </w:r>
+            <w:proofErr w:type="spellStart"/>
+            <w:r>
+              <w:rPr>
+                <w:rFonts w:ascii="Times New Roman" w:hAnsi="Times New Roman" w:cs="Times New Roman"/>
+                <w:color w:val="000000" w:themeColor="text1"/>
+                <w:sz w:val="20"/>
+                <w:lang w:val="en-US"/>
+              </w:rPr>
+              <w:t>WaveLoadQueries</w:t>
+            </w:r>
+            <w:proofErr w:type="spellEnd"/>
+            <w:r>
+              <w:rPr>
+                <w:rFonts w:ascii="Times New Roman" w:hAnsi="Times New Roman" w:cs="Times New Roman"/>
+                <w:color w:val="000000" w:themeColor="text1"/>
+                <w:sz w:val="20"/>
+                <w:lang w:val="en-US"/>
+              </w:rPr>
+              <w:t>, Migrations</w:t>
             </w:r>
           </w:p>
         </w:tc>
       </w:tr>
       <w:tr>
-        <w:tblPrEx>
-          <w:tblCellMar>
-            <w:top w:w="0" w:type="dxa"/>
-            <w:bottom w:w="0" w:type="dxa"/>
-          </w:tblCellMar>
-        </w:tblPrEx>
         <w:tc>
           <w:tcPr>
             <w:tcW w:w="4973" w:type="dxa"/>
@@ -1456,15 +3662,29 @@
             <w:pPr>
               <w:spacing w:after="0"/>
               <w:rPr>
+                <w:rFonts w:ascii="Times New Roman" w:hAnsi="Times New Roman" w:cs="Times New Roman"/>
+                <w:color w:val="000000" w:themeColor="text1"/>
                 <w:sz w:val="20"/>
               </w:rPr>
             </w:pPr>
             <w:r>
               <w:rPr>
-                <w:sz w:val="20"/>
-              </w:rPr>
-              <w:t>Services/Delivery</w:t>
-            </w:r>
+                <w:rFonts w:ascii="Times New Roman" w:hAnsi="Times New Roman" w:cs="Times New Roman"/>
+                <w:color w:val="000000" w:themeColor="text1"/>
+                <w:sz w:val="20"/>
+              </w:rPr>
+              <w:t>Infrastructure/</w:t>
+            </w:r>
+            <w:proofErr w:type="spellStart"/>
+            <w:r>
+              <w:rPr>
+                <w:rFonts w:ascii="Times New Roman" w:hAnsi="Times New Roman" w:cs="Times New Roman"/>
+                <w:color w:val="000000" w:themeColor="text1"/>
+                <w:sz w:val="20"/>
+              </w:rPr>
+              <w:t>Seeding</w:t>
+            </w:r>
+            <w:proofErr w:type="spellEnd"/>
           </w:p>
         </w:tc>
         <w:tc>
@@ -1475,25 +3695,96 @@
             <w:pPr>
               <w:spacing w:after="0"/>
               <w:rPr>
-                <w:sz w:val="20"/>
+                <w:rFonts w:ascii="Times New Roman" w:hAnsi="Times New Roman" w:cs="Times New Roman"/>
+                <w:color w:val="000000" w:themeColor="text1"/>
+                <w:sz w:val="20"/>
+                <w:lang w:val="en-US"/>
               </w:rPr>
             </w:pPr>
-            <w:r>
-              <w:rPr>
-                <w:sz w:val="20"/>
-              </w:rPr>
-              <w:t>Расчёт стоимости доставки</w:t>
+            <w:proofErr w:type="spellStart"/>
+            <w:r>
+              <w:rPr>
+                <w:rFonts w:ascii="Times New Roman" w:hAnsi="Times New Roman" w:cs="Times New Roman"/>
+                <w:color w:val="000000" w:themeColor="text1"/>
+                <w:sz w:val="20"/>
+                <w:lang w:val="en-US"/>
+              </w:rPr>
+              <w:t>CatalogCsvRecord</w:t>
+            </w:r>
+            <w:proofErr w:type="spellEnd"/>
+            <w:r>
+              <w:rPr>
+                <w:rFonts w:ascii="Times New Roman" w:hAnsi="Times New Roman" w:cs="Times New Roman"/>
+                <w:color w:val="000000" w:themeColor="text1"/>
+                <w:sz w:val="20"/>
+                <w:lang w:val="en-US"/>
+              </w:rPr>
+              <w:t xml:space="preserve">, </w:t>
+            </w:r>
+            <w:proofErr w:type="spellStart"/>
+            <w:r>
+              <w:rPr>
+                <w:rFonts w:ascii="Times New Roman" w:hAnsi="Times New Roman" w:cs="Times New Roman"/>
+                <w:color w:val="000000" w:themeColor="text1"/>
+                <w:sz w:val="20"/>
+                <w:lang w:val="en-US"/>
+              </w:rPr>
+              <w:t>CatalogSeeder</w:t>
+            </w:r>
+            <w:proofErr w:type="spellEnd"/>
+            <w:r>
+              <w:rPr>
+                <w:rFonts w:ascii="Times New Roman" w:hAnsi="Times New Roman" w:cs="Times New Roman"/>
+                <w:color w:val="000000" w:themeColor="text1"/>
+                <w:sz w:val="20"/>
+                <w:lang w:val="en-US"/>
+              </w:rPr>
+              <w:t xml:space="preserve">, </w:t>
+            </w:r>
+            <w:proofErr w:type="spellStart"/>
+            <w:r>
+              <w:rPr>
+                <w:rFonts w:ascii="Times New Roman" w:hAnsi="Times New Roman" w:cs="Times New Roman"/>
+                <w:color w:val="000000" w:themeColor="text1"/>
+                <w:sz w:val="20"/>
+                <w:lang w:val="en-US"/>
+              </w:rPr>
+              <w:t>WaveSeeder</w:t>
+            </w:r>
+            <w:proofErr w:type="spellEnd"/>
+            <w:r>
+              <w:rPr>
+                <w:rFonts w:ascii="Times New Roman" w:hAnsi="Times New Roman" w:cs="Times New Roman"/>
+                <w:color w:val="000000" w:themeColor="text1"/>
+                <w:sz w:val="20"/>
+                <w:lang w:val="en-US"/>
+              </w:rPr>
+              <w:t xml:space="preserve">, </w:t>
+            </w:r>
+            <w:proofErr w:type="spellStart"/>
+            <w:r>
+              <w:rPr>
+                <w:rFonts w:ascii="Times New Roman" w:hAnsi="Times New Roman" w:cs="Times New Roman"/>
+                <w:color w:val="000000" w:themeColor="text1"/>
+                <w:sz w:val="20"/>
+                <w:lang w:val="en-US"/>
+              </w:rPr>
+              <w:t>DatabaseInitializer</w:t>
+            </w:r>
+            <w:proofErr w:type="spellEnd"/>
+            <w:r>
+              <w:rPr>
+                <w:rFonts w:ascii="Times New Roman" w:hAnsi="Times New Roman" w:cs="Times New Roman"/>
+                <w:color w:val="000000" w:themeColor="text1"/>
+                <w:sz w:val="20"/>
+                <w:lang w:val="en-US"/>
+              </w:rPr>
+              <w:t>, Data/catalog.csv</w:t>
             </w:r>
           </w:p>
         </w:tc>
       </w:tr>
       <w:tr>
-        <w:tblPrEx>
-          <w:tblCellMar>
-            <w:top w:w="0" w:type="dxa"/>
-            <w:bottom w:w="0" w:type="dxa"/>
-          </w:tblCellMar>
-        </w:tblPrEx>
         <w:tc>
           <w:tcPr>
             <w:tcW w:w="4973" w:type="dxa"/>
@@ -1502,14 +3793,18 @@
             <w:pPr>
               <w:spacing w:after="0"/>
               <w:rPr>
+                <w:rFonts w:ascii="Times New Roman" w:hAnsi="Times New Roman" w:cs="Times New Roman"/>
+                <w:color w:val="000000" w:themeColor="text1"/>
                 <w:sz w:val="20"/>
               </w:rPr>
             </w:pPr>
             <w:r>
               <w:rPr>
-                <w:sz w:val="20"/>
-              </w:rPr>
-              <w:t>Services/Seasons</w:t>
+                <w:rFonts w:ascii="Times New Roman" w:hAnsi="Times New Roman" w:cs="Times New Roman"/>
+                <w:color w:val="000000" w:themeColor="text1"/>
+                <w:sz w:val="20"/>
+              </w:rPr>
+              <w:t>Services/Delivery</w:t>
             </w:r>
           </w:p>
         </w:tc>
@@ -1521,25 +3816,23 @@
             <w:pPr>
               <w:spacing w:after="0"/>
               <w:rPr>
+                <w:rFonts w:ascii="Times New Roman" w:hAnsi="Times New Roman" w:cs="Times New Roman"/>
+                <w:color w:val="000000" w:themeColor="text1"/>
                 <w:sz w:val="20"/>
               </w:rPr>
             </w:pPr>
             <w:r>
               <w:rPr>
-                <w:sz w:val="20"/>
-              </w:rPr>
-              <w:t>Сезонные правила</w:t>
+                <w:rFonts w:ascii="Times New Roman" w:hAnsi="Times New Roman" w:cs="Times New Roman"/>
+                <w:color w:val="000000" w:themeColor="text1"/>
+                <w:sz w:val="20"/>
+              </w:rPr>
+              <w:t>Расчёт стоимости доставки</w:t>
             </w:r>
           </w:p>
         </w:tc>
       </w:tr>
       <w:tr>
-        <w:tblPrEx>
-          <w:tblCellMar>
-            <w:top w:w="0" w:type="dxa"/>
-            <w:bottom w:w="0" w:type="dxa"/>
-          </w:tblCellMar>
-        </w:tblPrEx>
         <w:tc>
           <w:tcPr>
             <w:tcW w:w="4973" w:type="dxa"/>
@@ -1548,14 +3841,18 @@
             <w:pPr>
               <w:spacing w:after="0"/>
               <w:rPr>
+                <w:rFonts w:ascii="Times New Roman" w:hAnsi="Times New Roman" w:cs="Times New Roman"/>
+                <w:color w:val="000000" w:themeColor="text1"/>
                 <w:sz w:val="20"/>
               </w:rPr>
             </w:pPr>
             <w:r>
               <w:rPr>
-                <w:sz w:val="20"/>
-              </w:rPr>
-              <w:t>Services/Catalog</w:t>
+                <w:rFonts w:ascii="Times New Roman" w:hAnsi="Times New Roman" w:cs="Times New Roman"/>
+                <w:color w:val="000000" w:themeColor="text1"/>
+                <w:sz w:val="20"/>
+              </w:rPr>
+              <w:t>Services/Seasons</w:t>
             </w:r>
           </w:p>
         </w:tc>
@@ -1567,25 +3864,23 @@
             <w:pPr>
               <w:spacing w:after="0"/>
               <w:rPr>
+                <w:rFonts w:ascii="Times New Roman" w:hAnsi="Times New Roman" w:cs="Times New Roman"/>
+                <w:color w:val="000000" w:themeColor="text1"/>
                 <w:sz w:val="20"/>
               </w:rPr>
             </w:pPr>
             <w:r>
               <w:rPr>
-                <w:sz w:val="20"/>
-              </w:rPr>
-              <w:t>Чтение каталога и управление товарами</w:t>
+                <w:rFonts w:ascii="Times New Roman" w:hAnsi="Times New Roman" w:cs="Times New Roman"/>
+                <w:color w:val="000000" w:themeColor="text1"/>
+                <w:sz w:val="20"/>
+              </w:rPr>
+              <w:t>Сезонные правила</w:t>
             </w:r>
           </w:p>
         </w:tc>
       </w:tr>
       <w:tr>
-        <w:tblPrEx>
-          <w:tblCellMar>
-            <w:top w:w="0" w:type="dxa"/>
-            <w:bottom w:w="0" w:type="dxa"/>
-          </w:tblCellMar>
-        </w:tblPrEx>
         <w:tc>
           <w:tcPr>
             <w:tcW w:w="4973" w:type="dxa"/>
@@ -1594,15 +3889,29 @@
             <w:pPr>
               <w:spacing w:after="0"/>
               <w:rPr>
+                <w:rFonts w:ascii="Times New Roman" w:hAnsi="Times New Roman" w:cs="Times New Roman"/>
+                <w:color w:val="000000" w:themeColor="text1"/>
                 <w:sz w:val="20"/>
               </w:rPr>
             </w:pPr>
             <w:r>
               <w:rPr>
-                <w:sz w:val="20"/>
-              </w:rPr>
-              <w:t>Services/Cart</w:t>
-            </w:r>
+                <w:rFonts w:ascii="Times New Roman" w:hAnsi="Times New Roman" w:cs="Times New Roman"/>
+                <w:color w:val="000000" w:themeColor="text1"/>
+                <w:sz w:val="20"/>
+              </w:rPr>
+              <w:t>Services/</w:t>
+            </w:r>
+            <w:proofErr w:type="spellStart"/>
+            <w:r>
+              <w:rPr>
+                <w:rFonts w:ascii="Times New Roman" w:hAnsi="Times New Roman" w:cs="Times New Roman"/>
+                <w:color w:val="000000" w:themeColor="text1"/>
+                <w:sz w:val="20"/>
+              </w:rPr>
+              <w:t>Catalog</w:t>
+            </w:r>
+            <w:proofErr w:type="spellEnd"/>
           </w:p>
         </w:tc>
         <w:tc>
@@ -1613,25 +3922,23 @@
             <w:pPr>
               <w:spacing w:after="0"/>
               <w:rPr>
+                <w:rFonts w:ascii="Times New Roman" w:hAnsi="Times New Roman" w:cs="Times New Roman"/>
+                <w:color w:val="000000" w:themeColor="text1"/>
                 <w:sz w:val="20"/>
               </w:rPr>
             </w:pPr>
             <w:r>
               <w:rPr>
-                <w:sz w:val="20"/>
-              </w:rPr>
-              <w:t>Корзина в сессии</w:t>
+                <w:rFonts w:ascii="Times New Roman" w:hAnsi="Times New Roman" w:cs="Times New Roman"/>
+                <w:color w:val="000000" w:themeColor="text1"/>
+                <w:sz w:val="20"/>
+              </w:rPr>
+              <w:t>Чтение каталога и управление товарами</w:t>
             </w:r>
           </w:p>
         </w:tc>
       </w:tr>
       <w:tr>
-        <w:tblPrEx>
-          <w:tblCellMar>
-            <w:top w:w="0" w:type="dxa"/>
-            <w:bottom w:w="0" w:type="dxa"/>
-          </w:tblCellMar>
-        </w:tblPrEx>
         <w:tc>
           <w:tcPr>
             <w:tcW w:w="4973" w:type="dxa"/>
@@ -1640,15 +3947,29 @@
             <w:pPr>
               <w:spacing w:after="0"/>
               <w:rPr>
+                <w:rFonts w:ascii="Times New Roman" w:hAnsi="Times New Roman" w:cs="Times New Roman"/>
+                <w:color w:val="000000" w:themeColor="text1"/>
                 <w:sz w:val="20"/>
               </w:rPr>
             </w:pPr>
             <w:r>
               <w:rPr>
-                <w:sz w:val="20"/>
-              </w:rPr>
-              <w:t>Services/Waves</w:t>
-            </w:r>
+                <w:rFonts w:ascii="Times New Roman" w:hAnsi="Times New Roman" w:cs="Times New Roman"/>
+                <w:color w:val="000000" w:themeColor="text1"/>
+                <w:sz w:val="20"/>
+              </w:rPr>
+              <w:t>Services/</w:t>
+            </w:r>
+            <w:proofErr w:type="spellStart"/>
+            <w:r>
+              <w:rPr>
+                <w:rFonts w:ascii="Times New Roman" w:hAnsi="Times New Roman" w:cs="Times New Roman"/>
+                <w:color w:val="000000" w:themeColor="text1"/>
+                <w:sz w:val="20"/>
+              </w:rPr>
+              <w:t>Cart</w:t>
+            </w:r>
+            <w:proofErr w:type="spellEnd"/>
           </w:p>
         </w:tc>
         <w:tc>
@@ -1659,25 +3980,23 @@
             <w:pPr>
               <w:spacing w:after="0"/>
               <w:rPr>
+                <w:rFonts w:ascii="Times New Roman" w:hAnsi="Times New Roman" w:cs="Times New Roman"/>
+                <w:color w:val="000000" w:themeColor="text1"/>
                 <w:sz w:val="20"/>
               </w:rPr>
             </w:pPr>
             <w:r>
               <w:rPr>
-                <w:sz w:val="20"/>
-              </w:rPr>
-              <w:t>Открытые волны, создание и отправка</w:t>
+                <w:rFonts w:ascii="Times New Roman" w:hAnsi="Times New Roman" w:cs="Times New Roman"/>
+                <w:color w:val="000000" w:themeColor="text1"/>
+                <w:sz w:val="20"/>
+              </w:rPr>
+              <w:t>Корзина в сессии</w:t>
             </w:r>
           </w:p>
         </w:tc>
       </w:tr>
       <w:tr>
-        <w:tblPrEx>
-          <w:tblCellMar>
-            <w:top w:w="0" w:type="dxa"/>
-            <w:bottom w:w="0" w:type="dxa"/>
-          </w:tblCellMar>
-        </w:tblPrEx>
         <w:tc>
           <w:tcPr>
             <w:tcW w:w="4973" w:type="dxa"/>
@@ -1686,15 +4005,29 @@
             <w:pPr>
               <w:spacing w:after="0"/>
               <w:rPr>
+                <w:rFonts w:ascii="Times New Roman" w:hAnsi="Times New Roman" w:cs="Times New Roman"/>
+                <w:color w:val="000000" w:themeColor="text1"/>
                 <w:sz w:val="20"/>
               </w:rPr>
             </w:pPr>
             <w:r>
               <w:rPr>
-                <w:sz w:val="20"/>
-              </w:rPr>
-              <w:t>Services/Orders</w:t>
-            </w:r>
+                <w:rFonts w:ascii="Times New Roman" w:hAnsi="Times New Roman" w:cs="Times New Roman"/>
+                <w:color w:val="000000" w:themeColor="text1"/>
+                <w:sz w:val="20"/>
+              </w:rPr>
+              <w:t>Services/</w:t>
+            </w:r>
+            <w:proofErr w:type="spellStart"/>
+            <w:r>
+              <w:rPr>
+                <w:rFonts w:ascii="Times New Roman" w:hAnsi="Times New Roman" w:cs="Times New Roman"/>
+                <w:color w:val="000000" w:themeColor="text1"/>
+                <w:sz w:val="20"/>
+              </w:rPr>
+              <w:t>Waves</w:t>
+            </w:r>
+            <w:proofErr w:type="spellEnd"/>
           </w:p>
         </w:tc>
         <w:tc>
@@ -1705,25 +4038,23 @@
             <w:pPr>
               <w:spacing w:after="0"/>
               <w:rPr>
+                <w:rFonts w:ascii="Times New Roman" w:hAnsi="Times New Roman" w:cs="Times New Roman"/>
+                <w:color w:val="000000" w:themeColor="text1"/>
                 <w:sz w:val="20"/>
               </w:rPr>
             </w:pPr>
             <w:r>
               <w:rPr>
-                <w:sz w:val="20"/>
-              </w:rPr>
-              <w:t>Оформление, поиск, статусы, генерация номеров</w:t>
+                <w:rFonts w:ascii="Times New Roman" w:hAnsi="Times New Roman" w:cs="Times New Roman"/>
+                <w:color w:val="000000" w:themeColor="text1"/>
+                <w:sz w:val="20"/>
+              </w:rPr>
+              <w:t>Открытые волны, создание и отправка</w:t>
             </w:r>
           </w:p>
         </w:tc>
       </w:tr>
       <w:tr>
-        <w:tblPrEx>
-          <w:tblCellMar>
-            <w:top w:w="0" w:type="dxa"/>
-            <w:bottom w:w="0" w:type="dxa"/>
-          </w:tblCellMar>
-        </w:tblPrEx>
         <w:tc>
           <w:tcPr>
             <w:tcW w:w="4973" w:type="dxa"/>
@@ -1732,15 +4063,29 @@
             <w:pPr>
               <w:spacing w:after="0"/>
               <w:rPr>
+                <w:rFonts w:ascii="Times New Roman" w:hAnsi="Times New Roman" w:cs="Times New Roman"/>
+                <w:color w:val="000000" w:themeColor="text1"/>
                 <w:sz w:val="20"/>
               </w:rPr>
             </w:pPr>
             <w:r>
               <w:rPr>
-                <w:sz w:val="20"/>
-              </w:rPr>
-              <w:t>Pages</w:t>
-            </w:r>
+                <w:rFonts w:ascii="Times New Roman" w:hAnsi="Times New Roman" w:cs="Times New Roman"/>
+                <w:color w:val="000000" w:themeColor="text1"/>
+                <w:sz w:val="20"/>
+              </w:rPr>
+              <w:t>Services/</w:t>
+            </w:r>
+            <w:proofErr w:type="spellStart"/>
+            <w:r>
+              <w:rPr>
+                <w:rFonts w:ascii="Times New Roman" w:hAnsi="Times New Roman" w:cs="Times New Roman"/>
+                <w:color w:val="000000" w:themeColor="text1"/>
+                <w:sz w:val="20"/>
+              </w:rPr>
+              <w:t>Orders</w:t>
+            </w:r>
+            <w:proofErr w:type="spellEnd"/>
           </w:p>
         </w:tc>
         <w:tc>
@@ -1751,25 +4096,23 @@
             <w:pPr>
               <w:spacing w:after="0"/>
               <w:rPr>
+                <w:rFonts w:ascii="Times New Roman" w:hAnsi="Times New Roman" w:cs="Times New Roman"/>
+                <w:color w:val="000000" w:themeColor="text1"/>
                 <w:sz w:val="20"/>
               </w:rPr>
             </w:pPr>
             <w:r>
               <w:rPr>
-                <w:sz w:val="20"/>
-              </w:rPr>
-              <w:t>Публичные страницы, админка, общие части (_Layout, _ProductCard, _OrderStatusTimeline, _ValidationScriptsPartial)</w:t>
+                <w:rFonts w:ascii="Times New Roman" w:hAnsi="Times New Roman" w:cs="Times New Roman"/>
+                <w:color w:val="000000" w:themeColor="text1"/>
+                <w:sz w:val="20"/>
+              </w:rPr>
+              <w:t>Оформление, поиск, статусы, генерация номеров</w:t>
             </w:r>
           </w:p>
         </w:tc>
       </w:tr>
       <w:tr>
-        <w:tblPrEx>
-          <w:tblCellMar>
-            <w:top w:w="0" w:type="dxa"/>
-            <w:bottom w:w="0" w:type="dxa"/>
-          </w:tblCellMar>
-        </w:tblPrEx>
         <w:tc>
           <w:tcPr>
             <w:tcW w:w="4973" w:type="dxa"/>
@@ -1778,15 +4121,21 @@
             <w:pPr>
               <w:spacing w:after="0"/>
               <w:rPr>
+                <w:rFonts w:ascii="Times New Roman" w:hAnsi="Times New Roman" w:cs="Times New Roman"/>
+                <w:color w:val="000000" w:themeColor="text1"/>
                 <w:sz w:val="20"/>
               </w:rPr>
             </w:pPr>
-            <w:r>
-              <w:rPr>
-                <w:sz w:val="20"/>
-              </w:rPr>
-              <w:t>wwwroot</w:t>
-            </w:r>
+            <w:proofErr w:type="spellStart"/>
+            <w:r>
+              <w:rPr>
+                <w:rFonts w:ascii="Times New Roman" w:hAnsi="Times New Roman" w:cs="Times New Roman"/>
+                <w:color w:val="000000" w:themeColor="text1"/>
+                <w:sz w:val="20"/>
+              </w:rPr>
+              <w:t>Pages</w:t>
+            </w:r>
+            <w:proofErr w:type="spellEnd"/>
           </w:p>
         </w:tc>
         <w:tc>
@@ -1797,25 +4146,161 @@
             <w:pPr>
               <w:spacing w:after="0"/>
               <w:rPr>
-                <w:sz w:val="20"/>
+                <w:rFonts w:ascii="Times New Roman" w:hAnsi="Times New Roman" w:cs="Times New Roman"/>
+                <w:color w:val="000000" w:themeColor="text1"/>
+                <w:sz w:val="20"/>
+                <w:lang w:val="en-US"/>
               </w:rPr>
             </w:pPr>
             <w:r>
               <w:rPr>
-                <w:sz w:val="20"/>
-              </w:rPr>
-              <w:t>css/site.css, js/site.js, images/placeholder.svg</w:t>
+                <w:rFonts w:ascii="Times New Roman" w:hAnsi="Times New Roman" w:cs="Times New Roman"/>
+                <w:color w:val="000000" w:themeColor="text1"/>
+                <w:sz w:val="20"/>
+              </w:rPr>
+              <w:t>Публичные</w:t>
+            </w:r>
+            <w:r>
+              <w:rPr>
+                <w:rFonts w:ascii="Times New Roman" w:hAnsi="Times New Roman" w:cs="Times New Roman"/>
+                <w:color w:val="000000" w:themeColor="text1"/>
+                <w:sz w:val="20"/>
+                <w:lang w:val="en-US"/>
+              </w:rPr>
+              <w:t xml:space="preserve"> </w:t>
+            </w:r>
+            <w:r>
+              <w:rPr>
+                <w:rFonts w:ascii="Times New Roman" w:hAnsi="Times New Roman" w:cs="Times New Roman"/>
+                <w:color w:val="000000" w:themeColor="text1"/>
+                <w:sz w:val="20"/>
+              </w:rPr>
+              <w:t>страницы</w:t>
+            </w:r>
+            <w:r>
+              <w:rPr>
+                <w:rFonts w:ascii="Times New Roman" w:hAnsi="Times New Roman" w:cs="Times New Roman"/>
+                <w:color w:val="000000" w:themeColor="text1"/>
+                <w:sz w:val="20"/>
+                <w:lang w:val="en-US"/>
+              </w:rPr>
+              <w:t xml:space="preserve">, </w:t>
+            </w:r>
+            <w:r>
+              <w:rPr>
+                <w:rFonts w:ascii="Times New Roman" w:hAnsi="Times New Roman" w:cs="Times New Roman"/>
+                <w:color w:val="000000" w:themeColor="text1"/>
+                <w:sz w:val="20"/>
+              </w:rPr>
+              <w:t>админка</w:t>
+            </w:r>
+            <w:r>
+              <w:rPr>
+                <w:rFonts w:ascii="Times New Roman" w:hAnsi="Times New Roman" w:cs="Times New Roman"/>
+                <w:color w:val="000000" w:themeColor="text1"/>
+                <w:sz w:val="20"/>
+                <w:lang w:val="en-US"/>
+              </w:rPr>
+              <w:t xml:space="preserve">, </w:t>
+            </w:r>
+            <w:r>
+              <w:rPr>
+                <w:rFonts w:ascii="Times New Roman" w:hAnsi="Times New Roman" w:cs="Times New Roman"/>
+                <w:color w:val="000000" w:themeColor="text1"/>
+                <w:sz w:val="20"/>
+              </w:rPr>
+              <w:t>общие</w:t>
+            </w:r>
+            <w:r>
+              <w:rPr>
+                <w:rFonts w:ascii="Times New Roman" w:hAnsi="Times New Roman" w:cs="Times New Roman"/>
+                <w:color w:val="000000" w:themeColor="text1"/>
+                <w:sz w:val="20"/>
+                <w:lang w:val="en-US"/>
+              </w:rPr>
+              <w:t xml:space="preserve"> </w:t>
+            </w:r>
+            <w:r>
+              <w:rPr>
+                <w:rFonts w:ascii="Times New Roman" w:hAnsi="Times New Roman" w:cs="Times New Roman"/>
+                <w:color w:val="000000" w:themeColor="text1"/>
+                <w:sz w:val="20"/>
+              </w:rPr>
+              <w:t>части</w:t>
+            </w:r>
+            <w:r>
+              <w:rPr>
+                <w:rFonts w:ascii="Times New Roman" w:hAnsi="Times New Roman" w:cs="Times New Roman"/>
+                <w:color w:val="000000" w:themeColor="text1"/>
+                <w:sz w:val="20"/>
+                <w:lang w:val="en-US"/>
+              </w:rPr>
+              <w:t xml:space="preserve"> (_Layout, _</w:t>
+            </w:r>
+            <w:proofErr w:type="spellStart"/>
+            <w:r>
+              <w:rPr>
+                <w:rFonts w:ascii="Times New Roman" w:hAnsi="Times New Roman" w:cs="Times New Roman"/>
+                <w:color w:val="000000" w:themeColor="text1"/>
+                <w:sz w:val="20"/>
+                <w:lang w:val="en-US"/>
+              </w:rPr>
+              <w:t>ProductCard</w:t>
+            </w:r>
+            <w:proofErr w:type="spellEnd"/>
+            <w:r>
+              <w:rPr>
+                <w:rFonts w:ascii="Times New Roman" w:hAnsi="Times New Roman" w:cs="Times New Roman"/>
+                <w:color w:val="000000" w:themeColor="text1"/>
+                <w:sz w:val="20"/>
+                <w:lang w:val="en-US"/>
+              </w:rPr>
+              <w:t>, _</w:t>
+            </w:r>
+            <w:proofErr w:type="spellStart"/>
+            <w:r>
+              <w:rPr>
+                <w:rFonts w:ascii="Times New Roman" w:hAnsi="Times New Roman" w:cs="Times New Roman"/>
+                <w:color w:val="000000" w:themeColor="text1"/>
+                <w:sz w:val="20"/>
+                <w:lang w:val="en-US"/>
+              </w:rPr>
+              <w:t>OrderStatusTimeline</w:t>
+            </w:r>
+            <w:proofErr w:type="spellEnd"/>
+            <w:r>
+              <w:rPr>
+                <w:rFonts w:ascii="Times New Roman" w:hAnsi="Times New Roman" w:cs="Times New Roman"/>
+                <w:color w:val="000000" w:themeColor="text1"/>
+                <w:sz w:val="20"/>
+                <w:lang w:val="en-US"/>
+              </w:rPr>
+              <w:t>, _</w:t>
+            </w:r>
+            <w:proofErr w:type="spellStart"/>
+            <w:r>
+              <w:rPr>
+                <w:rFonts w:ascii="Times New Roman" w:hAnsi="Times New Roman" w:cs="Times New Roman"/>
+                <w:color w:val="000000" w:themeColor="text1"/>
+                <w:sz w:val="20"/>
+                <w:lang w:val="en-US"/>
+              </w:rPr>
+              <w:t>ValidationScriptsPartial</w:t>
+            </w:r>
+            <w:proofErr w:type="spellEnd"/>
+            <w:r>
+              <w:rPr>
+                <w:rFonts w:ascii="Times New Roman" w:hAnsi="Times New Roman" w:cs="Times New Roman"/>
+                <w:color w:val="000000" w:themeColor="text1"/>
+                <w:sz w:val="20"/>
+                <w:lang w:val="en-US"/>
+              </w:rPr>
+              <w:t>)</w:t>
             </w:r>
           </w:p>
         </w:tc>
       </w:tr>
       <w:tr>
-        <w:tblPrEx>
-          <w:tblCellMar>
-            <w:top w:w="0" w:type="dxa"/>
-            <w:bottom w:w="0" w:type="dxa"/>
-          </w:tblCellMar>
-        </w:tblPrEx>
         <w:tc>
           <w:tcPr>
             <w:tcW w:w="4973" w:type="dxa"/>
@@ -1824,15 +4309,21 @@
             <w:pPr>
               <w:spacing w:after="0"/>
               <w:rPr>
+                <w:rFonts w:ascii="Times New Roman" w:hAnsi="Times New Roman" w:cs="Times New Roman"/>
+                <w:color w:val="000000" w:themeColor="text1"/>
                 <w:sz w:val="20"/>
               </w:rPr>
             </w:pPr>
-            <w:r>
-              <w:rPr>
-                <w:sz w:val="20"/>
-              </w:rPr>
-              <w:t>tests/SweetWave.Tests</w:t>
-            </w:r>
+            <w:proofErr w:type="spellStart"/>
+            <w:r>
+              <w:rPr>
+                <w:rFonts w:ascii="Times New Roman" w:hAnsi="Times New Roman" w:cs="Times New Roman"/>
+                <w:color w:val="000000" w:themeColor="text1"/>
+                <w:sz w:val="20"/>
+              </w:rPr>
+              <w:t>wwwroot</w:t>
+            </w:r>
+            <w:proofErr w:type="spellEnd"/>
           </w:p>
         </w:tc>
         <w:tc>
@@ -1843,11 +4334,127 @@
             <w:pPr>
               <w:spacing w:after="0"/>
               <w:rPr>
-                <w:sz w:val="20"/>
+                <w:rFonts w:ascii="Times New Roman" w:hAnsi="Times New Roman" w:cs="Times New Roman"/>
+                <w:color w:val="000000" w:themeColor="text1"/>
+                <w:sz w:val="20"/>
+                <w:lang w:val="en-US"/>
               </w:rPr>
             </w:pPr>
-            <w:r>
-              <w:rPr>
+            <w:proofErr w:type="spellStart"/>
+            <w:r>
+              <w:rPr>
+                <w:rFonts w:ascii="Times New Roman" w:hAnsi="Times New Roman" w:cs="Times New Roman"/>
+                <w:color w:val="000000" w:themeColor="text1"/>
+                <w:sz w:val="20"/>
+                <w:lang w:val="en-US"/>
+              </w:rPr>
+              <w:t>css</w:t>
+            </w:r>
+            <w:proofErr w:type="spellEnd"/>
+            <w:r>
+              <w:rPr>
+                <w:rFonts w:ascii="Times New Roman" w:hAnsi="Times New Roman" w:cs="Times New Roman"/>
+                <w:color w:val="000000" w:themeColor="text1"/>
+                <w:sz w:val="20"/>
+                <w:lang w:val="en-US"/>
+              </w:rPr>
+              <w:t xml:space="preserve">/site.css, </w:t>
+            </w:r>
+            <w:proofErr w:type="spellStart"/>
+            <w:r>
+              <w:rPr>
+                <w:rFonts w:ascii="Times New Roman" w:hAnsi="Times New Roman" w:cs="Times New Roman"/>
+                <w:color w:val="000000" w:themeColor="text1"/>
+                <w:sz w:val="20"/>
+                <w:lang w:val="en-US"/>
+              </w:rPr>
+              <w:t>js</w:t>
+            </w:r>
+            <w:proofErr w:type="spellEnd"/>
+            <w:r>
+              <w:rPr>
+                <w:rFonts w:ascii="Times New Roman" w:hAnsi="Times New Roman" w:cs="Times New Roman"/>
+                <w:color w:val="000000" w:themeColor="text1"/>
+                <w:sz w:val="20"/>
+                <w:lang w:val="en-US"/>
+              </w:rPr>
+              <w:t>/site.js, images/</w:t>
+            </w:r>
+            <w:proofErr w:type="spellStart"/>
+            <w:r>
+              <w:rPr>
+                <w:rFonts w:ascii="Times New Roman" w:hAnsi="Times New Roman" w:cs="Times New Roman"/>
+                <w:color w:val="000000" w:themeColor="text1"/>
+                <w:sz w:val="20"/>
+                <w:lang w:val="en-US"/>
+              </w:rPr>
+              <w:t>placeholder.svg</w:t>
+            </w:r>
+            <w:proofErr w:type="spellEnd"/>
+          </w:p>
+        </w:tc>
+      </w:tr>
+      <w:tr>
+        <w:tc>
+          <w:tcPr>
+            <w:tcW w:w="4973" w:type="dxa"/>
+          </w:tcPr>
+          <w:p>
+            <w:pPr>
+              <w:spacing w:after="0"/>
+              <w:rPr>
+                <w:rFonts w:ascii="Times New Roman" w:hAnsi="Times New Roman" w:cs="Times New Roman"/>
+                <w:color w:val="000000" w:themeColor="text1"/>
+                <w:sz w:val="20"/>
+              </w:rPr>
+            </w:pPr>
+            <w:proofErr w:type="spellStart"/>
+            <w:r>
+              <w:rPr>
+                <w:rFonts w:ascii="Times New Roman" w:hAnsi="Times New Roman" w:cs="Times New Roman"/>
+                <w:color w:val="000000" w:themeColor="text1"/>
+                <w:sz w:val="20"/>
+              </w:rPr>
+              <w:t>tests</w:t>
+            </w:r>
+            <w:proofErr w:type="spellEnd"/>
+            <w:r>
+              <w:rPr>
+                <w:rFonts w:ascii="Times New Roman" w:hAnsi="Times New Roman" w:cs="Times New Roman"/>
+                <w:color w:val="000000" w:themeColor="text1"/>
+                <w:sz w:val="20"/>
+              </w:rPr>
+              <w:t>/</w:t>
+            </w:r>
+            <w:proofErr w:type="spellStart"/>
+            <w:r>
+              <w:rPr>
+                <w:rFonts w:ascii="Times New Roman" w:hAnsi="Times New Roman" w:cs="Times New Roman"/>
+                <w:color w:val="000000" w:themeColor="text1"/>
+                <w:sz w:val="20"/>
+              </w:rPr>
+              <w:t>SweetWave.Tests</w:t>
+            </w:r>
+            <w:proofErr w:type="spellEnd"/>
+          </w:p>
+        </w:tc>
+        <w:tc>
+          <w:tcPr>
+            <w:tcW w:w="4973" w:type="dxa"/>
+          </w:tcPr>
+          <w:p>
+            <w:pPr>
+              <w:spacing w:after="0"/>
+              <w:rPr>
+                <w:rFonts w:ascii="Times New Roman" w:hAnsi="Times New Roman" w:cs="Times New Roman"/>
+                <w:color w:val="000000" w:themeColor="text1"/>
+                <w:sz w:val="20"/>
+              </w:rPr>
+            </w:pPr>
+            <w:r>
+              <w:rPr>
+                <w:rFonts w:ascii="Times New Roman" w:hAnsi="Times New Roman" w:cs="Times New Roman"/>
+                <w:color w:val="000000" w:themeColor="text1"/>
                 <w:sz w:val="20"/>
               </w:rPr>
               <w:t>Delivery, Seasons, Domain</w:t>
@@ -1856,12 +4463,27 @@
         </w:tc>
       </w:tr>
     </w:tbl>
-    <w:p/>
+    <w:p>
+      <w:pPr>
+        <w:rPr>
+          <w:rFonts w:ascii="Times New Roman" w:hAnsi="Times New Roman" w:cs="Times New Roman"/>
+          <w:color w:val="000000" w:themeColor="text1"/>
+        </w:rPr>
+      </w:pPr>
+    </w:p>
     <w:p>
       <w:pPr>
         <w:pStyle w:val="1"/>
-      </w:pPr>
-      <w:r>
+        <w:rPr>
+          <w:rFonts w:ascii="Times New Roman" w:hAnsi="Times New Roman" w:cs="Times New Roman"/>
+          <w:color w:val="000000" w:themeColor="text1"/>
+        </w:rPr>
+      </w:pPr>
+      <w:r>
+        <w:rPr>
+          <w:rFonts w:ascii="Times New Roman" w:hAnsi="Times New Roman" w:cs="Times New Roman"/>
+          <w:color w:val="000000" w:themeColor="text1"/>
+        </w:rPr>
         <w:t>5. Применённые принципы проектирования</w:t>
       </w:r>
     </w:p>
@@ -1872,9 +4494,33 @@
           <w:ilvl w:val="0"/>
           <w:numId w:val="9"/>
         </w:numPr>
-      </w:pPr>
-      <w:r>
-        <w:t>Single Responsibility: каждый сервис отвечает за одну задачу (каталог, корзина, волны, заказы, расчёт доставки, сезонные правила).</w:t>
+        <w:rPr>
+          <w:rFonts w:ascii="Times New Roman" w:hAnsi="Times New Roman" w:cs="Times New Roman"/>
+          <w:color w:val="000000" w:themeColor="text1"/>
+        </w:rPr>
+      </w:pPr>
+      <w:r>
+        <w:rPr>
+          <w:rFonts w:ascii="Times New Roman" w:hAnsi="Times New Roman" w:cs="Times New Roman"/>
+          <w:color w:val="000000" w:themeColor="text1"/>
+        </w:rPr>
+        <w:t xml:space="preserve">Single </w:t>
+      </w:r>
+      <w:proofErr w:type="spellStart"/>
+      <w:r>
+        <w:rPr>
+          <w:rFonts w:ascii="Times New Roman" w:hAnsi="Times New Roman" w:cs="Times New Roman"/>
+          <w:color w:val="000000" w:themeColor="text1"/>
+        </w:rPr>
+        <w:t>Responsibility</w:t>
+      </w:r>
+      <w:proofErr w:type="spellEnd"/>
+      <w:r>
+        <w:rPr>
+          <w:rFonts w:ascii="Times New Roman" w:hAnsi="Times New Roman" w:cs="Times New Roman"/>
+          <w:color w:val="000000" w:themeColor="text1"/>
+        </w:rPr>
+        <w:t>: каждый сервис отвечает за одну задачу (каталог, корзина, волны, заказы, расчёт доставки, сезонные правила).</w:t>
       </w:r>
     </w:p>
     <w:p>
@@ -1884,9 +4530,33 @@
           <w:ilvl w:val="0"/>
           <w:numId w:val="9"/>
         </w:numPr>
-      </w:pPr>
-      <w:r>
-        <w:t>Open/Closed: новые пороги скидок и сезонные месяцы добавляются в конфигурацию без изменения кода.</w:t>
+        <w:rPr>
+          <w:rFonts w:ascii="Times New Roman" w:hAnsi="Times New Roman" w:cs="Times New Roman"/>
+          <w:color w:val="000000" w:themeColor="text1"/>
+        </w:rPr>
+      </w:pPr>
+      <w:r>
+        <w:rPr>
+          <w:rFonts w:ascii="Times New Roman" w:hAnsi="Times New Roman" w:cs="Times New Roman"/>
+          <w:color w:val="000000" w:themeColor="text1"/>
+        </w:rPr>
+        <w:t>Open/</w:t>
+      </w:r>
+      <w:proofErr w:type="spellStart"/>
+      <w:r>
+        <w:rPr>
+          <w:rFonts w:ascii="Times New Roman" w:hAnsi="Times New Roman" w:cs="Times New Roman"/>
+          <w:color w:val="000000" w:themeColor="text1"/>
+        </w:rPr>
+        <w:t>Closed</w:t>
+      </w:r>
+      <w:proofErr w:type="spellEnd"/>
+      <w:r>
+        <w:rPr>
+          <w:rFonts w:ascii="Times New Roman" w:hAnsi="Times New Roman" w:cs="Times New Roman"/>
+          <w:color w:val="000000" w:themeColor="text1"/>
+        </w:rPr>
+        <w:t>: новые пороги скидок и сезонные месяцы добавляются в конфигурацию без изменения кода.</w:t>
       </w:r>
     </w:p>
     <w:p>
@@ -1896,9 +4566,58 @@
           <w:ilvl w:val="0"/>
           <w:numId w:val="9"/>
         </w:numPr>
-      </w:pPr>
-      <w:r>
-        <w:t>Liskov Substitution и Interface Segregation: интерфейсы узкие и целостные (чтение каталога отделено от управления товарами).</w:t>
+        <w:rPr>
+          <w:rFonts w:ascii="Times New Roman" w:hAnsi="Times New Roman" w:cs="Times New Roman"/>
+          <w:color w:val="000000" w:themeColor="text1"/>
+        </w:rPr>
+      </w:pPr>
+      <w:proofErr w:type="spellStart"/>
+      <w:r>
+        <w:rPr>
+          <w:rFonts w:ascii="Times New Roman" w:hAnsi="Times New Roman" w:cs="Times New Roman"/>
+          <w:color w:val="000000" w:themeColor="text1"/>
+        </w:rPr>
+        <w:t>Liskov</w:t>
+      </w:r>
+      <w:proofErr w:type="spellEnd"/>
+      <w:r>
+        <w:rPr>
+          <w:rFonts w:ascii="Times New Roman" w:hAnsi="Times New Roman" w:cs="Times New Roman"/>
+          <w:color w:val="000000" w:themeColor="text1"/>
+        </w:rPr>
+        <w:t xml:space="preserve"> </w:t>
+      </w:r>
+      <w:proofErr w:type="spellStart"/>
+      <w:r>
+        <w:rPr>
+          <w:rFonts w:ascii="Times New Roman" w:hAnsi="Times New Roman" w:cs="Times New Roman"/>
+          <w:color w:val="000000" w:themeColor="text1"/>
+        </w:rPr>
+        <w:t>Substitution</w:t>
+      </w:r>
+      <w:proofErr w:type="spellEnd"/>
+      <w:r>
+        <w:rPr>
+          <w:rFonts w:ascii="Times New Roman" w:hAnsi="Times New Roman" w:cs="Times New Roman"/>
+          <w:color w:val="000000" w:themeColor="text1"/>
+        </w:rPr>
+        <w:t xml:space="preserve"> и Interface </w:t>
+      </w:r>
+      <w:proofErr w:type="spellStart"/>
+      <w:r>
+        <w:rPr>
+          <w:rFonts w:ascii="Times New Roman" w:hAnsi="Times New Roman" w:cs="Times New Roman"/>
+          <w:color w:val="000000" w:themeColor="text1"/>
+        </w:rPr>
+        <w:t>Segregation</w:t>
+      </w:r>
+      <w:proofErr w:type="spellEnd"/>
+      <w:r>
+        <w:rPr>
+          <w:rFonts w:ascii="Times New Roman" w:hAnsi="Times New Roman" w:cs="Times New Roman"/>
+          <w:color w:val="000000" w:themeColor="text1"/>
+        </w:rPr>
+        <w:t>: интерфейсы узкие и целостные (чтение каталога отделено от управления товарами).</w:t>
       </w:r>
     </w:p>
     <w:p>
@@ -1908,9 +4627,74 @@
           <w:ilvl w:val="0"/>
           <w:numId w:val="9"/>
         </w:numPr>
-      </w:pPr>
-      <w:r>
-        <w:t>Dependency Inversion: страницы зависят от интерфейсов, реализации — классы sealed с зависимостями через конструктор.</w:t>
+        <w:rPr>
+          <w:rFonts w:ascii="Times New Roman" w:hAnsi="Times New Roman" w:cs="Times New Roman"/>
+          <w:color w:val="000000" w:themeColor="text1"/>
+        </w:rPr>
+      </w:pPr>
+      <w:proofErr w:type="spellStart"/>
+      <w:r>
+        <w:rPr>
+          <w:rFonts w:ascii="Times New Roman" w:hAnsi="Times New Roman" w:cs="Times New Roman"/>
+          <w:color w:val="000000" w:themeColor="text1"/>
+        </w:rPr>
+        <w:t>Dependency</w:t>
+      </w:r>
+      <w:proofErr w:type="spellEnd"/>
+      <w:r>
+        <w:rPr>
+          <w:rFonts w:ascii="Times New Roman" w:hAnsi="Times New Roman" w:cs="Times New Roman"/>
+          <w:color w:val="000000" w:themeColor="text1"/>
+        </w:rPr>
+        <w:t xml:space="preserve"> </w:t>
+      </w:r>
+      <w:proofErr w:type="spellStart"/>
+      <w:r>
+        <w:rPr>
+          <w:rFonts w:ascii="Times New Roman" w:hAnsi="Times New Roman" w:cs="Times New Roman"/>
+          <w:color w:val="000000" w:themeColor="text1"/>
+        </w:rPr>
+        <w:t>Inversion</w:t>
+      </w:r>
+      <w:proofErr w:type="spellEnd"/>
+      <w:r>
+        <w:rPr>
+          <w:rFonts w:ascii="Times New Roman" w:hAnsi="Times New Roman" w:cs="Times New Roman"/>
+          <w:color w:val="000000" w:themeColor="text1"/>
+        </w:rPr>
+        <w:t xml:space="preserve">: страницы зависят от интерфейсов, реализации — классы </w:t>
+      </w:r>
+      <w:proofErr w:type="spellStart"/>
+      <w:r>
+        <w:rPr>
+          <w:rFonts w:ascii="Times New Roman" w:hAnsi="Times New Roman" w:cs="Times New Roman"/>
+          <w:color w:val="000000" w:themeColor="text1"/>
+        </w:rPr>
+        <w:t>sealed</w:t>
+      </w:r>
+      <w:proofErr w:type="spellEnd"/>
+      <w:r>
+        <w:rPr>
+          <w:rFonts w:ascii="Times New Roman" w:hAnsi="Times New Roman" w:cs="Times New Roman"/>
+          <w:color w:val="000000" w:themeColor="text1"/>
+        </w:rPr>
+        <w:t xml:space="preserve"> с зависимостями </w:t>
+      </w:r>
+      <w:proofErr w:type="gramStart"/>
+      <w:r>
+        <w:rPr>
+          <w:rFonts w:ascii="Times New Roman" w:hAnsi="Times New Roman" w:cs="Times New Roman"/>
+          <w:color w:val="000000" w:themeColor="text1"/>
+        </w:rPr>
+        <w:t>через конструктор</w:t>
+      </w:r>
+      <w:proofErr w:type="gramEnd"/>
+      <w:r>
+        <w:rPr>
+          <w:rFonts w:ascii="Times New Roman" w:hAnsi="Times New Roman" w:cs="Times New Roman"/>
+          <w:color w:val="000000" w:themeColor="text1"/>
+        </w:rPr>
+        <w:t>.</w:t>
       </w:r>
     </w:p>
     <w:p>
@@ -1920,8 +4704,16 @@
           <w:ilvl w:val="0"/>
           <w:numId w:val="9"/>
         </w:numPr>
-      </w:pPr>
-      <w:r>
+        <w:rPr>
+          <w:rFonts w:ascii="Times New Roman" w:hAnsi="Times New Roman" w:cs="Times New Roman"/>
+          <w:color w:val="000000" w:themeColor="text1"/>
+        </w:rPr>
+      </w:pPr>
+      <w:r>
+        <w:rPr>
+          <w:rFonts w:ascii="Times New Roman" w:hAnsi="Times New Roman" w:cs="Times New Roman"/>
+          <w:color w:val="000000" w:themeColor="text1"/>
+        </w:rPr>
         <w:t>Домен богат: правила и инварианты живут в сущностях и сервисах, страницы тонкие (валидация, вызов сервиса, редирект).</w:t>
       </w:r>
     </w:p>
@@ -1932,9 +4724,81 @@
           <w:ilvl w:val="0"/>
           <w:numId w:val="9"/>
         </w:numPr>
-      </w:pPr>
-      <w:r>
-        <w:t>Время получается через TimeProvider, а не DateTime.Now; все запросы к БД асинхронные с CancellationToken; чтение — AsNoTracking.</w:t>
+        <w:rPr>
+          <w:rFonts w:ascii="Times New Roman" w:hAnsi="Times New Roman" w:cs="Times New Roman"/>
+          <w:color w:val="000000" w:themeColor="text1"/>
+        </w:rPr>
+      </w:pPr>
+      <w:r>
+        <w:rPr>
+          <w:rFonts w:ascii="Times New Roman" w:hAnsi="Times New Roman" w:cs="Times New Roman"/>
+          <w:color w:val="000000" w:themeColor="text1"/>
+        </w:rPr>
+        <w:t xml:space="preserve">Время получается через </w:t>
+      </w:r>
+      <w:proofErr w:type="spellStart"/>
+      <w:r>
+        <w:rPr>
+          <w:rFonts w:ascii="Times New Roman" w:hAnsi="Times New Roman" w:cs="Times New Roman"/>
+          <w:color w:val="000000" w:themeColor="text1"/>
+        </w:rPr>
+        <w:t>TimeProvider</w:t>
+      </w:r>
+      <w:proofErr w:type="spellEnd"/>
+      <w:r>
+        <w:rPr>
+          <w:rFonts w:ascii="Times New Roman" w:hAnsi="Times New Roman" w:cs="Times New Roman"/>
+          <w:color w:val="000000" w:themeColor="text1"/>
+        </w:rPr>
+        <w:t xml:space="preserve">, а не </w:t>
+      </w:r>
+      <w:proofErr w:type="spellStart"/>
+      <w:r>
+        <w:rPr>
+          <w:rFonts w:ascii="Times New Roman" w:hAnsi="Times New Roman" w:cs="Times New Roman"/>
+          <w:color w:val="000000" w:themeColor="text1"/>
+        </w:rPr>
+        <w:t>DateTime.Now</w:t>
+      </w:r>
+      <w:proofErr w:type="spellEnd"/>
+      <w:r>
+        <w:rPr>
+          <w:rFonts w:ascii="Times New Roman" w:hAnsi="Times New Roman" w:cs="Times New Roman"/>
+          <w:color w:val="000000" w:themeColor="text1"/>
+        </w:rPr>
+        <w:t xml:space="preserve">; все запросы к БД асинхронные с </w:t>
+      </w:r>
+      <w:proofErr w:type="spellStart"/>
+      <w:r>
+        <w:rPr>
+          <w:rFonts w:ascii="Times New Roman" w:hAnsi="Times New Roman" w:cs="Times New Roman"/>
+          <w:color w:val="000000" w:themeColor="text1"/>
+        </w:rPr>
+        <w:t>CancellationToken</w:t>
+      </w:r>
+      <w:proofErr w:type="spellEnd"/>
+      <w:r>
+        <w:rPr>
+          <w:rFonts w:ascii="Times New Roman" w:hAnsi="Times New Roman" w:cs="Times New Roman"/>
+          <w:color w:val="000000" w:themeColor="text1"/>
+        </w:rPr>
+        <w:t xml:space="preserve">; чтение — </w:t>
+      </w:r>
+      <w:proofErr w:type="spellStart"/>
+      <w:r>
+        <w:rPr>
+          <w:rFonts w:ascii="Times New Roman" w:hAnsi="Times New Roman" w:cs="Times New Roman"/>
+          <w:color w:val="000000" w:themeColor="text1"/>
+        </w:rPr>
+        <w:t>AsNoTracking</w:t>
+      </w:r>
+      <w:proofErr w:type="spellEnd"/>
+      <w:r>
+        <w:rPr>
+          <w:rFonts w:ascii="Times New Roman" w:hAnsi="Times New Roman" w:cs="Times New Roman"/>
+          <w:color w:val="000000" w:themeColor="text1"/>
+        </w:rPr>
+        <w:t>.</w:t>
       </w:r>
     </w:p>
     <w:p>
@@ -1944,17 +4808,64 @@
           <w:ilvl w:val="0"/>
           <w:numId w:val="9"/>
         </w:numPr>
-      </w:pPr>
-      <w:r>
-        <w:t>В Razor-страницы не пробрасываются EF-сущности: используются records-модели чтения.</w:t>
+        <w:rPr>
+          <w:rFonts w:ascii="Times New Roman" w:hAnsi="Times New Roman" w:cs="Times New Roman"/>
+          <w:color w:val="000000" w:themeColor="text1"/>
+        </w:rPr>
+      </w:pPr>
+      <w:r>
+        <w:rPr>
+          <w:rFonts w:ascii="Times New Roman" w:hAnsi="Times New Roman" w:cs="Times New Roman"/>
+          <w:color w:val="000000" w:themeColor="text1"/>
+        </w:rPr>
+        <w:t xml:space="preserve">В </w:t>
+      </w:r>
+      <w:proofErr w:type="spellStart"/>
+      <w:r>
+        <w:rPr>
+          <w:rFonts w:ascii="Times New Roman" w:hAnsi="Times New Roman" w:cs="Times New Roman"/>
+          <w:color w:val="000000" w:themeColor="text1"/>
+        </w:rPr>
+        <w:t>Razor</w:t>
+      </w:r>
+      <w:proofErr w:type="spellEnd"/>
+      <w:r>
+        <w:rPr>
+          <w:rFonts w:ascii="Times New Roman" w:hAnsi="Times New Roman" w:cs="Times New Roman"/>
+          <w:color w:val="000000" w:themeColor="text1"/>
+        </w:rPr>
+        <w:t xml:space="preserve">-страницы не пробрасываются EF-сущности: используются </w:t>
+      </w:r>
+      <w:proofErr w:type="spellStart"/>
+      <w:r>
+        <w:rPr>
+          <w:rFonts w:ascii="Times New Roman" w:hAnsi="Times New Roman" w:cs="Times New Roman"/>
+          <w:color w:val="000000" w:themeColor="text1"/>
+        </w:rPr>
+        <w:t>records</w:t>
+      </w:r>
+      <w:proofErr w:type="spellEnd"/>
+      <w:r>
+        <w:rPr>
+          <w:rFonts w:ascii="Times New Roman" w:hAnsi="Times New Roman" w:cs="Times New Roman"/>
+          <w:color w:val="000000" w:themeColor="text1"/>
+        </w:rPr>
+        <w:t>-модели чтения.</w:t>
       </w:r>
     </w:p>
     <w:p>
       <w:pPr>
         <w:pStyle w:val="1"/>
-      </w:pPr>
-      <w:r>
-        <w:lastRenderedPageBreak/>
+        <w:rPr>
+          <w:rFonts w:ascii="Times New Roman" w:hAnsi="Times New Roman" w:cs="Times New Roman"/>
+          <w:color w:val="000000" w:themeColor="text1"/>
+        </w:rPr>
+      </w:pPr>
+      <w:r>
+        <w:rPr>
+          <w:rFonts w:ascii="Times New Roman" w:hAnsi="Times New Roman" w:cs="Times New Roman"/>
+          <w:color w:val="000000" w:themeColor="text1"/>
+        </w:rPr>
         <w:t>6. Проверки качества</w:t>
       </w:r>
     </w:p>
@@ -1977,64 +4888,6 @@
         <w:gridCol w:w="4973"/>
       </w:tblGrid>
       <w:tr>
-        <w:tblPrEx>
-          <w:tblCellMar>
-            <w:top w:w="0" w:type="dxa"/>
-            <w:bottom w:w="0" w:type="dxa"/>
-          </w:tblCellMar>
-        </w:tblPrEx>
-        <w:tc>
-          <w:tcPr>
-            <w:tcW w:w="4973" w:type="dxa"/>
-            <w:shd w:val="clear" w:color="auto" w:fill="E6E6E6"/>
-          </w:tcPr>
-          <w:p>
-            <w:pPr>
-              <w:spacing w:after="0"/>
-              <w:rPr>
-                <w:b/>
-                <w:sz w:val="20"/>
-              </w:rPr>
-            </w:pPr>
-            <w:r>
-              <w:rPr>
-                <w:b/>
-                <w:sz w:val="20"/>
-              </w:rPr>
-              <w:t>Проверка</w:t>
-            </w:r>
-          </w:p>
-        </w:tc>
-        <w:tc>
-          <w:tcPr>
-            <w:tcW w:w="4973" w:type="dxa"/>
-            <w:shd w:val="clear" w:color="auto" w:fill="E6E6E6"/>
-          </w:tcPr>
-          <w:p>
-            <w:pPr>
-              <w:spacing w:after="0"/>
-              <w:rPr>
-                <w:b/>
-                <w:sz w:val="20"/>
-              </w:rPr>
-            </w:pPr>
-            <w:r>
-              <w:rPr>
-                <w:b/>
-                <w:sz w:val="20"/>
-              </w:rPr>
-              <w:t>Результат</w:t>
-            </w:r>
-          </w:p>
-        </w:tc>
-      </w:tr>
-      <w:tr>
-        <w:tblPrEx>
-          <w:tblCellMar>
-            <w:top w:w="0" w:type="dxa"/>
-            <w:bottom w:w="0" w:type="dxa"/>
-          </w:tblCellMar>
-        </w:tblPrEx>
         <w:tc>
           <w:tcPr>
             <w:tcW w:w="4973" w:type="dxa"/>
@@ -2043,14 +4896,20 @@
             <w:pPr>
               <w:spacing w:after="0"/>
               <w:rPr>
+                <w:rFonts w:ascii="Times New Roman" w:hAnsi="Times New Roman" w:cs="Times New Roman"/>
+                <w:b/>
+                <w:color w:val="000000" w:themeColor="text1"/>
                 <w:sz w:val="20"/>
               </w:rPr>
             </w:pPr>
             <w:r>
               <w:rPr>
-                <w:sz w:val="20"/>
-              </w:rPr>
-              <w:t>dotnet build</w:t>
+                <w:rFonts w:ascii="Times New Roman" w:hAnsi="Times New Roman" w:cs="Times New Roman"/>
+                <w:b/>
+                <w:color w:val="000000" w:themeColor="text1"/>
+                <w:sz w:val="20"/>
+              </w:rPr>
+              <w:t>Проверка</w:t>
             </w:r>
           </w:p>
         </w:tc>
@@ -2062,25 +4921,25 @@
             <w:pPr>
               <w:spacing w:after="0"/>
               <w:rPr>
+                <w:rFonts w:ascii="Times New Roman" w:hAnsi="Times New Roman" w:cs="Times New Roman"/>
+                <w:b/>
+                <w:color w:val="000000" w:themeColor="text1"/>
                 <w:sz w:val="20"/>
               </w:rPr>
             </w:pPr>
             <w:r>
               <w:rPr>
-                <w:sz w:val="20"/>
-              </w:rPr>
-              <w:t>0 предупреждений, 0 ошибок</w:t>
+                <w:rFonts w:ascii="Times New Roman" w:hAnsi="Times New Roman" w:cs="Times New Roman"/>
+                <w:b/>
+                <w:color w:val="000000" w:themeColor="text1"/>
+                <w:sz w:val="20"/>
+              </w:rPr>
+              <w:t>Результат</w:t>
             </w:r>
           </w:p>
         </w:tc>
       </w:tr>
       <w:tr>
-        <w:tblPrEx>
-          <w:tblCellMar>
-            <w:top w:w="0" w:type="dxa"/>
-            <w:bottom w:w="0" w:type="dxa"/>
-          </w:tblCellMar>
-        </w:tblPrEx>
         <w:tc>
           <w:tcPr>
             <w:tcW w:w="4973" w:type="dxa"/>
@@ -2089,15 +4948,39 @@
             <w:pPr>
               <w:spacing w:after="0"/>
               <w:rPr>
+                <w:rFonts w:ascii="Times New Roman" w:hAnsi="Times New Roman" w:cs="Times New Roman"/>
+                <w:color w:val="000000" w:themeColor="text1"/>
                 <w:sz w:val="20"/>
               </w:rPr>
             </w:pPr>
-            <w:r>
-              <w:rPr>
-                <w:sz w:val="20"/>
-              </w:rPr>
-              <w:t>dotnet test</w:t>
-            </w:r>
+            <w:proofErr w:type="spellStart"/>
+            <w:r>
+              <w:rPr>
+                <w:rFonts w:ascii="Times New Roman" w:hAnsi="Times New Roman" w:cs="Times New Roman"/>
+                <w:color w:val="000000" w:themeColor="text1"/>
+                <w:sz w:val="20"/>
+              </w:rPr>
+              <w:t>dotnet</w:t>
+            </w:r>
+            <w:proofErr w:type="spellEnd"/>
+            <w:r>
+              <w:rPr>
+                <w:rFonts w:ascii="Times New Roman" w:hAnsi="Times New Roman" w:cs="Times New Roman"/>
+                <w:color w:val="000000" w:themeColor="text1"/>
+                <w:sz w:val="20"/>
+              </w:rPr>
+              <w:t xml:space="preserve"> </w:t>
+            </w:r>
+            <w:proofErr w:type="spellStart"/>
+            <w:r>
+              <w:rPr>
+                <w:rFonts w:ascii="Times New Roman" w:hAnsi="Times New Roman" w:cs="Times New Roman"/>
+                <w:color w:val="000000" w:themeColor="text1"/>
+                <w:sz w:val="20"/>
+              </w:rPr>
+              <w:t>build</w:t>
+            </w:r>
+            <w:proofErr w:type="spellEnd"/>
           </w:p>
         </w:tc>
         <w:tc>
@@ -2108,25 +4991,23 @@
             <w:pPr>
               <w:spacing w:after="0"/>
               <w:rPr>
+                <w:rFonts w:ascii="Times New Roman" w:hAnsi="Times New Roman" w:cs="Times New Roman"/>
+                <w:color w:val="000000" w:themeColor="text1"/>
                 <w:sz w:val="20"/>
               </w:rPr>
             </w:pPr>
             <w:r>
               <w:rPr>
-                <w:sz w:val="20"/>
-              </w:rPr>
-              <w:t>64 теста из 64 пройдены</w:t>
+                <w:rFonts w:ascii="Times New Roman" w:hAnsi="Times New Roman" w:cs="Times New Roman"/>
+                <w:color w:val="000000" w:themeColor="text1"/>
+                <w:sz w:val="20"/>
+              </w:rPr>
+              <w:t>0 предупреждений, 0 ошибок</w:t>
             </w:r>
           </w:p>
         </w:tc>
       </w:tr>
       <w:tr>
-        <w:tblPrEx>
-          <w:tblCellMar>
-            <w:top w:w="0" w:type="dxa"/>
-            <w:bottom w:w="0" w:type="dxa"/>
-          </w:tblCellMar>
-        </w:tblPrEx>
         <w:tc>
           <w:tcPr>
             <w:tcW w:w="4973" w:type="dxa"/>
@@ -2135,15 +5016,39 @@
             <w:pPr>
               <w:spacing w:after="0"/>
               <w:rPr>
+                <w:rFonts w:ascii="Times New Roman" w:hAnsi="Times New Roman" w:cs="Times New Roman"/>
+                <w:color w:val="000000" w:themeColor="text1"/>
                 <w:sz w:val="20"/>
               </w:rPr>
             </w:pPr>
-            <w:r>
-              <w:rPr>
-                <w:sz w:val="20"/>
-              </w:rPr>
-              <w:t>Первый запуск приложения</w:t>
-            </w:r>
+            <w:proofErr w:type="spellStart"/>
+            <w:r>
+              <w:rPr>
+                <w:rFonts w:ascii="Times New Roman" w:hAnsi="Times New Roman" w:cs="Times New Roman"/>
+                <w:color w:val="000000" w:themeColor="text1"/>
+                <w:sz w:val="20"/>
+              </w:rPr>
+              <w:t>dotnet</w:t>
+            </w:r>
+            <w:proofErr w:type="spellEnd"/>
+            <w:r>
+              <w:rPr>
+                <w:rFonts w:ascii="Times New Roman" w:hAnsi="Times New Roman" w:cs="Times New Roman"/>
+                <w:color w:val="000000" w:themeColor="text1"/>
+                <w:sz w:val="20"/>
+              </w:rPr>
+              <w:t xml:space="preserve"> </w:t>
+            </w:r>
+            <w:proofErr w:type="spellStart"/>
+            <w:r>
+              <w:rPr>
+                <w:rFonts w:ascii="Times New Roman" w:hAnsi="Times New Roman" w:cs="Times New Roman"/>
+                <w:color w:val="000000" w:themeColor="text1"/>
+                <w:sz w:val="20"/>
+              </w:rPr>
+              <w:t>test</w:t>
+            </w:r>
+            <w:proofErr w:type="spellEnd"/>
           </w:p>
         </w:tc>
         <w:tc>
@@ -2154,25 +5059,23 @@
             <w:pPr>
               <w:spacing w:after="0"/>
               <w:rPr>
+                <w:rFonts w:ascii="Times New Roman" w:hAnsi="Times New Roman" w:cs="Times New Roman"/>
+                <w:color w:val="000000" w:themeColor="text1"/>
                 <w:sz w:val="20"/>
               </w:rPr>
             </w:pPr>
             <w:r>
               <w:rPr>
-                <w:sz w:val="20"/>
-              </w:rPr>
-              <w:t>База создаётся, загружается 20 товаров и 12 волн</w:t>
+                <w:rFonts w:ascii="Times New Roman" w:hAnsi="Times New Roman" w:cs="Times New Roman"/>
+                <w:color w:val="000000" w:themeColor="text1"/>
+                <w:sz w:val="20"/>
+              </w:rPr>
+              <w:t>64 теста из 64 пройдены</w:t>
             </w:r>
           </w:p>
         </w:tc>
       </w:tr>
       <w:tr>
-        <w:tblPrEx>
-          <w:tblCellMar>
-            <w:top w:w="0" w:type="dxa"/>
-            <w:bottom w:w="0" w:type="dxa"/>
-          </w:tblCellMar>
-        </w:tblPrEx>
         <w:tc>
           <w:tcPr>
             <w:tcW w:w="4973" w:type="dxa"/>
@@ -2181,14 +5084,18 @@
             <w:pPr>
               <w:spacing w:after="0"/>
               <w:rPr>
+                <w:rFonts w:ascii="Times New Roman" w:hAnsi="Times New Roman" w:cs="Times New Roman"/>
+                <w:color w:val="000000" w:themeColor="text1"/>
                 <w:sz w:val="20"/>
               </w:rPr>
             </w:pPr>
             <w:r>
               <w:rPr>
-                <w:sz w:val="20"/>
-              </w:rPr>
-              <w:t>Сквозной сценарий</w:t>
+                <w:rFonts w:ascii="Times New Roman" w:hAnsi="Times New Roman" w:cs="Times New Roman"/>
+                <w:color w:val="000000" w:themeColor="text1"/>
+                <w:sz w:val="20"/>
+              </w:rPr>
+              <w:t>Первый запуск приложения</w:t>
             </w:r>
           </w:p>
         </w:tc>
@@ -2200,25 +5107,23 @@
             <w:pPr>
               <w:spacing w:after="0"/>
               <w:rPr>
+                <w:rFonts w:ascii="Times New Roman" w:hAnsi="Times New Roman" w:cs="Times New Roman"/>
+                <w:color w:val="000000" w:themeColor="text1"/>
                 <w:sz w:val="20"/>
               </w:rPr>
             </w:pPr>
             <w:r>
               <w:rPr>
-                <w:sz w:val="20"/>
-              </w:rPr>
-              <w:t>Каталог → корзина → оформление с выбором волны → подтверждение → отслеживание → админка → смена статуса → отправка волны → статус «в пути»</w:t>
+                <w:rFonts w:ascii="Times New Roman" w:hAnsi="Times New Roman" w:cs="Times New Roman"/>
+                <w:color w:val="000000" w:themeColor="text1"/>
+                <w:sz w:val="20"/>
+              </w:rPr>
+              <w:t>База создаётся, загружается 20 товаров и 12 волн</w:t>
             </w:r>
           </w:p>
         </w:tc>
       </w:tr>
       <w:tr>
-        <w:tblPrEx>
-          <w:tblCellMar>
-            <w:top w:w="0" w:type="dxa"/>
-            <w:bottom w:w="0" w:type="dxa"/>
-          </w:tblCellMar>
-        </w:tblPrEx>
         <w:tc>
           <w:tcPr>
             <w:tcW w:w="4973" w:type="dxa"/>
@@ -2227,14 +5132,19 @@
             <w:pPr>
               <w:spacing w:after="0"/>
               <w:rPr>
+                <w:rFonts w:ascii="Times New Roman" w:hAnsi="Times New Roman" w:cs="Times New Roman"/>
+                <w:color w:val="000000" w:themeColor="text1"/>
                 <w:sz w:val="20"/>
               </w:rPr>
             </w:pPr>
             <w:r>
               <w:rPr>
-                <w:sz w:val="20"/>
-              </w:rPr>
-              <w:t>Подарочный сценарий</w:t>
+                <w:rFonts w:ascii="Times New Roman" w:hAnsi="Times New Roman" w:cs="Times New Roman"/>
+                <w:color w:val="000000" w:themeColor="text1"/>
+                <w:sz w:val="20"/>
+              </w:rPr>
+              <w:lastRenderedPageBreak/>
+              <w:t>Сквозной сценарий</w:t>
             </w:r>
           </w:p>
         </w:tc>
@@ -2246,25 +5156,23 @@
             <w:pPr>
               <w:spacing w:after="0"/>
               <w:rPr>
+                <w:rFonts w:ascii="Times New Roman" w:hAnsi="Times New Roman" w:cs="Times New Roman"/>
+                <w:color w:val="000000" w:themeColor="text1"/>
                 <w:sz w:val="20"/>
               </w:rPr>
             </w:pPr>
             <w:r>
               <w:rPr>
-                <w:sz w:val="20"/>
-              </w:rPr>
-              <w:t>Получатель и открытка сохраняются и видны в админке</w:t>
+                <w:rFonts w:ascii="Times New Roman" w:hAnsi="Times New Roman" w:cs="Times New Roman"/>
+                <w:color w:val="000000" w:themeColor="text1"/>
+                <w:sz w:val="20"/>
+              </w:rPr>
+              <w:t>Каталог → корзина → оформление с выбором волны → подтверждение → отслеживание → админка → смена статуса → отправка волны → статус «в пути»</w:t>
             </w:r>
           </w:p>
         </w:tc>
       </w:tr>
       <w:tr>
-        <w:tblPrEx>
-          <w:tblCellMar>
-            <w:top w:w="0" w:type="dxa"/>
-            <w:bottom w:w="0" w:type="dxa"/>
-          </w:tblCellMar>
-        </w:tblPrEx>
         <w:tc>
           <w:tcPr>
             <w:tcW w:w="4973" w:type="dxa"/>
@@ -2273,14 +5181,18 @@
             <w:pPr>
               <w:spacing w:after="0"/>
               <w:rPr>
+                <w:rFonts w:ascii="Times New Roman" w:hAnsi="Times New Roman" w:cs="Times New Roman"/>
+                <w:color w:val="000000" w:themeColor="text1"/>
                 <w:sz w:val="20"/>
               </w:rPr>
             </w:pPr>
             <w:r>
               <w:rPr>
-                <w:sz w:val="20"/>
-              </w:rPr>
-              <w:t>Сезонные правила</w:t>
+                <w:rFonts w:ascii="Times New Roman" w:hAnsi="Times New Roman" w:cs="Times New Roman"/>
+                <w:color w:val="000000" w:themeColor="text1"/>
+                <w:sz w:val="20"/>
+              </w:rPr>
+              <w:t>Подарочный сценарий</w:t>
             </w:r>
           </w:p>
         </w:tc>
@@ -2292,25 +5204,23 @@
             <w:pPr>
               <w:spacing w:after="0"/>
               <w:rPr>
+                <w:rFonts w:ascii="Times New Roman" w:hAnsi="Times New Roman" w:cs="Times New Roman"/>
+                <w:color w:val="000000" w:themeColor="text1"/>
                 <w:sz w:val="20"/>
               </w:rPr>
             </w:pPr>
             <w:r>
               <w:rPr>
-                <w:sz w:val="20"/>
-              </w:rPr>
-              <w:t>Для шоколада в декабрьской волне термоупаковка включается автоматически</w:t>
+                <w:rFonts w:ascii="Times New Roman" w:hAnsi="Times New Roman" w:cs="Times New Roman"/>
+                <w:color w:val="000000" w:themeColor="text1"/>
+                <w:sz w:val="20"/>
+              </w:rPr>
+              <w:t>Получатель и открытка сохраняются и видны в админке</w:t>
             </w:r>
           </w:p>
         </w:tc>
       </w:tr>
       <w:tr>
-        <w:tblPrEx>
-          <w:tblCellMar>
-            <w:top w:w="0" w:type="dxa"/>
-            <w:bottom w:w="0" w:type="dxa"/>
-          </w:tblCellMar>
-        </w:tblPrEx>
         <w:tc>
           <w:tcPr>
             <w:tcW w:w="4973" w:type="dxa"/>
@@ -2319,14 +5229,18 @@
             <w:pPr>
               <w:spacing w:after="0"/>
               <w:rPr>
+                <w:rFonts w:ascii="Times New Roman" w:hAnsi="Times New Roman" w:cs="Times New Roman"/>
+                <w:color w:val="000000" w:themeColor="text1"/>
                 <w:sz w:val="20"/>
               </w:rPr>
             </w:pPr>
             <w:r>
               <w:rPr>
-                <w:sz w:val="20"/>
-              </w:rPr>
-              <w:t>Ограничения</w:t>
+                <w:rFonts w:ascii="Times New Roman" w:hAnsi="Times New Roman" w:cs="Times New Roman"/>
+                <w:color w:val="000000" w:themeColor="text1"/>
+                <w:sz w:val="20"/>
+              </w:rPr>
+              <w:t>Сезонные правила</w:t>
             </w:r>
           </w:p>
         </w:tc>
@@ -2338,11 +5252,81 @@
             <w:pPr>
               <w:spacing w:after="0"/>
               <w:rPr>
+                <w:rFonts w:ascii="Times New Roman" w:hAnsi="Times New Roman" w:cs="Times New Roman"/>
+                <w:color w:val="000000" w:themeColor="text1"/>
                 <w:sz w:val="20"/>
               </w:rPr>
             </w:pPr>
             <w:r>
               <w:rPr>
+                <w:rFonts w:ascii="Times New Roman" w:hAnsi="Times New Roman" w:cs="Times New Roman"/>
+                <w:color w:val="000000" w:themeColor="text1"/>
+                <w:sz w:val="20"/>
+              </w:rPr>
+              <w:t xml:space="preserve">Для шоколада в декабрьской волне </w:t>
+            </w:r>
+            <w:proofErr w:type="spellStart"/>
+            <w:r>
+              <w:rPr>
+                <w:rFonts w:ascii="Times New Roman" w:hAnsi="Times New Roman" w:cs="Times New Roman"/>
+                <w:color w:val="000000" w:themeColor="text1"/>
+                <w:sz w:val="20"/>
+              </w:rPr>
+              <w:t>термоупаковка</w:t>
+            </w:r>
+            <w:proofErr w:type="spellEnd"/>
+            <w:r>
+              <w:rPr>
+                <w:rFonts w:ascii="Times New Roman" w:hAnsi="Times New Roman" w:cs="Times New Roman"/>
+                <w:color w:val="000000" w:themeColor="text1"/>
+                <w:sz w:val="20"/>
+              </w:rPr>
+              <w:t xml:space="preserve"> включается автоматически</w:t>
+            </w:r>
+          </w:p>
+        </w:tc>
+      </w:tr>
+      <w:tr>
+        <w:tc>
+          <w:tcPr>
+            <w:tcW w:w="4973" w:type="dxa"/>
+          </w:tcPr>
+          <w:p>
+            <w:pPr>
+              <w:spacing w:after="0"/>
+              <w:rPr>
+                <w:rFonts w:ascii="Times New Roman" w:hAnsi="Times New Roman" w:cs="Times New Roman"/>
+                <w:color w:val="000000" w:themeColor="text1"/>
+                <w:sz w:val="20"/>
+              </w:rPr>
+            </w:pPr>
+            <w:r>
+              <w:rPr>
+                <w:rFonts w:ascii="Times New Roman" w:hAnsi="Times New Roman" w:cs="Times New Roman"/>
+                <w:color w:val="000000" w:themeColor="text1"/>
+                <w:sz w:val="20"/>
+              </w:rPr>
+              <w:t>Ограничения</w:t>
+            </w:r>
+          </w:p>
+        </w:tc>
+        <w:tc>
+          <w:tcPr>
+            <w:tcW w:w="4973" w:type="dxa"/>
+          </w:tcPr>
+          <w:p>
+            <w:pPr>
+              <w:spacing w:after="0"/>
+              <w:rPr>
+                <w:rFonts w:ascii="Times New Roman" w:hAnsi="Times New Roman" w:cs="Times New Roman"/>
+                <w:color w:val="000000" w:themeColor="text1"/>
+                <w:sz w:val="20"/>
+              </w:rPr>
+            </w:pPr>
+            <w:r>
+              <w:rPr>
+                <w:rFonts w:ascii="Times New Roman" w:hAnsi="Times New Roman" w:cs="Times New Roman"/>
+                <w:color w:val="000000" w:themeColor="text1"/>
                 <w:sz w:val="20"/>
               </w:rPr>
               <w:t>Отправка волны блокируется при недогрузе, добавление товара другой витрины блокируется</w:t>
@@ -2351,85 +5335,286 @@
         </w:tc>
       </w:tr>
     </w:tbl>
-    <w:p/>
+    <w:p>
+      <w:pPr>
+        <w:rPr>
+          <w:rFonts w:ascii="Times New Roman" w:hAnsi="Times New Roman" w:cs="Times New Roman"/>
+          <w:color w:val="000000" w:themeColor="text1"/>
+        </w:rPr>
+      </w:pPr>
+    </w:p>
     <w:p>
       <w:pPr>
         <w:pStyle w:val="1"/>
-      </w:pPr>
-      <w:r>
+        <w:rPr>
+          <w:rFonts w:ascii="Times New Roman" w:hAnsi="Times New Roman" w:cs="Times New Roman"/>
+          <w:color w:val="000000" w:themeColor="text1"/>
+        </w:rPr>
+      </w:pPr>
+      <w:r>
+        <w:rPr>
+          <w:rFonts w:ascii="Times New Roman" w:hAnsi="Times New Roman" w:cs="Times New Roman"/>
+          <w:color w:val="000000" w:themeColor="text1"/>
+        </w:rPr>
         <w:t>7. Допущения, принятые при реализации</w:t>
       </w:r>
     </w:p>
     <w:p>
-      <w:r>
+      <w:pPr>
+        <w:rPr>
+          <w:rFonts w:ascii="Times New Roman" w:hAnsi="Times New Roman" w:cs="Times New Roman"/>
+          <w:color w:val="000000" w:themeColor="text1"/>
+        </w:rPr>
+      </w:pPr>
+      <w:r>
+        <w:rPr>
+          <w:rFonts w:ascii="Times New Roman" w:hAnsi="Times New Roman" w:cs="Times New Roman"/>
+          <w:color w:val="000000" w:themeColor="text1"/>
+        </w:rPr>
         <w:t>1. Направление доставки определяется регионом производителя: товары Якутии едут в ДНР и наоборот.</w:t>
       </w:r>
     </w:p>
     <w:p>
-      <w:r>
+      <w:pPr>
+        <w:rPr>
+          <w:rFonts w:ascii="Times New Roman" w:hAnsi="Times New Roman" w:cs="Times New Roman"/>
+          <w:color w:val="000000" w:themeColor="text1"/>
+        </w:rPr>
+      </w:pPr>
+      <w:r>
+        <w:rPr>
+          <w:rFonts w:ascii="Times New Roman" w:hAnsi="Times New Roman" w:cs="Times New Roman"/>
+          <w:color w:val="000000" w:themeColor="text1"/>
+        </w:rPr>
         <w:t>2. Стоимость заказа фиксируется в момент оформления; цены и вес всегда пересчитываются сервером из базы.</w:t>
       </w:r>
     </w:p>
     <w:p>
-      <w:r>
-        <w:t>3. temp_sensitive означает изделия, чувствительные к морозу и жаре (шоколад и т. п.).</w:t>
-      </w:r>
-    </w:p>
-    <w:p>
-      <w:r>
+      <w:pPr>
+        <w:rPr>
+          <w:rFonts w:ascii="Times New Roman" w:hAnsi="Times New Roman" w:cs="Times New Roman"/>
+          <w:color w:val="000000" w:themeColor="text1"/>
+        </w:rPr>
+      </w:pPr>
+      <w:r>
+        <w:rPr>
+          <w:rFonts w:ascii="Times New Roman" w:hAnsi="Times New Roman" w:cs="Times New Roman"/>
+          <w:color w:val="000000" w:themeColor="text1"/>
+        </w:rPr>
+        <w:t xml:space="preserve">3. </w:t>
+      </w:r>
+      <w:proofErr w:type="spellStart"/>
+      <w:r>
+        <w:rPr>
+          <w:rFonts w:ascii="Times New Roman" w:hAnsi="Times New Roman" w:cs="Times New Roman"/>
+          <w:color w:val="000000" w:themeColor="text1"/>
+        </w:rPr>
+        <w:t>temp_sensitive</w:t>
+      </w:r>
+      <w:proofErr w:type="spellEnd"/>
+      <w:r>
+        <w:rPr>
+          <w:rFonts w:ascii="Times New Roman" w:hAnsi="Times New Roman" w:cs="Times New Roman"/>
+          <w:color w:val="000000" w:themeColor="text1"/>
+        </w:rPr>
+        <w:t xml:space="preserve"> означает изделия, чувствительные к морозу и жаре (шоколад и т. п.).</w:t>
+      </w:r>
+    </w:p>
+    <w:p>
+      <w:pPr>
+        <w:rPr>
+          <w:rFonts w:ascii="Times New Roman" w:hAnsi="Times New Roman" w:cs="Times New Roman"/>
+          <w:color w:val="000000" w:themeColor="text1"/>
+        </w:rPr>
+      </w:pPr>
+      <w:r>
+        <w:rPr>
+          <w:rFonts w:ascii="Times New Roman" w:hAnsi="Times New Roman" w:cs="Times New Roman"/>
+          <w:color w:val="000000" w:themeColor="text1"/>
+        </w:rPr>
         <w:t>4. Приём заказов включительно по дате дедлайна.</w:t>
       </w:r>
     </w:p>
     <w:p>
-      <w:r>
+      <w:pPr>
+        <w:rPr>
+          <w:rFonts w:ascii="Times New Roman" w:hAnsi="Times New Roman" w:cs="Times New Roman"/>
+          <w:color w:val="000000" w:themeColor="text1"/>
+        </w:rPr>
+      </w:pPr>
+      <w:r>
+        <w:rPr>
+          <w:rFonts w:ascii="Times New Roman" w:hAnsi="Times New Roman" w:cs="Times New Roman"/>
+          <w:color w:val="000000" w:themeColor="text1"/>
+        </w:rPr>
         <w:t>5. Вместимость и минимальная загрузка волны фиксируются при её создании из конфигурации.</w:t>
       </w:r>
     </w:p>
     <w:p>
-      <w:r>
+      <w:pPr>
+        <w:rPr>
+          <w:rFonts w:ascii="Times New Roman" w:hAnsi="Times New Roman" w:cs="Times New Roman"/>
+          <w:color w:val="000000" w:themeColor="text1"/>
+        </w:rPr>
+      </w:pPr>
+      <w:r>
+        <w:rPr>
+          <w:rFonts w:ascii="Times New Roman" w:hAnsi="Times New Roman" w:cs="Times New Roman"/>
+          <w:color w:val="000000" w:themeColor="text1"/>
+        </w:rPr>
         <w:t>6. Вес суммируется целыми граммами, деньги в SQL не агрегируются.</w:t>
       </w:r>
     </w:p>
     <w:p>
-      <w:r>
+      <w:pPr>
+        <w:rPr>
+          <w:rFonts w:ascii="Times New Roman" w:hAnsi="Times New Roman" w:cs="Times New Roman"/>
+          <w:color w:val="000000" w:themeColor="text1"/>
+        </w:rPr>
+      </w:pPr>
+      <w:r>
+        <w:rPr>
+          <w:rFonts w:ascii="Times New Roman" w:hAnsi="Times New Roman" w:cs="Times New Roman"/>
+          <w:color w:val="000000" w:themeColor="text1"/>
+        </w:rPr>
         <w:t>7. Текст открытки необязателен; для личного заказа получателем становится сам покупатель.</w:t>
       </w:r>
     </w:p>
     <w:p>
-      <w:r>
+      <w:pPr>
+        <w:rPr>
+          <w:rFonts w:ascii="Times New Roman" w:hAnsi="Times New Roman" w:cs="Times New Roman"/>
+          <w:color w:val="000000" w:themeColor="text1"/>
+        </w:rPr>
+      </w:pPr>
+      <w:r>
+        <w:rPr>
+          <w:rFonts w:ascii="Times New Roman" w:hAnsi="Times New Roman" w:cs="Times New Roman"/>
+          <w:color w:val="000000" w:themeColor="text1"/>
+        </w:rPr>
         <w:t>8. Максимум 50 штук одного товара в корзине.</w:t>
       </w:r>
     </w:p>
     <w:p>
-      <w:r>
+      <w:pPr>
+        <w:rPr>
+          <w:rFonts w:ascii="Times New Roman" w:hAnsi="Times New Roman" w:cs="Times New Roman"/>
+          <w:color w:val="000000" w:themeColor="text1"/>
+        </w:rPr>
+      </w:pPr>
+      <w:r>
+        <w:rPr>
+          <w:rFonts w:ascii="Times New Roman" w:hAnsi="Times New Roman" w:cs="Times New Roman"/>
+          <w:color w:val="000000" w:themeColor="text1"/>
+        </w:rPr>
         <w:t>9. Оплата демонстрационная: кнопка «Оплатить (демо)» без платёжных сущностей.</w:t>
       </w:r>
     </w:p>
     <w:p>
-      <w:r>
+      <w:pPr>
+        <w:rPr>
+          <w:rFonts w:ascii="Times New Roman" w:hAnsi="Times New Roman" w:cs="Times New Roman"/>
+          <w:color w:val="000000" w:themeColor="text1"/>
+        </w:rPr>
+      </w:pPr>
+      <w:r>
+        <w:rPr>
+          <w:rFonts w:ascii="Times New Roman" w:hAnsi="Times New Roman" w:cs="Times New Roman"/>
+          <w:color w:val="000000" w:themeColor="text1"/>
+        </w:rPr>
         <w:t>10. Покупатель не авторизуется: подтверждение — по номеру, отслеживание — по номеру и телефону.</w:t>
       </w:r>
     </w:p>
     <w:p>
-      <w:r>
-        <w:t>11. Поиск по каталогу выполняется в памяти из-за регистрозависимости SQLite к кириллице.</w:t>
-      </w:r>
-    </w:p>
-    <w:p>
-      <w:r>
+      <w:pPr>
+        <w:rPr>
+          <w:rFonts w:ascii="Times New Roman" w:hAnsi="Times New Roman" w:cs="Times New Roman"/>
+          <w:color w:val="000000" w:themeColor="text1"/>
+        </w:rPr>
+      </w:pPr>
+      <w:r>
+        <w:rPr>
+          <w:rFonts w:ascii="Times New Roman" w:hAnsi="Times New Roman" w:cs="Times New Roman"/>
+          <w:color w:val="000000" w:themeColor="text1"/>
+        </w:rPr>
+        <w:t xml:space="preserve">11. Поиск по каталогу выполняется в памяти из-за </w:t>
+      </w:r>
+      <w:proofErr w:type="spellStart"/>
+      <w:r>
+        <w:rPr>
+          <w:rFonts w:ascii="Times New Roman" w:hAnsi="Times New Roman" w:cs="Times New Roman"/>
+          <w:color w:val="000000" w:themeColor="text1"/>
+        </w:rPr>
+        <w:t>регистрозависимости</w:t>
+      </w:r>
+      <w:proofErr w:type="spellEnd"/>
+      <w:r>
+        <w:rPr>
+          <w:rFonts w:ascii="Times New Roman" w:hAnsi="Times New Roman" w:cs="Times New Roman"/>
+          <w:color w:val="000000" w:themeColor="text1"/>
+        </w:rPr>
+        <w:t xml:space="preserve"> </w:t>
+      </w:r>
+      <w:proofErr w:type="spellStart"/>
+      <w:r>
+        <w:rPr>
+          <w:rFonts w:ascii="Times New Roman" w:hAnsi="Times New Roman" w:cs="Times New Roman"/>
+          <w:color w:val="000000" w:themeColor="text1"/>
+        </w:rPr>
+        <w:t>SQLite</w:t>
+      </w:r>
+      <w:proofErr w:type="spellEnd"/>
+      <w:r>
+        <w:rPr>
+          <w:rFonts w:ascii="Times New Roman" w:hAnsi="Times New Roman" w:cs="Times New Roman"/>
+          <w:color w:val="000000" w:themeColor="text1"/>
+        </w:rPr>
+        <w:t xml:space="preserve"> к кириллице.</w:t>
+      </w:r>
+    </w:p>
+    <w:p>
+      <w:pPr>
+        <w:rPr>
+          <w:rFonts w:ascii="Times New Roman" w:hAnsi="Times New Roman" w:cs="Times New Roman"/>
+          <w:color w:val="000000" w:themeColor="text1"/>
+        </w:rPr>
+      </w:pPr>
+      <w:r>
+        <w:rPr>
+          <w:rFonts w:ascii="Times New Roman" w:hAnsi="Times New Roman" w:cs="Times New Roman"/>
+          <w:color w:val="000000" w:themeColor="text1"/>
+        </w:rPr>
         <w:t>12. JavaScript используется только для интерфейса, весь расчёт выполняет сервер.</w:t>
       </w:r>
     </w:p>
     <w:p>
-      <w:r>
+      <w:pPr>
+        <w:rPr>
+          <w:rFonts w:ascii="Times New Roman" w:hAnsi="Times New Roman" w:cs="Times New Roman"/>
+          <w:color w:val="000000" w:themeColor="text1"/>
+        </w:rPr>
+      </w:pPr>
+      <w:r>
+        <w:rPr>
+          <w:rFonts w:ascii="Times New Roman" w:hAnsi="Times New Roman" w:cs="Times New Roman"/>
+          <w:color w:val="000000" w:themeColor="text1"/>
+        </w:rPr>
         <w:t>13. Каталог — условный CSV-файл на 20 позиций, его можно заменить реальным файлом организаторов.</w:t>
       </w:r>
     </w:p>
     <w:p>
       <w:pPr>
         <w:pStyle w:val="1"/>
-      </w:pPr>
-      <w:r>
+        <w:rPr>
+          <w:rFonts w:ascii="Times New Roman" w:hAnsi="Times New Roman" w:cs="Times New Roman"/>
+          <w:color w:val="000000" w:themeColor="text1"/>
+        </w:rPr>
+      </w:pPr>
+      <w:r>
+        <w:rPr>
+          <w:rFonts w:ascii="Times New Roman" w:hAnsi="Times New Roman" w:cs="Times New Roman"/>
+          <w:color w:val="000000" w:themeColor="text1"/>
+        </w:rPr>
         <w:t>8. Что намеренно не делалось</w:t>
       </w:r>
     </w:p>
@@ -2440,9 +5625,85 @@
           <w:ilvl w:val="0"/>
           <w:numId w:val="10"/>
         </w:numPr>
-      </w:pPr>
-      <w:r>
-        <w:t>Identity, MediatR, AutoMapper, generic repository и unit-of-work поверх EF Core.</w:t>
+        <w:rPr>
+          <w:rFonts w:ascii="Times New Roman" w:hAnsi="Times New Roman" w:cs="Times New Roman"/>
+          <w:color w:val="000000" w:themeColor="text1"/>
+          <w:lang w:val="en-US"/>
+        </w:rPr>
+      </w:pPr>
+      <w:r>
+        <w:rPr>
+          <w:rFonts w:ascii="Times New Roman" w:hAnsi="Times New Roman" w:cs="Times New Roman"/>
+          <w:color w:val="000000" w:themeColor="text1"/>
+          <w:lang w:val="en-US"/>
+        </w:rPr>
+        <w:t xml:space="preserve">Identity, </w:t>
+      </w:r>
+      <w:proofErr w:type="spellStart"/>
+      <w:r>
+        <w:rPr>
+          <w:rFonts w:ascii="Times New Roman" w:hAnsi="Times New Roman" w:cs="Times New Roman"/>
+          <w:color w:val="000000" w:themeColor="text1"/>
+          <w:lang w:val="en-US"/>
+        </w:rPr>
+        <w:t>MediatR</w:t>
+      </w:r>
+      <w:proofErr w:type="spellEnd"/>
+      <w:r>
+        <w:rPr>
+          <w:rFonts w:ascii="Times New Roman" w:hAnsi="Times New Roman" w:cs="Times New Roman"/>
+          <w:color w:val="000000" w:themeColor="text1"/>
+          <w:lang w:val="en-US"/>
+        </w:rPr>
+        <w:t xml:space="preserve">, </w:t>
+      </w:r>
+      <w:proofErr w:type="spellStart"/>
+      <w:r>
+        <w:rPr>
+          <w:rFonts w:ascii="Times New Roman" w:hAnsi="Times New Roman" w:cs="Times New Roman"/>
+          <w:color w:val="000000" w:themeColor="text1"/>
+          <w:lang w:val="en-US"/>
+        </w:rPr>
+        <w:t>AutoMapper</w:t>
+      </w:r>
+      <w:proofErr w:type="spellEnd"/>
+      <w:r>
+        <w:rPr>
+          <w:rFonts w:ascii="Times New Roman" w:hAnsi="Times New Roman" w:cs="Times New Roman"/>
+          <w:color w:val="000000" w:themeColor="text1"/>
+          <w:lang w:val="en-US"/>
+        </w:rPr>
+        <w:t xml:space="preserve">, generic repository </w:t>
+      </w:r>
+      <w:r>
+        <w:rPr>
+          <w:rFonts w:ascii="Times New Roman" w:hAnsi="Times New Roman" w:cs="Times New Roman"/>
+          <w:color w:val="000000" w:themeColor="text1"/>
+        </w:rPr>
+        <w:t>и</w:t>
+      </w:r>
+      <w:r>
+        <w:rPr>
+          <w:rFonts w:ascii="Times New Roman" w:hAnsi="Times New Roman" w:cs="Times New Roman"/>
+          <w:color w:val="000000" w:themeColor="text1"/>
+          <w:lang w:val="en-US"/>
+        </w:rPr>
+        <w:t xml:space="preserve"> unit-of-work </w:t>
+      </w:r>
+      <w:r>
+        <w:rPr>
+          <w:rFonts w:ascii="Times New Roman" w:hAnsi="Times New Roman" w:cs="Times New Roman"/>
+          <w:color w:val="000000" w:themeColor="text1"/>
+        </w:rPr>
+        <w:t>поверх</w:t>
+      </w:r>
+      <w:r>
+        <w:rPr>
+          <w:rFonts w:ascii="Times New Roman" w:hAnsi="Times New Roman" w:cs="Times New Roman"/>
+          <w:color w:val="000000" w:themeColor="text1"/>
+          <w:lang w:val="en-US"/>
+        </w:rPr>
+        <w:t xml:space="preserve"> EF Core.</w:t>
       </w:r>
     </w:p>
     <w:p>
@@ -2452,9 +5713,26 @@
           <w:ilvl w:val="0"/>
           <w:numId w:val="10"/>
         </w:numPr>
-      </w:pPr>
-      <w:r>
-        <w:t>Docker и контейнеризация.</w:t>
+        <w:rPr>
+          <w:rFonts w:ascii="Times New Roman" w:hAnsi="Times New Roman" w:cs="Times New Roman"/>
+          <w:color w:val="000000" w:themeColor="text1"/>
+        </w:rPr>
+      </w:pPr>
+      <w:proofErr w:type="spellStart"/>
+      <w:r>
+        <w:rPr>
+          <w:rFonts w:ascii="Times New Roman" w:hAnsi="Times New Roman" w:cs="Times New Roman"/>
+          <w:color w:val="000000" w:themeColor="text1"/>
+        </w:rPr>
+        <w:t>Docker</w:t>
+      </w:r>
+      <w:proofErr w:type="spellEnd"/>
+      <w:r>
+        <w:rPr>
+          <w:rFonts w:ascii="Times New Roman" w:hAnsi="Times New Roman" w:cs="Times New Roman"/>
+          <w:color w:val="000000" w:themeColor="text1"/>
+        </w:rPr>
+        <w:t xml:space="preserve"> и контейнеризация.</w:t>
       </w:r>
     </w:p>
     <w:p>
@@ -2464,8 +5742,16 @@
           <w:ilvl w:val="0"/>
           <w:numId w:val="10"/>
         </w:numPr>
-      </w:pPr>
-      <w:r>
+        <w:rPr>
+          <w:rFonts w:ascii="Times New Roman" w:hAnsi="Times New Roman" w:cs="Times New Roman"/>
+          <w:color w:val="000000" w:themeColor="text1"/>
+        </w:rPr>
+      </w:pPr>
+      <w:r>
+        <w:rPr>
+          <w:rFonts w:ascii="Times New Roman" w:hAnsi="Times New Roman" w:cs="Times New Roman"/>
+          <w:color w:val="000000" w:themeColor="text1"/>
+        </w:rPr>
         <w:t>JS-фреймворки и SPA-подход.</w:t>
       </w:r>
     </w:p>
@@ -2476,8 +5762,16 @@
           <w:ilvl w:val="0"/>
           <w:numId w:val="10"/>
         </w:numPr>
-      </w:pPr>
-      <w:r>
+        <w:rPr>
+          <w:rFonts w:ascii="Times New Roman" w:hAnsi="Times New Roman" w:cs="Times New Roman"/>
+          <w:color w:val="000000" w:themeColor="text1"/>
+        </w:rPr>
+      </w:pPr>
+      <w:r>
+        <w:rPr>
+          <w:rFonts w:ascii="Times New Roman" w:hAnsi="Times New Roman" w:cs="Times New Roman"/>
+          <w:color w:val="000000" w:themeColor="text1"/>
+        </w:rPr>
         <w:t>Реальные платёжные и логистические сервисы.</w:t>
       </w:r>
     </w:p>
@@ -2488,8 +5782,16 @@
           <w:ilvl w:val="0"/>
           <w:numId w:val="10"/>
         </w:numPr>
-      </w:pPr>
-      <w:r>
+        <w:rPr>
+          <w:rFonts w:ascii="Times New Roman" w:hAnsi="Times New Roman" w:cs="Times New Roman"/>
+          <w:color w:val="000000" w:themeColor="text1"/>
+        </w:rPr>
+      </w:pPr>
+      <w:r>
+        <w:rPr>
+          <w:rFonts w:ascii="Times New Roman" w:hAnsi="Times New Roman" w:cs="Times New Roman"/>
+          <w:color w:val="000000" w:themeColor="text1"/>
+        </w:rPr>
         <w:t>Роли покупателя, регистрация и личный кабинет покупателя.</w:t>
       </w:r>
     </w:p>
@@ -2500,41 +5802,264 @@
           <w:ilvl w:val="0"/>
           <w:numId w:val="10"/>
         </w:numPr>
-      </w:pPr>
-      <w:r>
+        <w:rPr>
+          <w:rFonts w:ascii="Times New Roman" w:hAnsi="Times New Roman" w:cs="Times New Roman"/>
+          <w:color w:val="000000" w:themeColor="text1"/>
+        </w:rPr>
+      </w:pPr>
+      <w:r>
+        <w:rPr>
+          <w:rFonts w:ascii="Times New Roman" w:hAnsi="Times New Roman" w:cs="Times New Roman"/>
+          <w:color w:val="000000" w:themeColor="text1"/>
+        </w:rPr>
         <w:t>B2B-наборы, аналитика, дашборд встречной загрузки, Telegram-бот — развитие из бизнес-модели, не входящее в объём задания.</w:t>
       </w:r>
     </w:p>
     <w:p>
       <w:pPr>
         <w:pStyle w:val="1"/>
-      </w:pPr>
-      <w:r>
+        <w:rPr>
+          <w:rFonts w:ascii="Times New Roman" w:hAnsi="Times New Roman" w:cs="Times New Roman"/>
+          <w:color w:val="000000" w:themeColor="text1"/>
+        </w:rPr>
+      </w:pPr>
+      <w:r>
+        <w:rPr>
+          <w:rFonts w:ascii="Times New Roman" w:hAnsi="Times New Roman" w:cs="Times New Roman"/>
+          <w:color w:val="000000" w:themeColor="text1"/>
+        </w:rPr>
+        <w:t>9. Запуск</w:t>
+      </w:r>
+    </w:p>
+    <w:p>
+      <w:pPr>
+        <w:rPr>
+          <w:rFonts w:ascii="Times New Roman" w:hAnsi="Times New Roman" w:cs="Times New Roman"/>
+          <w:color w:val="000000" w:themeColor="text1"/>
+        </w:rPr>
+      </w:pPr>
+      <w:r>
+        <w:rPr>
+          <w:rFonts w:ascii="Times New Roman" w:hAnsi="Times New Roman" w:cs="Times New Roman"/>
+          <w:color w:val="000000" w:themeColor="text1"/>
+        </w:rPr>
+        <w:t>1. Установить .NET SDK 8.0 или новее.</w:t>
+      </w:r>
+    </w:p>
+    <w:p>
+      <w:pPr>
+        <w:rPr>
+          <w:rFonts w:ascii="Times New Roman" w:hAnsi="Times New Roman" w:cs="Times New Roman"/>
+          <w:color w:val="000000" w:themeColor="text1"/>
+          <w:lang w:val="en-US"/>
+        </w:rPr>
+      </w:pPr>
+      <w:r>
+        <w:rPr>
+          <w:rFonts w:ascii="Times New Roman" w:hAnsi="Times New Roman" w:cs="Times New Roman"/>
+          <w:color w:val="000000" w:themeColor="text1"/>
+          <w:lang w:val="en-US"/>
+        </w:rPr>
+        <w:t xml:space="preserve">2. </w:t>
+      </w:r>
+      <w:r>
+        <w:rPr>
+          <w:rFonts w:ascii="Times New Roman" w:hAnsi="Times New Roman" w:cs="Times New Roman"/>
+          <w:color w:val="000000" w:themeColor="text1"/>
+        </w:rPr>
+        <w:t>Выполнить</w:t>
+      </w:r>
+      <w:r>
+        <w:rPr>
+          <w:rFonts w:ascii="Times New Roman" w:hAnsi="Times New Roman" w:cs="Times New Roman"/>
+          <w:color w:val="000000" w:themeColor="text1"/>
+          <w:lang w:val="en-US"/>
+        </w:rPr>
+        <w:t xml:space="preserve">: dotnet run --project </w:t>
+      </w:r>
+      <w:proofErr w:type="spellStart"/>
+      <w:r>
+        <w:rPr>
+          <w:rFonts w:ascii="Times New Roman" w:hAnsi="Times New Roman" w:cs="Times New Roman"/>
+          <w:color w:val="000000" w:themeColor="text1"/>
+          <w:lang w:val="en-US"/>
+        </w:rPr>
+        <w:t>src</w:t>
+      </w:r>
+      <w:proofErr w:type="spellEnd"/>
+      <w:r>
+        <w:rPr>
+          <w:rFonts w:ascii="Times New Roman" w:hAnsi="Times New Roman" w:cs="Times New Roman"/>
+          <w:color w:val="000000" w:themeColor="text1"/>
+          <w:lang w:val="en-US"/>
+        </w:rPr>
+        <w:t>/</w:t>
+      </w:r>
+      <w:proofErr w:type="spellStart"/>
+      <w:r>
+        <w:rPr>
+          <w:rFonts w:ascii="Times New Roman" w:hAnsi="Times New Roman" w:cs="Times New Roman"/>
+          <w:color w:val="000000" w:themeColor="text1"/>
+          <w:lang w:val="en-US"/>
+        </w:rPr>
+        <w:t>SweetWave.Web</w:t>
+      </w:r>
+      <w:proofErr w:type="spellEnd"/>
+    </w:p>
+    <w:p>
+      <w:pPr>
+        <w:rPr>
+          <w:rFonts w:ascii="Times New Roman" w:hAnsi="Times New Roman" w:cs="Times New Roman"/>
+          <w:color w:val="000000" w:themeColor="text1"/>
+          <w:lang w:val="en-US"/>
+        </w:rPr>
+      </w:pPr>
+      <w:r>
+        <w:rPr>
+          <w:rFonts w:ascii="Times New Roman" w:hAnsi="Times New Roman" w:cs="Times New Roman"/>
+          <w:color w:val="000000" w:themeColor="text1"/>
+          <w:lang w:val="en-US"/>
+        </w:rPr>
+        <w:t xml:space="preserve">3. </w:t>
+      </w:r>
+      <w:r>
+        <w:rPr>
+          <w:rFonts w:ascii="Times New Roman" w:hAnsi="Times New Roman" w:cs="Times New Roman"/>
+          <w:color w:val="000000" w:themeColor="text1"/>
+        </w:rPr>
+        <w:t>Открыть</w:t>
+      </w:r>
+      <w:r>
+        <w:rPr>
+          <w:rFonts w:ascii="Times New Roman" w:hAnsi="Times New Roman" w:cs="Times New Roman"/>
+          <w:color w:val="000000" w:themeColor="text1"/>
+          <w:lang w:val="en-US"/>
+        </w:rPr>
+        <w:t xml:space="preserve"> http://localhost:5194</w:t>
+      </w:r>
+    </w:p>
+    <w:p>
+      <w:pPr>
+        <w:rPr>
+          <w:rFonts w:ascii="Times New Roman" w:hAnsi="Times New Roman" w:cs="Times New Roman"/>
+          <w:color w:val="000000" w:themeColor="text1"/>
+          <w:lang w:val="en-US"/>
+        </w:rPr>
+      </w:pPr>
+      <w:r>
+        <w:rPr>
+          <w:rFonts w:ascii="Times New Roman" w:hAnsi="Times New Roman" w:cs="Times New Roman"/>
+          <w:color w:val="000000" w:themeColor="text1"/>
+          <w:lang w:val="en-US"/>
+        </w:rPr>
         <w:lastRenderedPageBreak/>
-        <w:t>9. Запуск</w:t>
-      </w:r>
-    </w:p>
-    <w:p>
-      <w:r>
-        <w:t>1. Установить .NET SDK 8.0 или новее.</w:t>
-      </w:r>
-    </w:p>
-    <w:p>
-      <w:r>
-        <w:t>2. Выполнить: dotnet run --project src/SweetWave.Web</w:t>
-      </w:r>
-    </w:p>
-    <w:p>
-      <w:r>
-        <w:t>3. Открыть http://localhost:5194</w:t>
-      </w:r>
-    </w:p>
-    <w:p>
-      <w:r>
-        <w:t>4. Админка: /Admin/Login, логин admin, пароль change-me (задаются в appsettings.json).</w:t>
-      </w:r>
-    </w:p>
-    <w:p/>
+        <w:t xml:space="preserve">4. </w:t>
+      </w:r>
+      <w:r>
+        <w:rPr>
+          <w:rFonts w:ascii="Times New Roman" w:hAnsi="Times New Roman" w:cs="Times New Roman"/>
+          <w:color w:val="000000" w:themeColor="text1"/>
+        </w:rPr>
+        <w:t>Админка</w:t>
+      </w:r>
+      <w:r>
+        <w:rPr>
+          <w:rFonts w:ascii="Times New Roman" w:hAnsi="Times New Roman" w:cs="Times New Roman"/>
+          <w:color w:val="000000" w:themeColor="text1"/>
+          <w:lang w:val="en-US"/>
+        </w:rPr>
+        <w:t xml:space="preserve">: /Admin/Login, </w:t>
+      </w:r>
+      <w:r>
+        <w:rPr>
+          <w:rFonts w:ascii="Times New Roman" w:hAnsi="Times New Roman" w:cs="Times New Roman"/>
+          <w:color w:val="000000" w:themeColor="text1"/>
+        </w:rPr>
+        <w:t>логин</w:t>
+      </w:r>
+      <w:r>
+        <w:rPr>
+          <w:rFonts w:ascii="Times New Roman" w:hAnsi="Times New Roman" w:cs="Times New Roman"/>
+          <w:color w:val="000000" w:themeColor="text1"/>
+          <w:lang w:val="en-US"/>
+        </w:rPr>
+        <w:t xml:space="preserve"> admin, </w:t>
+      </w:r>
+      <w:r>
+        <w:rPr>
+          <w:rFonts w:ascii="Times New Roman" w:hAnsi="Times New Roman" w:cs="Times New Roman"/>
+          <w:color w:val="000000" w:themeColor="text1"/>
+        </w:rPr>
+        <w:t>пароль</w:t>
+      </w:r>
+      <w:r>
+        <w:rPr>
+          <w:rFonts w:ascii="Times New Roman" w:hAnsi="Times New Roman" w:cs="Times New Roman"/>
+          <w:color w:val="000000" w:themeColor="text1"/>
+          <w:lang w:val="en-US"/>
+        </w:rPr>
+        <w:t xml:space="preserve"> change-me (</w:t>
+      </w:r>
+      <w:r>
+        <w:rPr>
+          <w:rFonts w:ascii="Times New Roman" w:hAnsi="Times New Roman" w:cs="Times New Roman"/>
+          <w:color w:val="000000" w:themeColor="text1"/>
+        </w:rPr>
+        <w:t>задаются</w:t>
+      </w:r>
+      <w:r>
+        <w:rPr>
+          <w:rFonts w:ascii="Times New Roman" w:hAnsi="Times New Roman" w:cs="Times New Roman"/>
+          <w:color w:val="000000" w:themeColor="text1"/>
+          <w:lang w:val="en-US"/>
+        </w:rPr>
+        <w:t xml:space="preserve"> </w:t>
+      </w:r>
+      <w:r>
+        <w:rPr>
+          <w:rFonts w:ascii="Times New Roman" w:hAnsi="Times New Roman" w:cs="Times New Roman"/>
+          <w:color w:val="000000" w:themeColor="text1"/>
+        </w:rPr>
+        <w:t>в</w:t>
+      </w:r>
+      <w:r>
+        <w:rPr>
+          <w:rFonts w:ascii="Times New Roman" w:hAnsi="Times New Roman" w:cs="Times New Roman"/>
+          <w:color w:val="000000" w:themeColor="text1"/>
+          <w:lang w:val="en-US"/>
+        </w:rPr>
+        <w:t xml:space="preserve"> </w:t>
+      </w:r>
+      <w:proofErr w:type="spellStart"/>
+      <w:proofErr w:type="gramStart"/>
+      <w:r>
+        <w:rPr>
+          <w:rFonts w:ascii="Times New Roman" w:hAnsi="Times New Roman" w:cs="Times New Roman"/>
+          <w:color w:val="000000" w:themeColor="text1"/>
+          <w:lang w:val="en-US"/>
+        </w:rPr>
+        <w:t>appsettings.json</w:t>
+      </w:r>
+      <w:proofErr w:type="spellEnd"/>
+      <w:proofErr w:type="gramEnd"/>
+      <w:r>
+        <w:rPr>
+          <w:rFonts w:ascii="Times New Roman" w:hAnsi="Times New Roman" w:cs="Times New Roman"/>
+          <w:color w:val="000000" w:themeColor="text1"/>
+          <w:lang w:val="en-US"/>
+        </w:rPr>
+        <w:t>).</w:t>
+      </w:r>
+    </w:p>
+    <w:p>
+      <w:pPr>
+        <w:rPr>
+          <w:rFonts w:ascii="Times New Roman" w:hAnsi="Times New Roman" w:cs="Times New Roman"/>
+          <w:color w:val="000000" w:themeColor="text1"/>
+          <w:lang w:val="en-US"/>
+        </w:rPr>
+      </w:pPr>
+    </w:p>
     <w:sectPr>
       <w:pgSz w:w="11906" w:h="16838"/>
       <w:pgMar w:top="1120" w:right="840" w:bottom="1120" w:left="1120" w:header="708" w:footer="708" w:gutter="0"/>
